--- a/Entregables/Formato 4 Informe.docx
+++ b/Entregables/Formato 4 Informe.docx
@@ -1,13 +1,13 @@
 
 <file path=word/document.xml><?xml version="1.0" encoding="utf-8"?>
-<w:document xmlns:wpc="http://schemas.microsoft.com/office/word/2010/wordprocessingCanvas" xmlns:cx="http://schemas.microsoft.com/office/drawing/2014/chartex" xmlns:cx1="http://schemas.microsoft.com/office/drawing/2015/9/8/chartex" xmlns:cx2="http://schemas.microsoft.com/office/drawing/2015/10/21/chartex" xmlns:cx3="http://schemas.microsoft.com/office/drawing/2016/5/9/chartex" xmlns:cx4="http://schemas.microsoft.com/office/drawing/2016/5/10/chartex" xmlns:cx5="http://schemas.microsoft.com/office/drawing/2016/5/11/chartex" xmlns:cx6="http://schemas.microsoft.com/office/drawing/2016/5/12/chartex" xmlns:cx7="http://schemas.microsoft.com/office/drawing/2016/5/13/chartex" xmlns:cx8="http://schemas.microsoft.com/office/drawing/2016/5/14/chartex" xmlns:mc="http://schemas.openxmlformats.org/markup-compatibility/2006" xmlns:aink="http://schemas.microsoft.com/office/drawing/2016/ink" xmlns:am3d="http://schemas.microsoft.com/office/drawing/2017/model3d" xmlns:o="urn:schemas-microsoft-com:office:office" xmlns:r="http://schemas.openxmlformats.org/officeDocument/2006/relationships" xmlns:m="http://schemas.openxmlformats.org/officeDocument/2006/math" xmlns:v="urn:schemas-microsoft-com:vml" xmlns:wp14="http://schemas.microsoft.com/office/word/2010/wordprocessingDrawing" xmlns:wp="http://schemas.openxmlformats.org/drawingml/2006/wordprocessingDrawing" xmlns:w10="urn:schemas-microsoft-com:office:word" xmlns:w="http://schemas.openxmlformats.org/wordprocessingml/2006/main" xmlns:w14="http://schemas.microsoft.com/office/word/2010/wordml" xmlns:w15="http://schemas.microsoft.com/office/word/2012/wordml" xmlns:w16cex="http://schemas.microsoft.com/office/word/2018/wordml/cex" xmlns:w16cid="http://schemas.microsoft.com/office/word/2016/wordml/cid" xmlns:w16="http://schemas.microsoft.com/office/word/2018/wordml" xmlns:w16sdtdh="http://schemas.microsoft.com/office/word/2020/wordml/sdtdatahash" xmlns:w16se="http://schemas.microsoft.com/office/word/2015/wordml/symex" xmlns:wpg="http://schemas.microsoft.com/office/word/2010/wordprocessingGroup" xmlns:wpi="http://schemas.microsoft.com/office/word/2010/wordprocessingInk" xmlns:wne="http://schemas.microsoft.com/office/word/2006/wordml" xmlns:wps="http://schemas.microsoft.com/office/word/2010/wordprocessingShape" mc:Ignorable="w14 w15 w16se w16cid w16 w16cex w16sdtdh wp14">
+<w:document xmlns:wpc="http://schemas.microsoft.com/office/word/2010/wordprocessingCanvas" xmlns:cx="http://schemas.microsoft.com/office/drawing/2014/chartex" xmlns:cx1="http://schemas.microsoft.com/office/drawing/2015/9/8/chartex" xmlns:cx2="http://schemas.microsoft.com/office/drawing/2015/10/21/chartex" xmlns:cx3="http://schemas.microsoft.com/office/drawing/2016/5/9/chartex" xmlns:cx4="http://schemas.microsoft.com/office/drawing/2016/5/10/chartex" xmlns:cx5="http://schemas.microsoft.com/office/drawing/2016/5/11/chartex" xmlns:cx6="http://schemas.microsoft.com/office/drawing/2016/5/12/chartex" xmlns:cx7="http://schemas.microsoft.com/office/drawing/2016/5/13/chartex" xmlns:cx8="http://schemas.microsoft.com/office/drawing/2016/5/14/chartex" xmlns:mc="http://schemas.openxmlformats.org/markup-compatibility/2006" xmlns:aink="http://schemas.microsoft.com/office/drawing/2016/ink" xmlns:am3d="http://schemas.microsoft.com/office/drawing/2017/model3d" xmlns:o="urn:schemas-microsoft-com:office:office" xmlns:oel="http://schemas.microsoft.com/office/2019/extlst" xmlns:r="http://schemas.openxmlformats.org/officeDocument/2006/relationships" xmlns:m="http://schemas.openxmlformats.org/officeDocument/2006/math" xmlns:v="urn:schemas-microsoft-com:vml" xmlns:wp14="http://schemas.microsoft.com/office/word/2010/wordprocessingDrawing" xmlns:wp="http://schemas.openxmlformats.org/drawingml/2006/wordprocessingDrawing" xmlns:w10="urn:schemas-microsoft-com:office:word" xmlns:w="http://schemas.openxmlformats.org/wordprocessingml/2006/main" xmlns:w14="http://schemas.microsoft.com/office/word/2010/wordml" xmlns:w15="http://schemas.microsoft.com/office/word/2012/wordml" xmlns:w16cex="http://schemas.microsoft.com/office/word/2018/wordml/cex" xmlns:w16cid="http://schemas.microsoft.com/office/word/2016/wordml/cid" xmlns:w16="http://schemas.microsoft.com/office/word/2018/wordml" xmlns:w16du="http://schemas.microsoft.com/office/word/2023/wordml/word16du" xmlns:w16sdtdh="http://schemas.microsoft.com/office/word/2020/wordml/sdtdatahash" xmlns:w16sdtfl="http://schemas.microsoft.com/office/word/2024/wordml/sdtformatlock" xmlns:w16se="http://schemas.microsoft.com/office/word/2015/wordml/symex" xmlns:wpg="http://schemas.microsoft.com/office/word/2010/wordprocessingGroup" xmlns:wpi="http://schemas.microsoft.com/office/word/2010/wordprocessingInk" xmlns:wne="http://schemas.microsoft.com/office/word/2006/wordml" xmlns:wps="http://schemas.microsoft.com/office/word/2010/wordprocessingShape" mc:Ignorable="w14 w15 w16se w16cid w16 w16cex w16sdtdh w16sdtfl w16du wp14">
   <w:body>
     <w:p>
       <w:pPr>
         <w:pStyle w:val="Subttulo"/>
         <w:spacing w:after="0"/>
         <w:rPr>
-          <w:rStyle w:val="Textoennegrita"/>
+          <w:rStyle w:val="Fuerte"/>
           <w:rFonts w:ascii="Times New Roman" w:hAnsi="Times New Roman"/>
           <w:color w:val="000000" w:themeColor="text1"/>
           <w:sz w:val="22"/>
@@ -40,7 +40,7 @@
         <w:pStyle w:val="Subttulo"/>
         <w:spacing w:after="0"/>
         <w:rPr>
-          <w:rStyle w:val="Textoennegrita"/>
+          <w:rStyle w:val="Fuerte"/>
           <w:rFonts w:ascii="Times New Roman" w:hAnsi="Times New Roman"/>
           <w:color w:val="000000" w:themeColor="text1"/>
           <w:sz w:val="22"/>
@@ -50,7 +50,7 @@
       </w:pPr>
       <w:r>
         <w:rPr>
-          <w:rStyle w:val="Textoennegrita"/>
+          <w:rStyle w:val="Fuerte"/>
           <w:rFonts w:ascii="Times New Roman" w:hAnsi="Times New Roman"/>
           <w:color w:val="000000" w:themeColor="text1"/>
           <w:sz w:val="22"/>
@@ -61,32 +61,45 @@
       </w:r>
       <w:r>
         <w:rPr>
-          <w:rStyle w:val="Textoennegrita"/>
+          <w:rStyle w:val="Fuerte"/>
           <w:rFonts w:ascii="Times New Roman" w:hAnsi="Times New Roman"/>
           <w:color w:val="000000" w:themeColor="text1"/>
           <w:sz w:val="22"/>
           <w:szCs w:val="22"/>
           <w:u w:val="single"/>
         </w:rPr>
-        <w:t>E PRÁCTICAS PRE PROFESIONALES</w:t>
-      </w:r>
-    </w:p>
-    <w:p>
-      <w:pPr>
-        <w:pStyle w:val="Subttulo"/>
-        <w:spacing w:after="0"/>
-        <w:rPr>
-          <w:rStyle w:val="Textoennegrita"/>
+        <w:t xml:space="preserve">E PRÁCTICAS </w:t>
+      </w:r>
+      <w:proofErr w:type="gramStart"/>
+      <w:r>
+        <w:rPr>
+          <w:rStyle w:val="Fuerte"/>
           <w:rFonts w:ascii="Times New Roman" w:hAnsi="Times New Roman"/>
           <w:color w:val="000000" w:themeColor="text1"/>
           <w:sz w:val="22"/>
           <w:szCs w:val="22"/>
           <w:u w:val="single"/>
         </w:rPr>
-      </w:pPr>
-      <w:r>
-        <w:rPr>
-          <w:rStyle w:val="Textoennegrita"/>
+        <w:t>PRE PROFESIONALES</w:t>
+      </w:r>
+      <w:proofErr w:type="gramEnd"/>
+    </w:p>
+    <w:p>
+      <w:pPr>
+        <w:pStyle w:val="Subttulo"/>
+        <w:spacing w:after="0"/>
+        <w:rPr>
+          <w:rStyle w:val="Fuerte"/>
+          <w:rFonts w:ascii="Times New Roman" w:hAnsi="Times New Roman"/>
+          <w:color w:val="000000" w:themeColor="text1"/>
+          <w:sz w:val="22"/>
+          <w:szCs w:val="22"/>
+          <w:u w:val="single"/>
+        </w:rPr>
+      </w:pPr>
+      <w:r>
+        <w:rPr>
+          <w:rStyle w:val="Fuerte"/>
           <w:rFonts w:ascii="Times New Roman" w:hAnsi="Times New Roman"/>
           <w:color w:val="000000" w:themeColor="text1"/>
           <w:sz w:val="22"/>
@@ -110,53 +123,6 @@
       </w:r>
     </w:p>
     <w:p>
-      <w:pPr>
-        <w:pStyle w:val="Subttulo"/>
-        <w:spacing w:after="0"/>
-        <w:jc w:val="both"/>
-        <w:rPr>
-          <w:rStyle w:val="Textoennegrita"/>
-          <w:rFonts w:ascii="Times New Roman" w:hAnsi="Times New Roman"/>
-          <w:color w:val="000000" w:themeColor="text1"/>
-          <w:sz w:val="22"/>
-          <w:szCs w:val="22"/>
-          <w:u w:val="single"/>
-        </w:rPr>
-      </w:pPr>
-    </w:p>
-    <w:p>
-      <w:pPr>
-        <w:jc w:val="both"/>
-        <w:rPr>
-          <w:sz w:val="20"/>
-          <w:szCs w:val="20"/>
-        </w:rPr>
-      </w:pPr>
-      <w:r>
-        <w:rPr>
-          <w:sz w:val="20"/>
-          <w:szCs w:val="20"/>
-        </w:rPr>
-        <w:t>El informe deberá iniciar con una carátula como la que se presenta a continuación:</w:t>
-      </w:r>
-    </w:p>
-    <w:p>
-      <w:pPr>
-        <w:jc w:val="both"/>
-        <w:rPr>
-          <w:sz w:val="20"/>
-          <w:szCs w:val="20"/>
-        </w:rPr>
-      </w:pPr>
-    </w:p>
-    <w:p>
-      <w:pPr>
-        <w:jc w:val="both"/>
-        <w:rPr>
-          <w:sz w:val="20"/>
-          <w:szCs w:val="20"/>
-        </w:rPr>
-      </w:pPr>
       <w:r>
         <w:rPr>
           <w:noProof/>
@@ -164,7 +130,7 @@
           <w:szCs w:val="20"/>
         </w:rPr>
         <w:pict w14:anchorId="167CA30D">
-          <v:roundrect id="Rectángulo redondeado 4" o:spid="_x0000_s1026" style="position:absolute;left:0;text-align:left;margin-left:12.45pt;margin-top:1.65pt;width:431.25pt;height:569.35pt;z-index:251658240;visibility:visible" arcsize="10923f" o:gfxdata="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">
+          <v:roundrect id="Rectángulo redondeado 4" o:spid="_x0000_s1026" style="position:absolute;margin-left:12.45pt;margin-top:7.45pt;width:431.25pt;height:594.35pt;z-index:251658240;visibility:visible" arcsize="10923f" o:gfxdata="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">
             <v:textbox style="mso-next-textbox:#Rectángulo redondeado 4">
               <w:txbxContent>
                 <w:p>
@@ -258,7 +224,7 @@
                       <w:b/>
                       <w:sz w:val="22"/>
                       <w:szCs w:val="22"/>
-                      <w:lang w:val="es-EC"/>
+                      <w:lang w:val="es-MX"/>
                     </w:rPr>
                   </w:pPr>
                   <w:r>
@@ -268,7 +234,25 @@
                       <w:szCs w:val="22"/>
                       <w:lang w:val="es-EC"/>
                     </w:rPr>
-                    <w:t>DEPARTAMENTO DE __________________________________________</w:t>
+                    <w:t>DEPARTAMENTO DE</w:t>
+                  </w:r>
+                  <w:r>
+                    <w:rPr>
+                      <w:b/>
+                      <w:sz w:val="22"/>
+                      <w:szCs w:val="22"/>
+                      <w:lang w:val="es-EC"/>
+                    </w:rPr>
+                    <w:t xml:space="preserve"> CIENCIAS DE LA COMPUTACI</w:t>
+                  </w:r>
+                  <w:r>
+                    <w:rPr>
+                      <w:b/>
+                      <w:sz w:val="22"/>
+                      <w:szCs w:val="22"/>
+                      <w:lang w:val="es-MX"/>
+                    </w:rPr>
+                    <w:t>ÓN</w:t>
                   </w:r>
                 </w:p>
                 <w:p>
@@ -313,7 +297,16 @@
                       <w:szCs w:val="22"/>
                       <w:lang w:val="es-EC"/>
                     </w:rPr>
-                    <w:t>CARRERA DE ________________________________________________</w:t>
+                    <w:t xml:space="preserve">CARRERA DE </w:t>
+                  </w:r>
+                  <w:r>
+                    <w:rPr>
+                      <w:b/>
+                      <w:sz w:val="22"/>
+                      <w:szCs w:val="22"/>
+                      <w:lang w:val="es-EC"/>
+                    </w:rPr>
+                    <w:t>SOFTWARE</w:t>
                   </w:r>
                 </w:p>
                 <w:p>
@@ -444,96 +437,24 @@
                 </w:p>
                 <w:p>
                   <w:pPr>
+                    <w:spacing w:line="276" w:lineRule="auto"/>
                     <w:jc w:val="center"/>
                     <w:rPr>
                       <w:b/>
                       <w:color w:val="000000"/>
-                      <w:sz w:val="20"/>
-                      <w:szCs w:val="22"/>
+                      <w:sz w:val="22"/>
                       <w:lang w:val="es-EC"/>
                     </w:rPr>
                   </w:pPr>
                   <w:r>
                     <w:rPr>
                       <w:b/>
+                      <w:bCs/>
                       <w:color w:val="000000"/>
-                      <w:sz w:val="20"/>
-                      <w:szCs w:val="22"/>
-                      <w:lang w:val="es-EC"/>
-                    </w:rPr>
-                    <w:t xml:space="preserve">NOMBRE DE LA </w:t>
-                  </w:r>
-                  <w:r>
-                    <w:rPr>
-                      <w:b/>
-                      <w:color w:val="000000"/>
-                      <w:sz w:val="20"/>
-                      <w:szCs w:val="22"/>
-                      <w:lang w:val="es-EC"/>
-                    </w:rPr>
-                    <w:t>EMPRESA/</w:t>
-                  </w:r>
-                  <w:r>
-                    <w:rPr>
-                      <w:b/>
-                      <w:color w:val="000000"/>
-                      <w:sz w:val="20"/>
-                      <w:szCs w:val="22"/>
-                      <w:lang w:val="es-EC"/>
-                    </w:rPr>
-                    <w:t xml:space="preserve"> </w:t>
-                  </w:r>
-                  <w:r>
-                    <w:rPr>
-                      <w:b/>
-                      <w:color w:val="000000"/>
-                      <w:sz w:val="20"/>
-                      <w:szCs w:val="22"/>
-                      <w:lang w:val="es-EC"/>
-                    </w:rPr>
-                    <w:t>INSTITUCIÓN</w:t>
-                  </w:r>
-                  <w:r>
-                    <w:rPr>
-                      <w:b/>
-                      <w:color w:val="000000"/>
-                      <w:sz w:val="20"/>
-                      <w:szCs w:val="22"/>
-                      <w:lang w:val="es-EC"/>
-                    </w:rPr>
-                    <w:t xml:space="preserve">/ COMUNIDAD </w:t>
-                  </w:r>
-                  <w:r>
-                    <w:rPr>
-                      <w:b/>
-                      <w:color w:val="000000"/>
-                      <w:sz w:val="20"/>
-                      <w:szCs w:val="22"/>
-                      <w:lang w:val="es-EC"/>
-                    </w:rPr>
-                    <w:t xml:space="preserve">DONDE REALIZÓ LA </w:t>
-                  </w:r>
-                </w:p>
-                <w:p>
-                  <w:pPr>
-                    <w:jc w:val="center"/>
-                    <w:rPr>
-                      <w:b/>
-                      <w:color w:val="000000"/>
-                      <w:sz w:val="20"/>
-                      <w:szCs w:val="22"/>
-                      <w:lang w:val="es-EC"/>
-                    </w:rPr>
-                  </w:pPr>
-                  <w:r>
-                    <w:rPr>
-                      <w:b/>
-                      <w:color w:val="000000"/>
-                      <w:sz w:val="20"/>
-                      <w:szCs w:val="22"/>
-                      <w:lang w:val="es-EC"/>
-                    </w:rPr>
-                    <w:t>PRÁCTICA PRE PROFESIONAL</w:t>
+                      <w:sz w:val="22"/>
+                      <w:lang w:val="es-EC"/>
+                    </w:rPr>
+                    <w:t>SMARTPC ECUADOR SAS</w:t>
                   </w:r>
                 </w:p>
                 <w:p>
@@ -543,8 +464,7 @@
                     <w:rPr>
                       <w:b/>
                       <w:color w:val="000000"/>
-                      <w:sz w:val="20"/>
-                      <w:szCs w:val="22"/>
+                      <w:sz w:val="22"/>
                       <w:lang w:val="es-EC"/>
                     </w:rPr>
                   </w:pPr>
@@ -556,8 +476,8 @@
                     <w:rPr>
                       <w:b/>
                       <w:color w:val="000000"/>
-                      <w:sz w:val="16"/>
-                      <w:szCs w:val="16"/>
+                      <w:sz w:val="18"/>
+                      <w:szCs w:val="18"/>
                       <w:lang w:val="es-EC"/>
                     </w:rPr>
                   </w:pPr>
@@ -565,41 +485,21 @@
                     <w:rPr>
                       <w:b/>
                       <w:color w:val="000000"/>
-                      <w:sz w:val="16"/>
-                      <w:szCs w:val="16"/>
-                      <w:lang w:val="es-EC"/>
-                    </w:rPr>
-                    <w:t>NOMBRE</w:t>
+                      <w:sz w:val="18"/>
+                      <w:szCs w:val="18"/>
+                      <w:lang w:val="es-EC"/>
+                    </w:rPr>
+                    <w:t>Jeffrey Alexander Manobanda Chabla</w:t>
                   </w:r>
                   <w:r>
                     <w:rPr>
                       <w:b/>
                       <w:color w:val="000000"/>
-                      <w:sz w:val="16"/>
-                      <w:szCs w:val="16"/>
-                      <w:lang w:val="es-EC"/>
-                    </w:rPr>
-                    <w:t xml:space="preserve">S Y APELLIDOS </w:t>
-                  </w:r>
-                  <w:r>
-                    <w:rPr>
-                      <w:b/>
-                      <w:color w:val="000000"/>
-                      <w:sz w:val="16"/>
-                      <w:szCs w:val="16"/>
-                      <w:lang w:val="es-EC"/>
-                    </w:rPr>
-                    <w:t xml:space="preserve"> DEL ESTUDIANTE</w:t>
-                  </w:r>
-                  <w:r>
-                    <w:rPr>
-                      <w:b/>
-                      <w:color w:val="000000"/>
-                      <w:sz w:val="16"/>
-                      <w:szCs w:val="16"/>
-                      <w:lang w:val="es-EC"/>
-                    </w:rPr>
-                    <w:t xml:space="preserve">:________________________________________ </w:t>
+                      <w:sz w:val="18"/>
+                      <w:szCs w:val="18"/>
+                      <w:lang w:val="es-EC"/>
+                    </w:rPr>
+                    <w:t xml:space="preserve"> </w:t>
                   </w:r>
                 </w:p>
                 <w:p>
@@ -609,8 +509,8 @@
                     <w:rPr>
                       <w:b/>
                       <w:color w:val="000000"/>
-                      <w:sz w:val="16"/>
-                      <w:szCs w:val="16"/>
+                      <w:sz w:val="18"/>
+                      <w:szCs w:val="18"/>
                       <w:lang w:val="es-EC"/>
                     </w:rPr>
                   </w:pPr>
@@ -622,8 +522,8 @@
                     <w:rPr>
                       <w:b/>
                       <w:color w:val="000000"/>
-                      <w:sz w:val="16"/>
-                      <w:szCs w:val="16"/>
+                      <w:sz w:val="18"/>
+                      <w:szCs w:val="18"/>
                       <w:lang w:val="es-EC"/>
                     </w:rPr>
                   </w:pPr>
@@ -631,51 +531,11 @@
                     <w:rPr>
                       <w:b/>
                       <w:color w:val="000000"/>
-                      <w:sz w:val="16"/>
-                      <w:szCs w:val="16"/>
-                      <w:lang w:val="es-EC"/>
-                    </w:rPr>
-                    <w:t xml:space="preserve">NOMBRES Y APELLIDOS  </w:t>
-                  </w:r>
-                  <w:r>
-                    <w:rPr>
-                      <w:b/>
-                      <w:color w:val="000000"/>
-                      <w:sz w:val="16"/>
-                      <w:szCs w:val="16"/>
-                      <w:lang w:val="es-EC"/>
-                    </w:rPr>
-                    <w:t>DEL TUTOR ACAD</w:t>
-                  </w:r>
-                  <w:r>
-                    <w:rPr>
-                      <w:b/>
-                      <w:color w:val="000000"/>
-                      <w:sz w:val="16"/>
-                      <w:szCs w:val="16"/>
-                      <w:lang w:val="es-EC"/>
-                    </w:rPr>
-                    <w:t>É</w:t>
-                  </w:r>
-                  <w:r>
-                    <w:rPr>
-                      <w:b/>
-                      <w:color w:val="000000"/>
-                      <w:sz w:val="16"/>
-                      <w:szCs w:val="16"/>
-                      <w:lang w:val="es-EC"/>
-                    </w:rPr>
-                    <w:t>MICO</w:t>
-                  </w:r>
-                  <w:r>
-                    <w:rPr>
-                      <w:b/>
-                      <w:color w:val="000000"/>
-                      <w:sz w:val="16"/>
-                      <w:szCs w:val="16"/>
-                      <w:lang w:val="es-EC"/>
-                    </w:rPr>
-                    <w:t>:__________________________________</w:t>
+                      <w:sz w:val="18"/>
+                      <w:szCs w:val="18"/>
+                      <w:lang w:val="es-EC"/>
+                    </w:rPr>
+                    <w:t>Jenny Alexandra Ruiz Robalino</w:t>
                   </w:r>
                 </w:p>
                 <w:p>
@@ -815,7 +675,6 @@
                 </w:p>
                 <w:p>
                   <w:pPr>
-                    <w:jc w:val="center"/>
                     <w:rPr>
                       <w:b/>
                       <w:sz w:val="18"/>
@@ -894,6 +753,23 @@
                       <w:lang w:val="es-EC"/>
                     </w:rPr>
                     <w:tab/>
+                  </w:r>
+                  <w:r>
+                    <w:rPr>
+                      <w:b/>
+                      <w:sz w:val="18"/>
+                      <w:szCs w:val="22"/>
+                      <w:lang w:val="es-EC"/>
+                    </w:rPr>
+                    <w:t xml:space="preserve">      </w:t>
+                  </w:r>
+                  <w:r>
+                    <w:rPr>
+                      <w:b/>
+                      <w:sz w:val="18"/>
+                      <w:szCs w:val="22"/>
+                      <w:lang w:val="es-EC"/>
+                    </w:rPr>
                     <w:t>FIRMA DEL ESTUDIANTE</w:t>
                   </w:r>
                 </w:p>
@@ -909,11 +785,22 @@
                   <w:r>
                     <w:rPr>
                       <w:b/>
-                      <w:sz w:val="18"/>
-                      <w:szCs w:val="22"/>
-                      <w:lang w:val="es-EC"/>
-                    </w:rPr>
-                    <w:t>Apellidos y Nombres completos</w:t>
+                      <w:color w:val="000000"/>
+                      <w:sz w:val="16"/>
+                      <w:szCs w:val="16"/>
+                      <w:lang w:val="es-EC"/>
+                    </w:rPr>
+                    <w:t xml:space="preserve">      </w:t>
+                  </w:r>
+                  <w:r>
+                    <w:rPr>
+                      <w:b/>
+                      <w:color w:val="000000"/>
+                      <w:sz w:val="16"/>
+                      <w:szCs w:val="16"/>
+                      <w:lang w:val="es-EC"/>
+                    </w:rPr>
+                    <w:t>Jenny Alexandra Ruiz Robalino</w:t>
                   </w:r>
                   <w:r>
                     <w:rPr>
@@ -940,25 +827,16 @@
                       <w:szCs w:val="22"/>
                       <w:lang w:val="es-EC"/>
                     </w:rPr>
-                    <w:tab/>
+                    <w:t xml:space="preserve">              </w:t>
                   </w:r>
                   <w:r>
                     <w:rPr>
-                      <w:b/>
-                      <w:sz w:val="18"/>
-                      <w:szCs w:val="22"/>
-                      <w:lang w:val="es-EC"/>
-                    </w:rPr>
-                    <w:tab/>
-                  </w:r>
-                  <w:r>
-                    <w:rPr>
-                      <w:b/>
-                      <w:sz w:val="18"/>
-                      <w:szCs w:val="22"/>
-                      <w:lang w:val="es-EC"/>
-                    </w:rPr>
-                    <w:t>Apellidos y Nombres completos</w:t>
+                      <w:rFonts w:ascii="Arial" w:hAnsi="Arial" w:cs="Arial"/>
+                      <w:b/>
+                      <w:sz w:val="16"/>
+                      <w:szCs w:val="16"/>
+                    </w:rPr>
+                    <w:t>Jeffrey Alexander Manobanda Chabla</w:t>
                   </w:r>
                 </w:p>
                 <w:p>
@@ -977,6 +855,37 @@
                     <w:jc w:val="center"/>
                     <w:rPr>
                       <w:b/>
+                      <w:sz w:val="20"/>
+                      <w:szCs w:val="22"/>
+                      <w:lang w:val="es-EC"/>
+                    </w:rPr>
+                  </w:pPr>
+                  <w:r>
+                    <w:rPr>
+                      <w:b/>
+                      <w:sz w:val="20"/>
+                      <w:szCs w:val="22"/>
+                      <w:lang w:val="es-EC"/>
+                    </w:rPr>
+                    <w:t xml:space="preserve">             </w:t>
+                  </w:r>
+                </w:p>
+                <w:p>
+                  <w:pPr>
+                    <w:jc w:val="center"/>
+                    <w:rPr>
+                      <w:b/>
+                      <w:sz w:val="20"/>
+                      <w:szCs w:val="22"/>
+                      <w:lang w:val="es-EC"/>
+                    </w:rPr>
+                  </w:pPr>
+                </w:p>
+                <w:p>
+                  <w:pPr>
+                    <w:jc w:val="center"/>
+                    <w:rPr>
+                      <w:b/>
                       <w:sz w:val="16"/>
                       <w:szCs w:val="16"/>
                     </w:rPr>
@@ -988,7 +897,7 @@
                       <w:szCs w:val="22"/>
                       <w:lang w:val="es-EC"/>
                     </w:rPr>
-                    <w:t xml:space="preserve">                                                 </w:t>
+                    <w:t xml:space="preserve">                                    </w:t>
                   </w:r>
                 </w:p>
                 <w:p>
@@ -1025,20 +934,20 @@
                   <w:pPr>
                     <w:jc w:val="center"/>
                     <w:rPr>
-                      <w:b/>
-                      <w:sz w:val="22"/>
-                      <w:szCs w:val="22"/>
-                      <w:lang w:val="es-EC"/>
+                      <w:rFonts w:ascii="Arial" w:hAnsi="Arial" w:cs="Arial"/>
+                      <w:b/>
+                      <w:sz w:val="16"/>
+                      <w:szCs w:val="16"/>
                     </w:rPr>
                   </w:pPr>
                   <w:r>
                     <w:rPr>
-                      <w:b/>
-                      <w:sz w:val="18"/>
-                      <w:szCs w:val="22"/>
-                      <w:lang w:val="es-EC"/>
-                    </w:rPr>
-                    <w:t>Apellidos y Nombres completos</w:t>
+                      <w:rFonts w:ascii="Arial" w:hAnsi="Arial" w:cs="Arial"/>
+                      <w:b/>
+                      <w:sz w:val="16"/>
+                      <w:szCs w:val="16"/>
+                    </w:rPr>
+                    <w:t>Juan Fernando Peña Calhorrano</w:t>
                   </w:r>
                 </w:p>
                 <w:p>
@@ -1095,7 +1004,7 @@
                       <w:szCs w:val="22"/>
                       <w:lang w:val="es-EC"/>
                     </w:rPr>
-                    <w:t>C</w:t>
+                    <w:t>Quito</w:t>
                   </w:r>
                   <w:r>
                     <w:rPr>
@@ -1104,8 +1013,9 @@
                       <w:szCs w:val="22"/>
                       <w:lang w:val="es-EC"/>
                     </w:rPr>
-                    <w:t>iudad</w:t>
+                    <w:t xml:space="preserve">, </w:t>
                   </w:r>
+                  <w:proofErr w:type="spellStart"/>
                   <w:r>
                     <w:rPr>
                       <w:b/>
@@ -1113,8 +1023,9 @@
                       <w:szCs w:val="22"/>
                       <w:lang w:val="es-EC"/>
                     </w:rPr>
-                    <w:t xml:space="preserve">, </w:t>
+                    <w:t>dd</w:t>
                   </w:r>
+                  <w:proofErr w:type="spellEnd"/>
                   <w:r>
                     <w:rPr>
                       <w:b/>
@@ -1122,7 +1033,7 @@
                       <w:szCs w:val="22"/>
                       <w:lang w:val="es-EC"/>
                     </w:rPr>
-                    <w:t>dd/mm/año</w:t>
+                    <w:t>/mm/año</w:t>
                   </w:r>
                 </w:p>
               </w:txbxContent>
@@ -1292,135 +1203,172 @@
           <w:szCs w:val="20"/>
         </w:rPr>
       </w:pPr>
-    </w:p>
-    <w:p>
-      <w:pPr>
-        <w:jc w:val="both"/>
-        <w:rPr>
-          <w:sz w:val="20"/>
-          <w:szCs w:val="20"/>
-        </w:rPr>
-      </w:pPr>
-    </w:p>
-    <w:p>
-      <w:pPr>
-        <w:jc w:val="both"/>
-        <w:rPr>
-          <w:sz w:val="20"/>
-          <w:szCs w:val="20"/>
-        </w:rPr>
-      </w:pPr>
-    </w:p>
-    <w:p>
-      <w:pPr>
-        <w:jc w:val="both"/>
-        <w:rPr>
-          <w:sz w:val="20"/>
-          <w:szCs w:val="20"/>
-        </w:rPr>
-      </w:pPr>
-    </w:p>
-    <w:p>
-      <w:pPr>
-        <w:jc w:val="both"/>
-        <w:rPr>
-          <w:sz w:val="20"/>
-          <w:szCs w:val="20"/>
-        </w:rPr>
-      </w:pPr>
-    </w:p>
-    <w:p>
-      <w:pPr>
-        <w:jc w:val="both"/>
-        <w:rPr>
-          <w:sz w:val="20"/>
-          <w:szCs w:val="20"/>
-        </w:rPr>
-      </w:pPr>
-    </w:p>
-    <w:p>
-      <w:pPr>
-        <w:jc w:val="both"/>
-        <w:rPr>
-          <w:sz w:val="20"/>
-          <w:szCs w:val="20"/>
-        </w:rPr>
-      </w:pPr>
-    </w:p>
-    <w:p>
-      <w:pPr>
-        <w:jc w:val="both"/>
-        <w:rPr>
-          <w:sz w:val="20"/>
-          <w:szCs w:val="20"/>
-        </w:rPr>
-      </w:pPr>
-    </w:p>
-    <w:p>
-      <w:pPr>
-        <w:jc w:val="both"/>
-        <w:rPr>
-          <w:sz w:val="20"/>
-          <w:szCs w:val="20"/>
-        </w:rPr>
-      </w:pPr>
-    </w:p>
-    <w:p>
-      <w:pPr>
-        <w:jc w:val="both"/>
-        <w:rPr>
-          <w:sz w:val="20"/>
-          <w:szCs w:val="20"/>
-        </w:rPr>
-      </w:pPr>
-    </w:p>
-    <w:p>
-      <w:pPr>
-        <w:jc w:val="both"/>
-        <w:rPr>
-          <w:sz w:val="20"/>
-          <w:szCs w:val="20"/>
-        </w:rPr>
-      </w:pPr>
-    </w:p>
-    <w:p>
-      <w:pPr>
-        <w:jc w:val="both"/>
-        <w:rPr>
-          <w:sz w:val="20"/>
-          <w:szCs w:val="20"/>
-        </w:rPr>
-      </w:pPr>
-    </w:p>
-    <w:p>
-      <w:pPr>
-        <w:jc w:val="both"/>
-        <w:rPr>
-          <w:sz w:val="20"/>
-          <w:szCs w:val="20"/>
-        </w:rPr>
-      </w:pPr>
-    </w:p>
-    <w:p>
-      <w:pPr>
-        <w:jc w:val="both"/>
-        <w:rPr>
-          <w:sz w:val="20"/>
-          <w:szCs w:val="20"/>
-        </w:rPr>
-      </w:pPr>
       <w:r>
         <w:rPr>
           <w:noProof/>
           <w:sz w:val="20"/>
           <w:szCs w:val="20"/>
         </w:rPr>
-        <w:pict w14:anchorId="4687D555">
+        <w:pict w14:anchorId="07CB3F8B">
           <v:shapetype id="_x0000_t202" coordsize="21600,21600" o:spt="202" path="m,l,21600r21600,l21600,xe">
             <v:stroke joinstyle="miter"/>
             <v:path gradientshapeok="t" o:connecttype="rect"/>
           </v:shapetype>
-          <v:shape id="_x0000_s1031" type="#_x0000_t202" style="position:absolute;left:0;text-align:left;margin-left:319.1pt;margin-top:10.45pt;width:30.85pt;height:20.25pt;z-index:251665408;visibility:visible;mso-width-relative:margin;mso-height-relative:margin" o:gfxdata="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">
+          <v:shape id="_x0000_s1037" type="#_x0000_t202" style="position:absolute;left:0;text-align:left;margin-left:64.6pt;margin-top:6.55pt;width:18.65pt;height:21.55pt;z-index:251672576" filled="f" stroked="f">
+            <v:textbox>
+              <w:txbxContent>
+                <w:p>
+                  <w:pPr>
+                    <w:rPr>
+                      <w:lang w:val="es-MX"/>
+                    </w:rPr>
+                  </w:pPr>
+                  <w:r>
+                    <w:rPr>
+                      <w:lang w:val="es-MX"/>
+                    </w:rPr>
+                    <w:t>x</w:t>
+                  </w:r>
+                </w:p>
+              </w:txbxContent>
+            </v:textbox>
+          </v:shape>
+        </w:pict>
+      </w:r>
+    </w:p>
+    <w:p>
+      <w:pPr>
+        <w:jc w:val="both"/>
+        <w:rPr>
+          <w:sz w:val="20"/>
+          <w:szCs w:val="20"/>
+        </w:rPr>
+      </w:pPr>
+    </w:p>
+    <w:p>
+      <w:pPr>
+        <w:jc w:val="both"/>
+        <w:rPr>
+          <w:sz w:val="20"/>
+          <w:szCs w:val="20"/>
+        </w:rPr>
+      </w:pPr>
+    </w:p>
+    <w:p>
+      <w:pPr>
+        <w:jc w:val="both"/>
+        <w:rPr>
+          <w:sz w:val="20"/>
+          <w:szCs w:val="20"/>
+        </w:rPr>
+      </w:pPr>
+    </w:p>
+    <w:p>
+      <w:pPr>
+        <w:jc w:val="both"/>
+        <w:rPr>
+          <w:sz w:val="20"/>
+          <w:szCs w:val="20"/>
+        </w:rPr>
+      </w:pPr>
+    </w:p>
+    <w:p>
+      <w:pPr>
+        <w:jc w:val="both"/>
+        <w:rPr>
+          <w:sz w:val="20"/>
+          <w:szCs w:val="20"/>
+        </w:rPr>
+      </w:pPr>
+    </w:p>
+    <w:p>
+      <w:pPr>
+        <w:jc w:val="both"/>
+        <w:rPr>
+          <w:sz w:val="20"/>
+          <w:szCs w:val="20"/>
+        </w:rPr>
+      </w:pPr>
+    </w:p>
+    <w:p>
+      <w:pPr>
+        <w:jc w:val="both"/>
+        <w:rPr>
+          <w:sz w:val="20"/>
+          <w:szCs w:val="20"/>
+        </w:rPr>
+      </w:pPr>
+    </w:p>
+    <w:p>
+      <w:pPr>
+        <w:jc w:val="both"/>
+        <w:rPr>
+          <w:sz w:val="20"/>
+          <w:szCs w:val="20"/>
+        </w:rPr>
+      </w:pPr>
+    </w:p>
+    <w:p>
+      <w:pPr>
+        <w:jc w:val="both"/>
+        <w:rPr>
+          <w:sz w:val="20"/>
+          <w:szCs w:val="20"/>
+        </w:rPr>
+      </w:pPr>
+    </w:p>
+    <w:p>
+      <w:pPr>
+        <w:jc w:val="both"/>
+        <w:rPr>
+          <w:sz w:val="20"/>
+          <w:szCs w:val="20"/>
+        </w:rPr>
+      </w:pPr>
+    </w:p>
+    <w:p>
+      <w:pPr>
+        <w:jc w:val="both"/>
+        <w:rPr>
+          <w:sz w:val="20"/>
+          <w:szCs w:val="20"/>
+        </w:rPr>
+      </w:pPr>
+    </w:p>
+    <w:p>
+      <w:pPr>
+        <w:jc w:val="both"/>
+        <w:rPr>
+          <w:sz w:val="20"/>
+          <w:szCs w:val="20"/>
+        </w:rPr>
+      </w:pPr>
+    </w:p>
+    <w:p>
+      <w:pPr>
+        <w:jc w:val="both"/>
+        <w:rPr>
+          <w:sz w:val="20"/>
+          <w:szCs w:val="20"/>
+        </w:rPr>
+      </w:pPr>
+    </w:p>
+    <w:p>
+      <w:pPr>
+        <w:jc w:val="both"/>
+        <w:rPr>
+          <w:sz w:val="20"/>
+          <w:szCs w:val="20"/>
+        </w:rPr>
+      </w:pPr>
+      <w:r>
+        <w:rPr>
+          <w:noProof/>
+          <w:sz w:val="20"/>
+          <w:szCs w:val="20"/>
+        </w:rPr>
+        <w:pict w14:anchorId="4687D555">
+          <v:shape id="_x0000_s1031" type="#_x0000_t202" style="position:absolute;left:0;text-align:left;margin-left:319.1pt;margin-top:.45pt;width:30.85pt;height:20.25pt;z-index:251665408;visibility:visible;mso-width-relative:margin;mso-height-relative:margin" o:gfxdata="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">
             <v:textbox>
               <w:txbxContent>
                 <w:p>
@@ -1647,7 +1595,195 @@
           <w:sz w:val="20"/>
           <w:szCs w:val="20"/>
         </w:rPr>
-        <w:t>PORTADA</w:t>
+        <w:lastRenderedPageBreak/>
+        <w:t>INTRODUCCIÓN</w:t>
+      </w:r>
+      <w:r>
+        <w:rPr>
+          <w:rFonts w:ascii="Times New Roman" w:hAnsi="Times New Roman"/>
+          <w:b/>
+          <w:sz w:val="20"/>
+          <w:szCs w:val="20"/>
+        </w:rPr>
+        <w:t xml:space="preserve"> </w:t>
+      </w:r>
+    </w:p>
+    <w:p>
+      <w:pPr>
+        <w:pStyle w:val="NormalWeb"/>
+      </w:pPr>
+      <w:r>
+        <w:t>El presente informe detalla el desarrollo de las prácticas preprofesionales no remuneradas realizadas en la empresa SMARTPC ECUADOR SAS. El trabajo consistió en el diseño, auditoría, desarrollo e implementación de dos sistemas informáticos clave para la organización: el proyecto "</w:t>
+      </w:r>
+      <w:proofErr w:type="spellStart"/>
+      <w:r>
+        <w:t>MesaPass</w:t>
+      </w:r>
+      <w:proofErr w:type="spellEnd"/>
+      <w:r>
+        <w:t>" y el sistema "</w:t>
+      </w:r>
+      <w:proofErr w:type="spellStart"/>
+      <w:r>
+        <w:t>WhatsWay</w:t>
+      </w:r>
+      <w:proofErr w:type="spellEnd"/>
+      <w:r>
+        <w:t xml:space="preserve"> CRM".</w:t>
+      </w:r>
+    </w:p>
+    <w:p>
+      <w:pPr>
+        <w:pStyle w:val="NormalWeb"/>
+      </w:pPr>
+      <w:r>
+        <w:t xml:space="preserve">Las actividades fueron ejecutadas por el estudiante de la Carrera de Software, demostrando la pertinencia de su perfil profesional mediante la aplicación práctica de conocimientos en arquitectura de software, modelado de bases de datos relacionales, consumo de </w:t>
+      </w:r>
+      <w:proofErr w:type="spellStart"/>
+      <w:r>
+        <w:t>APIs</w:t>
+      </w:r>
+      <w:proofErr w:type="spellEnd"/>
+      <w:r>
+        <w:t xml:space="preserve"> de terceros y desarrollo avanzado de interfaces de usuario (Frontend y Backend).</w:t>
+      </w:r>
+    </w:p>
+    <w:p>
+      <w:pPr>
+        <w:pStyle w:val="NormalWeb"/>
+      </w:pPr>
+      <w:r>
+        <w:t>Las prácticas se llevaron a cabo de manera remota en el Departamento de Desarrollo de Software de SMARTPC ECUADOR S</w:t>
+      </w:r>
+      <w:r>
+        <w:t>.</w:t>
+      </w:r>
+      <w:r>
+        <w:t>A</w:t>
+      </w:r>
+      <w:r>
+        <w:t>.</w:t>
+      </w:r>
+      <w:r>
+        <w:t>S, una empresa tecnológica orientada al desarrollo de soluciones informáticas. Se detectaron dos necesidades puntuales: primero, automatizar la gestión de alimentación empresarial mediante convenios (</w:t>
+      </w:r>
+      <w:proofErr w:type="spellStart"/>
+      <w:r>
+        <w:t>MesaPass</w:t>
+      </w:r>
+      <w:proofErr w:type="spellEnd"/>
+      <w:r>
+        <w:t xml:space="preserve">); y segundo, unificar la comunicación de ventas y marketing en un solo sistema </w:t>
+      </w:r>
+      <w:proofErr w:type="spellStart"/>
+      <w:r>
+        <w:t>omnicanal</w:t>
+      </w:r>
+      <w:proofErr w:type="spellEnd"/>
+      <w:r>
+        <w:t xml:space="preserve"> (</w:t>
+      </w:r>
+      <w:proofErr w:type="spellStart"/>
+      <w:r>
+        <w:t>WhatsWay</w:t>
+      </w:r>
+      <w:proofErr w:type="spellEnd"/>
+      <w:r>
+        <w:t xml:space="preserve"> CRM). Se sugirió y aplicó la mejora de estos procesos mediante la digitalización y la centralización de datos.</w:t>
+      </w:r>
+    </w:p>
+    <w:p>
+      <w:pPr>
+        <w:pStyle w:val="NormalWeb"/>
+        <w:rPr>
+          <w:lang w:val="es-ES"/>
+        </w:rPr>
+      </w:pPr>
+      <w:r>
+        <w:t xml:space="preserve">El estudiante se desenvolvió en el área de desarrollo integral (Full Stack). Durante la primera fase (abril), se encargó del frontend de </w:t>
+      </w:r>
+      <w:proofErr w:type="spellStart"/>
+      <w:r>
+        <w:t>MesaPass</w:t>
+      </w:r>
+      <w:proofErr w:type="spellEnd"/>
+      <w:r>
+        <w:t xml:space="preserve">, configurando enrutamiento seguro y vistas dinámicas. En la segunda fase (mayo - junio), lideró la refactorización y expansión del código de </w:t>
+      </w:r>
+      <w:proofErr w:type="spellStart"/>
+      <w:r>
+        <w:t>WhatsWay</w:t>
+      </w:r>
+      <w:proofErr w:type="spellEnd"/>
+      <w:r>
+        <w:t xml:space="preserve"> CRM, migrando bases de datos, programando interfaces interactivas (Kanban) y conectando servicios de redes sociales y correo electrónico. </w:t>
+      </w:r>
+      <w:r>
+        <w:t>A</w:t>
+      </w:r>
+      <w:proofErr w:type="spellStart"/>
+      <w:r>
+        <w:rPr>
+          <w:lang w:val="es-ES"/>
+        </w:rPr>
+        <w:t>plicó</w:t>
+      </w:r>
+      <w:proofErr w:type="spellEnd"/>
+      <w:r>
+        <w:rPr>
+          <w:lang w:val="es-ES"/>
+        </w:rPr>
+        <w:t xml:space="preserve"> conocimientos adquiridos durante su formación en Ingeniería de Software, tales como desarrollo web, diseño de </w:t>
+      </w:r>
+      <w:proofErr w:type="spellStart"/>
+      <w:r>
+        <w:rPr>
+          <w:lang w:val="es-ES"/>
+        </w:rPr>
+        <w:t>APIs</w:t>
+      </w:r>
+      <w:proofErr w:type="spellEnd"/>
+      <w:r>
+        <w:rPr>
+          <w:lang w:val="es-ES"/>
+        </w:rPr>
+        <w:t xml:space="preserve"> de Transferencia de Estado Representacional (REST, por sus siglas en inglés), manejo de bases de datos relacionales y control de versiones con GitHub. Además, se fortalecieron competencias en análisis de requerimientos, resolución de problemas técnicos</w:t>
+      </w:r>
+      <w:r>
+        <w:rPr>
+          <w:lang w:val="es-ES"/>
+        </w:rPr>
+        <w:t>.</w:t>
+      </w:r>
+    </w:p>
+    <w:p>
+      <w:pPr>
+        <w:pStyle w:val="NormalWeb"/>
+      </w:pPr>
+      <w:r>
+        <w:t>El período de prácticas comprendió desde el 13 de abril de 2026 hasta el 12 de junio de 2026, cumpliendo con la modalidad de trabajo remoto en el horario establecido de 16:00 PM a 22:00 PM.</w:t>
+      </w:r>
+      <w:r>
+        <w:t xml:space="preserve"> </w:t>
+      </w:r>
+      <w:r>
+        <w:t xml:space="preserve">Finalmente, el propósito de este trabajo fue contribuir al desarrollo de una plataforma funcional, escalable y alineada con necesidades reales del negocio, logrando como resultados el fortalecimiento de conocimientos en arquitecturas modernas, implementación de sistemas </w:t>
+      </w:r>
+      <w:proofErr w:type="spellStart"/>
+      <w:r>
+        <w:t>multi-tenant</w:t>
+      </w:r>
+      <w:proofErr w:type="spellEnd"/>
+      <w:r>
+        <w:t xml:space="preserve">, validación de servicios mediante herramientas de </w:t>
+      </w:r>
+      <w:proofErr w:type="spellStart"/>
+      <w:r>
+        <w:t>testing</w:t>
+      </w:r>
+      <w:proofErr w:type="spellEnd"/>
+      <w:r>
+        <w:t xml:space="preserve"> y mejora en la organización de procesos de desarrollo de software. </w:t>
       </w:r>
     </w:p>
     <w:p>
@@ -1657,6 +1793,7 @@
           <w:ilvl w:val="0"/>
           <w:numId w:val="5"/>
         </w:numPr>
+        <w:spacing w:line="360" w:lineRule="auto"/>
         <w:rPr>
           <w:rFonts w:ascii="Times New Roman" w:hAnsi="Times New Roman"/>
           <w:b/>
@@ -1671,95 +1808,550 @@
           <w:sz w:val="20"/>
           <w:szCs w:val="20"/>
         </w:rPr>
-        <w:t>INTRODUCCIÓN</w:t>
-      </w:r>
-      <w:r>
+        <w:t>DESARROLLO</w:t>
+      </w:r>
+    </w:p>
+    <w:p>
+      <w:pPr>
+        <w:pStyle w:val="Textoindependiente"/>
+        <w:spacing w:line="360" w:lineRule="auto"/>
+        <w:ind w:left="720"/>
+        <w:rPr>
+          <w:rFonts w:ascii="Times New Roman" w:hAnsi="Times New Roman"/>
+          <w:sz w:val="20"/>
+          <w:szCs w:val="20"/>
+        </w:rPr>
+      </w:pPr>
+      <w:r>
+        <w:rPr>
+          <w:rFonts w:ascii="Times New Roman" w:hAnsi="Times New Roman"/>
+          <w:sz w:val="20"/>
+          <w:szCs w:val="20"/>
+        </w:rPr>
+        <w:t>En esta sección del informe, e</w:t>
+      </w:r>
+      <w:r>
+        <w:rPr>
+          <w:rFonts w:ascii="Times New Roman" w:hAnsi="Times New Roman"/>
+          <w:sz w:val="20"/>
+          <w:szCs w:val="20"/>
+        </w:rPr>
+        <w:t xml:space="preserve">l estudiante deberá describir en forma clara que </w:t>
+      </w:r>
+      <w:r>
+        <w:rPr>
+          <w:rFonts w:ascii="Times New Roman" w:hAnsi="Times New Roman"/>
+          <w:sz w:val="20"/>
+          <w:szCs w:val="20"/>
+        </w:rPr>
+        <w:t xml:space="preserve">actividades </w:t>
+      </w:r>
+      <w:r>
+        <w:rPr>
+          <w:rFonts w:ascii="Times New Roman" w:hAnsi="Times New Roman"/>
+          <w:sz w:val="20"/>
+          <w:szCs w:val="20"/>
+        </w:rPr>
+        <w:t xml:space="preserve">realizó </w:t>
+      </w:r>
+      <w:r>
+        <w:rPr>
+          <w:rFonts w:ascii="Times New Roman" w:hAnsi="Times New Roman"/>
+          <w:sz w:val="20"/>
+          <w:szCs w:val="20"/>
+        </w:rPr>
+        <w:t>durante el desarrollo de</w:t>
+      </w:r>
+      <w:r>
+        <w:rPr>
+          <w:rFonts w:ascii="Times New Roman" w:hAnsi="Times New Roman"/>
+          <w:sz w:val="20"/>
+          <w:szCs w:val="20"/>
+        </w:rPr>
+        <w:t xml:space="preserve"> su </w:t>
+      </w:r>
+      <w:r>
+        <w:rPr>
+          <w:rFonts w:ascii="Times New Roman" w:hAnsi="Times New Roman"/>
+          <w:sz w:val="20"/>
+          <w:szCs w:val="20"/>
+        </w:rPr>
+        <w:t xml:space="preserve">práctica </w:t>
+      </w:r>
+      <w:proofErr w:type="gramStart"/>
+      <w:r>
+        <w:rPr>
+          <w:rFonts w:ascii="Times New Roman" w:hAnsi="Times New Roman"/>
+          <w:sz w:val="20"/>
+          <w:szCs w:val="20"/>
+        </w:rPr>
+        <w:t>pre profesional</w:t>
+      </w:r>
+      <w:proofErr w:type="gramEnd"/>
+      <w:r>
+        <w:rPr>
+          <w:rFonts w:ascii="Times New Roman" w:hAnsi="Times New Roman"/>
+          <w:sz w:val="20"/>
+          <w:szCs w:val="20"/>
+        </w:rPr>
+        <w:t xml:space="preserve">, </w:t>
+      </w:r>
+      <w:r>
+        <w:rPr>
+          <w:rFonts w:ascii="Times New Roman" w:hAnsi="Times New Roman"/>
+          <w:sz w:val="20"/>
+          <w:szCs w:val="20"/>
+        </w:rPr>
+        <w:t xml:space="preserve">en qué área o departamento, </w:t>
+      </w:r>
+      <w:r>
+        <w:rPr>
+          <w:rFonts w:ascii="Times New Roman" w:hAnsi="Times New Roman"/>
+          <w:sz w:val="20"/>
+          <w:szCs w:val="20"/>
+        </w:rPr>
+        <w:t>que metodología utilizó, cuáles fueron las técnicas de trabajo, recursos utilizados, limitaciones e</w:t>
+      </w:r>
+      <w:r>
+        <w:rPr>
+          <w:rFonts w:ascii="Times New Roman" w:hAnsi="Times New Roman"/>
+          <w:sz w:val="20"/>
+          <w:szCs w:val="20"/>
+        </w:rPr>
+        <w:t>ncontradas y éxitos alcanzados. Demostrar</w:t>
+      </w:r>
+      <w:r>
+        <w:rPr>
+          <w:rFonts w:ascii="Times New Roman" w:hAnsi="Times New Roman"/>
+          <w:sz w:val="20"/>
+          <w:szCs w:val="20"/>
+        </w:rPr>
+        <w:t xml:space="preserve"> su trabajo con diagramas, fotos, esquemas, planos, </w:t>
+      </w:r>
+      <w:r>
+        <w:rPr>
+          <w:rFonts w:ascii="Times New Roman" w:hAnsi="Times New Roman"/>
+          <w:sz w:val="20"/>
+          <w:szCs w:val="20"/>
+        </w:rPr>
+        <w:t>o cualquier otro elemento que facilite este propósito. Estos elementos deben incluir un pie de figura, que indique de qué se trata ésta.</w:t>
+      </w:r>
+      <w:r>
+        <w:rPr>
+          <w:rFonts w:ascii="Times New Roman" w:hAnsi="Times New Roman"/>
+          <w:sz w:val="20"/>
+          <w:szCs w:val="20"/>
+        </w:rPr>
+        <w:t xml:space="preserve"> </w:t>
+      </w:r>
+      <w:r>
+        <w:rPr>
+          <w:rFonts w:ascii="Times New Roman" w:hAnsi="Times New Roman"/>
+          <w:sz w:val="20"/>
+          <w:szCs w:val="20"/>
+        </w:rPr>
+        <w:t>La misma, debe tener</w:t>
+      </w:r>
+      <w:r>
+        <w:rPr>
+          <w:rFonts w:ascii="Times New Roman" w:hAnsi="Times New Roman"/>
+          <w:sz w:val="20"/>
+          <w:szCs w:val="20"/>
+        </w:rPr>
+        <w:t xml:space="preserve"> r</w:t>
+      </w:r>
+      <w:r>
+        <w:rPr>
+          <w:rFonts w:ascii="Times New Roman" w:hAnsi="Times New Roman"/>
+          <w:sz w:val="20"/>
+          <w:szCs w:val="20"/>
+        </w:rPr>
+        <w:t xml:space="preserve">elación con el perfil de egreso de la </w:t>
+      </w:r>
+      <w:proofErr w:type="gramStart"/>
+      <w:r>
+        <w:rPr>
+          <w:rFonts w:ascii="Times New Roman" w:hAnsi="Times New Roman"/>
+          <w:sz w:val="20"/>
+          <w:szCs w:val="20"/>
+        </w:rPr>
+        <w:t>carrera</w:t>
+      </w:r>
+      <w:proofErr w:type="gramEnd"/>
+      <w:r>
+        <w:rPr>
+          <w:rFonts w:ascii="Times New Roman" w:hAnsi="Times New Roman"/>
+          <w:sz w:val="20"/>
+          <w:szCs w:val="20"/>
+        </w:rPr>
+        <w:t xml:space="preserve"> así como con los</w:t>
+      </w:r>
+      <w:r>
+        <w:rPr>
+          <w:rFonts w:ascii="Times New Roman" w:hAnsi="Times New Roman"/>
+          <w:sz w:val="20"/>
+          <w:szCs w:val="20"/>
+        </w:rPr>
+        <w:t xml:space="preserve"> resu</w:t>
+      </w:r>
+      <w:r>
+        <w:rPr>
+          <w:rFonts w:ascii="Times New Roman" w:hAnsi="Times New Roman"/>
+          <w:sz w:val="20"/>
+          <w:szCs w:val="20"/>
+        </w:rPr>
+        <w:t>ltados de aprendizaje específicos de la carrera</w:t>
+      </w:r>
+      <w:r>
+        <w:rPr>
+          <w:rFonts w:ascii="Times New Roman" w:hAnsi="Times New Roman"/>
+          <w:sz w:val="20"/>
+          <w:szCs w:val="20"/>
+        </w:rPr>
+        <w:t>.</w:t>
+      </w:r>
+    </w:p>
+    <w:p>
+      <w:pPr>
+        <w:pStyle w:val="Textoindependiente"/>
+        <w:spacing w:line="360" w:lineRule="auto"/>
         <w:rPr>
           <w:rFonts w:ascii="Times New Roman" w:hAnsi="Times New Roman"/>
           <w:b/>
-          <w:sz w:val="20"/>
-          <w:szCs w:val="20"/>
-        </w:rPr>
-        <w:t xml:space="preserve"> </w:t>
-      </w:r>
-    </w:p>
-    <w:p>
-      <w:pPr>
+          <w:sz w:val="8"/>
+          <w:szCs w:val="20"/>
+        </w:rPr>
+      </w:pPr>
+    </w:p>
+    <w:p>
+      <w:pPr>
+        <w:pStyle w:val="Textoindependiente"/>
+        <w:numPr>
+          <w:ilvl w:val="0"/>
+          <w:numId w:val="5"/>
+        </w:numPr>
         <w:spacing w:line="360" w:lineRule="auto"/>
-        <w:ind w:left="708"/>
-        <w:jc w:val="both"/>
-        <w:rPr>
-          <w:sz w:val="20"/>
-          <w:szCs w:val="20"/>
-        </w:rPr>
-      </w:pPr>
-      <w:r>
-        <w:rPr>
-          <w:sz w:val="20"/>
-          <w:szCs w:val="20"/>
-        </w:rPr>
-        <w:t xml:space="preserve">Es una información detallada acerca del desarrollo de la </w:t>
-      </w:r>
-      <w:r>
-        <w:rPr>
-          <w:sz w:val="20"/>
-          <w:szCs w:val="20"/>
-        </w:rPr>
-        <w:t xml:space="preserve">pasantía, </w:t>
-      </w:r>
-      <w:r>
-        <w:rPr>
-          <w:sz w:val="20"/>
-          <w:szCs w:val="20"/>
-        </w:rPr>
-        <w:t>práctica pre profesional no remunerada, ayudantías</w:t>
-      </w:r>
-      <w:r>
-        <w:rPr>
-          <w:sz w:val="20"/>
-          <w:szCs w:val="20"/>
-        </w:rPr>
-        <w:t xml:space="preserve"> (cátedra o investigación), servicio a la comunidad. El informe </w:t>
-      </w:r>
-      <w:r>
-        <w:rPr>
-          <w:sz w:val="20"/>
-          <w:szCs w:val="20"/>
-        </w:rPr>
-        <w:t>debe</w:t>
-      </w:r>
-      <w:r>
-        <w:rPr>
-          <w:sz w:val="20"/>
-          <w:szCs w:val="20"/>
-        </w:rPr>
-        <w:t xml:space="preserve"> responde</w:t>
-      </w:r>
-      <w:r>
-        <w:rPr>
-          <w:sz w:val="20"/>
-          <w:szCs w:val="20"/>
-        </w:rPr>
-        <w:t>r</w:t>
-      </w:r>
-      <w:r>
-        <w:rPr>
-          <w:sz w:val="20"/>
-          <w:szCs w:val="20"/>
-        </w:rPr>
-        <w:t xml:space="preserve"> a las siguientes preguntas:</w:t>
-      </w:r>
-    </w:p>
-    <w:p>
-      <w:pPr>
+        <w:rPr>
+          <w:rFonts w:ascii="Times New Roman" w:hAnsi="Times New Roman"/>
+          <w:b/>
+          <w:sz w:val="20"/>
+          <w:szCs w:val="20"/>
+        </w:rPr>
+      </w:pPr>
+      <w:r>
+        <w:rPr>
+          <w:rFonts w:ascii="Times New Roman" w:hAnsi="Times New Roman"/>
+          <w:b/>
+          <w:sz w:val="20"/>
+          <w:szCs w:val="20"/>
+        </w:rPr>
+        <w:t>CONCLUSIONES</w:t>
+      </w:r>
+    </w:p>
+    <w:p>
+      <w:pPr>
+        <w:pStyle w:val="Textoindependiente"/>
         <w:spacing w:line="360" w:lineRule="auto"/>
-        <w:ind w:left="708"/>
-        <w:jc w:val="both"/>
-        <w:rPr>
-          <w:sz w:val="2"/>
-          <w:szCs w:val="20"/>
-        </w:rPr>
-      </w:pPr>
+        <w:ind w:left="720"/>
+        <w:rPr>
+          <w:rFonts w:ascii="Times New Roman" w:hAnsi="Times New Roman"/>
+          <w:sz w:val="20"/>
+          <w:szCs w:val="20"/>
+        </w:rPr>
+      </w:pPr>
+      <w:r>
+        <w:rPr>
+          <w:rFonts w:ascii="Times New Roman" w:hAnsi="Times New Roman"/>
+          <w:sz w:val="20"/>
+          <w:szCs w:val="20"/>
+        </w:rPr>
+        <w:lastRenderedPageBreak/>
+        <w:t>Es un resumen de los aspectos más re</w:t>
+      </w:r>
+      <w:r>
+        <w:rPr>
+          <w:rFonts w:ascii="Times New Roman" w:hAnsi="Times New Roman"/>
+          <w:sz w:val="20"/>
+          <w:szCs w:val="20"/>
+        </w:rPr>
+        <w:t>levante</w:t>
+      </w:r>
+      <w:r>
+        <w:rPr>
+          <w:rFonts w:ascii="Times New Roman" w:hAnsi="Times New Roman"/>
+          <w:sz w:val="20"/>
+          <w:szCs w:val="20"/>
+        </w:rPr>
+        <w:t>s de las actividades realizadas</w:t>
+      </w:r>
+      <w:r>
+        <w:rPr>
+          <w:rFonts w:ascii="Times New Roman" w:hAnsi="Times New Roman"/>
+          <w:sz w:val="20"/>
+          <w:szCs w:val="20"/>
+        </w:rPr>
+        <w:t xml:space="preserve"> y un balance general de los objetivos que se cumplieron.</w:t>
+      </w:r>
+    </w:p>
+    <w:p>
+      <w:pPr>
+        <w:pStyle w:val="Textoindependiente"/>
+        <w:numPr>
+          <w:ilvl w:val="0"/>
+          <w:numId w:val="5"/>
+        </w:numPr>
+        <w:spacing w:line="360" w:lineRule="auto"/>
+        <w:rPr>
+          <w:rFonts w:ascii="Times New Roman" w:hAnsi="Times New Roman"/>
+          <w:b/>
+          <w:sz w:val="20"/>
+          <w:szCs w:val="20"/>
+        </w:rPr>
+      </w:pPr>
+      <w:r>
+        <w:rPr>
+          <w:rFonts w:ascii="Times New Roman" w:hAnsi="Times New Roman"/>
+          <w:b/>
+          <w:sz w:val="20"/>
+          <w:szCs w:val="20"/>
+        </w:rPr>
+        <w:t>RECOMENDACIONES</w:t>
+      </w:r>
+    </w:p>
+    <w:p>
+      <w:pPr>
+        <w:pStyle w:val="Textoindependiente"/>
+        <w:spacing w:line="360" w:lineRule="auto"/>
+        <w:ind w:left="720"/>
+        <w:rPr>
+          <w:rFonts w:ascii="Times New Roman" w:hAnsi="Times New Roman"/>
+          <w:sz w:val="20"/>
+          <w:szCs w:val="20"/>
+        </w:rPr>
+      </w:pPr>
+      <w:r>
+        <w:rPr>
+          <w:rFonts w:ascii="Times New Roman" w:hAnsi="Times New Roman"/>
+          <w:sz w:val="20"/>
+          <w:szCs w:val="20"/>
+        </w:rPr>
+        <w:t xml:space="preserve">Recomendaciones que </w:t>
+      </w:r>
+      <w:r>
+        <w:rPr>
+          <w:rFonts w:ascii="Times New Roman" w:hAnsi="Times New Roman"/>
+          <w:sz w:val="20"/>
+          <w:szCs w:val="20"/>
+        </w:rPr>
+        <w:t xml:space="preserve">el estudiante considere procedentes, con el fin de </w:t>
+      </w:r>
+      <w:r>
+        <w:rPr>
+          <w:rFonts w:ascii="Times New Roman" w:hAnsi="Times New Roman"/>
+          <w:sz w:val="20"/>
+          <w:szCs w:val="20"/>
+        </w:rPr>
+        <w:t>que</w:t>
+      </w:r>
+      <w:r>
+        <w:rPr>
+          <w:rFonts w:ascii="Times New Roman" w:hAnsi="Times New Roman"/>
+          <w:sz w:val="20"/>
+          <w:szCs w:val="20"/>
+        </w:rPr>
+        <w:t xml:space="preserve"> en</w:t>
+      </w:r>
+      <w:r>
+        <w:rPr>
+          <w:rFonts w:ascii="Times New Roman" w:hAnsi="Times New Roman"/>
+          <w:sz w:val="20"/>
+          <w:szCs w:val="20"/>
+        </w:rPr>
+        <w:t xml:space="preserve"> la empresa</w:t>
+      </w:r>
+      <w:r>
+        <w:rPr>
+          <w:rFonts w:ascii="Times New Roman" w:hAnsi="Times New Roman"/>
+          <w:sz w:val="20"/>
+          <w:szCs w:val="20"/>
+        </w:rPr>
+        <w:t>/ institución</w:t>
+      </w:r>
+      <w:r>
+        <w:rPr>
+          <w:rFonts w:ascii="Times New Roman" w:hAnsi="Times New Roman"/>
+          <w:sz w:val="20"/>
+          <w:szCs w:val="20"/>
+        </w:rPr>
+        <w:t xml:space="preserve"> / comunidad, así como en</w:t>
+      </w:r>
+      <w:r>
+        <w:rPr>
+          <w:rFonts w:ascii="Times New Roman" w:hAnsi="Times New Roman"/>
+          <w:sz w:val="20"/>
+          <w:szCs w:val="20"/>
+        </w:rPr>
+        <w:t xml:space="preserve"> la universi</w:t>
+      </w:r>
+      <w:r>
+        <w:rPr>
+          <w:rFonts w:ascii="Times New Roman" w:hAnsi="Times New Roman"/>
+          <w:sz w:val="20"/>
+          <w:szCs w:val="20"/>
+        </w:rPr>
+        <w:t>dad, las conozcan y las apliquen.</w:t>
+      </w:r>
+    </w:p>
+    <w:p>
+      <w:pPr>
+        <w:pStyle w:val="Textoindependiente"/>
+        <w:spacing w:line="360" w:lineRule="auto"/>
+        <w:ind w:left="720"/>
+        <w:rPr>
+          <w:rFonts w:ascii="Times New Roman" w:hAnsi="Times New Roman"/>
+          <w:sz w:val="10"/>
+          <w:szCs w:val="20"/>
+        </w:rPr>
+      </w:pPr>
+    </w:p>
+    <w:p>
+      <w:pPr>
+        <w:pStyle w:val="Textoindependiente"/>
+        <w:numPr>
+          <w:ilvl w:val="0"/>
+          <w:numId w:val="5"/>
+        </w:numPr>
+        <w:spacing w:line="360" w:lineRule="auto"/>
+        <w:rPr>
+          <w:rFonts w:ascii="Times New Roman" w:hAnsi="Times New Roman"/>
+          <w:b/>
+          <w:sz w:val="20"/>
+          <w:szCs w:val="20"/>
+        </w:rPr>
+      </w:pPr>
+      <w:r>
+        <w:rPr>
+          <w:rFonts w:ascii="Times New Roman" w:hAnsi="Times New Roman"/>
+          <w:b/>
+          <w:sz w:val="20"/>
+          <w:szCs w:val="20"/>
+        </w:rPr>
+        <w:t>ANEXOS</w:t>
+      </w:r>
+    </w:p>
+    <w:p>
+      <w:pPr>
+        <w:pStyle w:val="Textoindependiente"/>
+        <w:spacing w:line="360" w:lineRule="auto"/>
+        <w:ind w:left="720"/>
+        <w:rPr>
+          <w:rFonts w:ascii="Times New Roman" w:hAnsi="Times New Roman"/>
+          <w:sz w:val="20"/>
+          <w:szCs w:val="20"/>
+        </w:rPr>
+      </w:pPr>
+      <w:r>
+        <w:rPr>
+          <w:rFonts w:ascii="Times New Roman" w:hAnsi="Times New Roman"/>
+          <w:sz w:val="20"/>
+          <w:szCs w:val="20"/>
+        </w:rPr>
+        <w:t>Es un aspecto o</w:t>
+      </w:r>
+      <w:r>
+        <w:rPr>
+          <w:rFonts w:ascii="Times New Roman" w:hAnsi="Times New Roman"/>
+          <w:sz w:val="20"/>
+          <w:szCs w:val="20"/>
+        </w:rPr>
+        <w:t>pcional, es el material que contribuye aclarar o complementar la información presentada, debe llevar título y est</w:t>
+      </w:r>
+      <w:r>
+        <w:rPr>
+          <w:rFonts w:ascii="Times New Roman" w:hAnsi="Times New Roman"/>
+          <w:sz w:val="20"/>
+          <w:szCs w:val="20"/>
+        </w:rPr>
+        <w:t>ar referenciada en el contenido</w:t>
+      </w:r>
+      <w:r>
+        <w:rPr>
+          <w:rFonts w:ascii="Times New Roman" w:hAnsi="Times New Roman"/>
+          <w:sz w:val="20"/>
+          <w:szCs w:val="20"/>
+        </w:rPr>
+        <w:t>.</w:t>
+      </w:r>
+    </w:p>
+    <w:p>
+      <w:pPr>
+        <w:spacing w:line="360" w:lineRule="auto"/>
+        <w:jc w:val="both"/>
+        <w:rPr>
+          <w:b/>
+        </w:rPr>
+      </w:pPr>
+    </w:p>
+    <w:p>
+      <w:pPr>
+        <w:spacing w:line="360" w:lineRule="auto"/>
+        <w:jc w:val="both"/>
+        <w:rPr>
+          <w:b/>
+        </w:rPr>
+      </w:pPr>
+      <w:r>
+        <w:rPr>
+          <w:b/>
+        </w:rPr>
+        <w:t>CARACTERÍSTICAS DE LA PRESENTACIÓN DEL INFORME</w:t>
+      </w:r>
+    </w:p>
+    <w:p>
+      <w:pPr>
+        <w:spacing w:line="360" w:lineRule="auto"/>
+        <w:ind w:left="284"/>
+        <w:jc w:val="both"/>
+        <w:rPr>
+          <w:sz w:val="20"/>
+          <w:szCs w:val="20"/>
+        </w:rPr>
+      </w:pPr>
+      <w:r>
+        <w:rPr>
+          <w:sz w:val="20"/>
+          <w:szCs w:val="20"/>
+        </w:rPr>
+        <w:t>El informe deber</w:t>
+      </w:r>
+      <w:r>
+        <w:rPr>
+          <w:sz w:val="20"/>
+          <w:szCs w:val="20"/>
+        </w:rPr>
+        <w:t>á</w:t>
+      </w:r>
+      <w:r>
+        <w:rPr>
+          <w:sz w:val="20"/>
+          <w:szCs w:val="20"/>
+        </w:rPr>
+        <w:t xml:space="preserve"> redactarse en tercera persona o en forma impersonal</w:t>
+      </w:r>
+      <w:r>
+        <w:rPr>
+          <w:sz w:val="20"/>
+          <w:szCs w:val="20"/>
+        </w:rPr>
+        <w:t>, se debe hacer uso de las normas APA 6ta. edición</w:t>
+      </w:r>
+      <w:r>
+        <w:rPr>
+          <w:sz w:val="20"/>
+          <w:szCs w:val="20"/>
+        </w:rPr>
+        <w:t>:</w:t>
+      </w:r>
     </w:p>
     <w:p>
       <w:pPr>
@@ -1782,14 +2374,22 @@
           <w:sz w:val="20"/>
           <w:szCs w:val="20"/>
         </w:rPr>
-        <w:t>¿Qué?</w:t>
-      </w:r>
-      <w:r>
-        <w:rPr>
-          <w:sz w:val="20"/>
-          <w:szCs w:val="20"/>
-        </w:rPr>
-        <w:t xml:space="preserve"> (Cuál es el trabajo a realizar) </w:t>
+        <w:t xml:space="preserve">Tipo de letra: </w:t>
+      </w:r>
+      <w:r>
+        <w:rPr>
+          <w:b/>
+          <w:sz w:val="20"/>
+          <w:szCs w:val="20"/>
+        </w:rPr>
+        <w:tab/>
+      </w:r>
+      <w:r>
+        <w:rPr>
+          <w:sz w:val="20"/>
+          <w:szCs w:val="20"/>
+        </w:rPr>
+        <w:t xml:space="preserve">Times New Roman </w:t>
       </w:r>
     </w:p>
     <w:p>
@@ -1802,101 +2402,33 @@
         <w:spacing w:line="360" w:lineRule="auto"/>
         <w:jc w:val="both"/>
         <w:rPr>
-          <w:sz w:val="20"/>
-          <w:szCs w:val="20"/>
-        </w:rPr>
-      </w:pPr>
-      <w:r>
-        <w:rPr>
           <w:b/>
           <w:sz w:val="20"/>
           <w:szCs w:val="20"/>
         </w:rPr>
-        <w:t>¿Quién?</w:t>
-      </w:r>
-      <w:r>
-        <w:rPr>
-          <w:sz w:val="20"/>
-          <w:szCs w:val="20"/>
-        </w:rPr>
-        <w:t xml:space="preserve"> (</w:t>
-      </w:r>
-      <w:r>
-        <w:rPr>
-          <w:sz w:val="20"/>
-          <w:szCs w:val="20"/>
-        </w:rPr>
-        <w:t>Demostrar que las actividades realizadas por</w:t>
-      </w:r>
-      <w:r>
-        <w:rPr>
-          <w:sz w:val="20"/>
-          <w:szCs w:val="20"/>
-        </w:rPr>
-        <w:t xml:space="preserve"> el estudiante</w:t>
-      </w:r>
-      <w:r>
-        <w:rPr>
-          <w:sz w:val="20"/>
-          <w:szCs w:val="20"/>
-        </w:rPr>
-        <w:t xml:space="preserve"> durante la práctica pre profesional, </w:t>
-      </w:r>
-      <w:r>
-        <w:rPr>
-          <w:sz w:val="20"/>
-          <w:szCs w:val="20"/>
-        </w:rPr>
-        <w:t>está</w:t>
-      </w:r>
-      <w:r>
-        <w:rPr>
-          <w:sz w:val="20"/>
-          <w:szCs w:val="20"/>
-        </w:rPr>
-        <w:t>n</w:t>
-      </w:r>
-      <w:r>
-        <w:rPr>
-          <w:sz w:val="20"/>
-          <w:szCs w:val="20"/>
-        </w:rPr>
-        <w:t xml:space="preserve"> acorde</w:t>
-      </w:r>
-      <w:r>
-        <w:rPr>
-          <w:sz w:val="20"/>
-          <w:szCs w:val="20"/>
-        </w:rPr>
-        <w:t>s</w:t>
-      </w:r>
-      <w:r>
-        <w:rPr>
-          <w:sz w:val="20"/>
-          <w:szCs w:val="20"/>
-        </w:rPr>
-        <w:t xml:space="preserve"> al perfil de la carrera,</w:t>
-      </w:r>
-      <w:r>
-        <w:rPr>
-          <w:sz w:val="20"/>
-          <w:szCs w:val="20"/>
-        </w:rPr>
-        <w:t xml:space="preserve"> demostrar la pertinencia</w:t>
-      </w:r>
-      <w:r>
-        <w:rPr>
-          <w:sz w:val="20"/>
-          <w:szCs w:val="20"/>
-        </w:rPr>
-        <w:t>)</w:t>
-      </w:r>
-      <w:r>
-        <w:rPr>
-          <w:sz w:val="20"/>
-          <w:szCs w:val="20"/>
-        </w:rPr>
-        <w:t>.</w:t>
+      </w:pPr>
+      <w:r>
+        <w:rPr>
+          <w:b/>
+          <w:sz w:val="20"/>
+          <w:szCs w:val="20"/>
+        </w:rPr>
+        <w:t>Estilo de fuente:</w:t>
+      </w:r>
+      <w:r>
+        <w:rPr>
+          <w:b/>
+          <w:sz w:val="20"/>
+          <w:szCs w:val="20"/>
+        </w:rPr>
+        <w:tab/>
+      </w:r>
+      <w:r>
+        <w:rPr>
+          <w:sz w:val="20"/>
+          <w:szCs w:val="20"/>
+        </w:rPr>
+        <w:t>Normal</w:t>
       </w:r>
     </w:p>
     <w:p>
@@ -1909,87 +2441,33 @@
         <w:spacing w:line="360" w:lineRule="auto"/>
         <w:jc w:val="both"/>
         <w:rPr>
-          <w:sz w:val="20"/>
-          <w:szCs w:val="20"/>
-        </w:rPr>
-      </w:pPr>
-      <w:r>
-        <w:rPr>
           <w:b/>
           <w:sz w:val="20"/>
           <w:szCs w:val="20"/>
         </w:rPr>
-        <w:t>¿Dónde?</w:t>
-      </w:r>
-      <w:r>
-        <w:rPr>
-          <w:sz w:val="20"/>
-          <w:szCs w:val="20"/>
-        </w:rPr>
-        <w:t xml:space="preserve"> (Caracterización de la empresa</w:t>
-      </w:r>
-      <w:r>
-        <w:rPr>
-          <w:sz w:val="20"/>
-          <w:szCs w:val="20"/>
-        </w:rPr>
-        <w:t xml:space="preserve"> / institución</w:t>
-      </w:r>
-      <w:r>
-        <w:rPr>
-          <w:sz w:val="20"/>
-          <w:szCs w:val="20"/>
-        </w:rPr>
-        <w:t xml:space="preserve"> / Comunidad</w:t>
-      </w:r>
-      <w:r>
-        <w:rPr>
-          <w:sz w:val="20"/>
-          <w:szCs w:val="20"/>
-        </w:rPr>
-        <w:t>, número de empleados</w:t>
-      </w:r>
-      <w:r>
-        <w:rPr>
-          <w:sz w:val="20"/>
-          <w:szCs w:val="20"/>
-        </w:rPr>
-        <w:t>/ beneficiarios</w:t>
-      </w:r>
-      <w:r>
-        <w:rPr>
-          <w:sz w:val="20"/>
-          <w:szCs w:val="20"/>
-        </w:rPr>
-        <w:t>, sector de actividad, sector de investigación y desarrollo, descripción de procesos tanto manuales como automáticos, problemas tecnológicos detectados, sugerencias de mejora en los procesos</w:t>
-      </w:r>
-      <w:r>
-        <w:rPr>
-          <w:sz w:val="20"/>
-          <w:szCs w:val="20"/>
-        </w:rPr>
-        <w:t xml:space="preserve"> (De acuerdo a cada caso</w:t>
-      </w:r>
-      <w:r>
-        <w:rPr>
-          <w:sz w:val="20"/>
-          <w:szCs w:val="20"/>
-        </w:rPr>
-        <w:t>)</w:t>
-      </w:r>
-      <w:r>
-        <w:rPr>
-          <w:sz w:val="20"/>
-          <w:szCs w:val="20"/>
-        </w:rPr>
-        <w:t>.</w:t>
-      </w:r>
-      <w:r>
-        <w:rPr>
-          <w:sz w:val="20"/>
-          <w:szCs w:val="20"/>
-        </w:rPr>
-        <w:t xml:space="preserve">  </w:t>
+      </w:pPr>
+      <w:r>
+        <w:rPr>
+          <w:b/>
+          <w:sz w:val="20"/>
+          <w:szCs w:val="20"/>
+        </w:rPr>
+        <w:t>Tamaño de letra:</w:t>
+      </w:r>
+      <w:r>
+        <w:rPr>
+          <w:b/>
+          <w:sz w:val="20"/>
+          <w:szCs w:val="20"/>
+        </w:rPr>
+        <w:tab/>
+      </w:r>
+      <w:r>
+        <w:rPr>
+          <w:sz w:val="20"/>
+          <w:szCs w:val="20"/>
+        </w:rPr>
+        <w:t>12</w:t>
       </w:r>
     </w:p>
     <w:p>
@@ -2002,60 +2480,18 @@
         <w:spacing w:line="360" w:lineRule="auto"/>
         <w:jc w:val="both"/>
         <w:rPr>
-          <w:sz w:val="20"/>
-          <w:szCs w:val="20"/>
-        </w:rPr>
-      </w:pPr>
-      <w:r>
-        <w:rPr>
           <w:b/>
           <w:sz w:val="20"/>
           <w:szCs w:val="20"/>
         </w:rPr>
-        <w:t>¿Cómo?</w:t>
-      </w:r>
-      <w:r>
-        <w:rPr>
-          <w:sz w:val="20"/>
-          <w:szCs w:val="20"/>
-        </w:rPr>
-        <w:t xml:space="preserve"> Indicar </w:t>
-      </w:r>
-      <w:r>
-        <w:rPr>
-          <w:sz w:val="20"/>
-          <w:szCs w:val="20"/>
-        </w:rPr>
-        <w:t>las áreas en las que se desenvolvió d</w:t>
-      </w:r>
-      <w:r>
-        <w:rPr>
-          <w:sz w:val="20"/>
-          <w:szCs w:val="20"/>
-        </w:rPr>
-        <w:t xml:space="preserve">entro de los procesos de la </w:t>
-      </w:r>
-      <w:r>
-        <w:rPr>
-          <w:sz w:val="20"/>
-          <w:szCs w:val="20"/>
-        </w:rPr>
-        <w:t>empresa / institución / Comunidad</w:t>
-      </w:r>
-      <w:r>
-        <w:rPr>
-          <w:sz w:val="20"/>
-          <w:szCs w:val="20"/>
-        </w:rPr>
-        <w:t xml:space="preserve"> y hacer una </w:t>
-      </w:r>
+      </w:pPr>
       <w:r>
         <w:rPr>
           <w:b/>
           <w:sz w:val="20"/>
           <w:szCs w:val="20"/>
         </w:rPr>
-        <w:t>desc</w:t>
+        <w:t>Espacio:</w:t>
       </w:r>
       <w:r>
         <w:rPr>
@@ -2063,28 +2499,47 @@
           <w:sz w:val="20"/>
           <w:szCs w:val="20"/>
         </w:rPr>
-        <w:t>ripción detallada</w:t>
-      </w:r>
-      <w:r>
-        <w:rPr>
-          <w:sz w:val="20"/>
-          <w:szCs w:val="20"/>
-        </w:rPr>
-        <w:t xml:space="preserve"> de las mismas</w:t>
-      </w:r>
-      <w:r>
-        <w:rPr>
-          <w:sz w:val="20"/>
-          <w:szCs w:val="20"/>
-        </w:rPr>
-        <w:t>.</w:t>
-      </w:r>
-      <w:r>
-        <w:rPr>
-          <w:sz w:val="20"/>
-          <w:szCs w:val="20"/>
-        </w:rPr>
-        <w:t xml:space="preserve"> De preferencia incluir una fotografía que exhiba al estudiante realizando una actividad relevante para el proceso de prácticas pre profesionales.</w:t>
+        <w:tab/>
+      </w:r>
+      <w:r>
+        <w:rPr>
+          <w:b/>
+          <w:sz w:val="20"/>
+          <w:szCs w:val="20"/>
+        </w:rPr>
+        <w:tab/>
+      </w:r>
+      <w:r>
+        <w:rPr>
+          <w:sz w:val="20"/>
+          <w:szCs w:val="20"/>
+        </w:rPr>
+        <w:t>Simple (1)</w:t>
+      </w:r>
+    </w:p>
+    <w:p>
+      <w:pPr>
+        <w:spacing w:line="360" w:lineRule="auto"/>
+        <w:jc w:val="both"/>
+        <w:rPr>
+          <w:sz w:val="20"/>
+          <w:szCs w:val="20"/>
+        </w:rPr>
+      </w:pPr>
+    </w:p>
+    <w:p>
+      <w:pPr>
+        <w:spacing w:line="360" w:lineRule="auto"/>
+        <w:jc w:val="both"/>
+        <w:rPr>
+          <w:b/>
+        </w:rPr>
+      </w:pPr>
+      <w:r>
+        <w:rPr>
+          <w:b/>
+        </w:rPr>
+        <w:t>ENTREGA DEL INFORME</w:t>
       </w:r>
     </w:p>
     <w:p>
@@ -2103,46 +2558,171 @@
       </w:pPr>
       <w:r>
         <w:rPr>
-          <w:b/>
-          <w:sz w:val="20"/>
-          <w:szCs w:val="20"/>
-        </w:rPr>
-        <w:t>¿Cuándo?</w:t>
-      </w:r>
-      <w:r>
-        <w:rPr>
-          <w:sz w:val="20"/>
-          <w:szCs w:val="20"/>
-        </w:rPr>
-        <w:t xml:space="preserve"> Señalar las </w:t>
-      </w:r>
-      <w:r>
-        <w:rPr>
-          <w:sz w:val="20"/>
-          <w:szCs w:val="20"/>
-        </w:rPr>
-        <w:t>fechas</w:t>
-      </w:r>
-      <w:r>
-        <w:rPr>
-          <w:sz w:val="20"/>
-          <w:szCs w:val="20"/>
-        </w:rPr>
-        <w:t xml:space="preserve"> de inicio y finalización en las</w:t>
-      </w:r>
-      <w:r>
-        <w:rPr>
-          <w:sz w:val="20"/>
-          <w:szCs w:val="20"/>
-        </w:rPr>
-        <w:t xml:space="preserve"> que real</w:t>
-      </w:r>
-      <w:r>
-        <w:rPr>
-          <w:sz w:val="20"/>
-          <w:szCs w:val="20"/>
-        </w:rPr>
-        <w:t>izó la práctica pre profesional. Cuidar que las fechas sean las mismas que están señaladas en el Convenio / Contrato individual.</w:t>
+          <w:sz w:val="20"/>
+          <w:szCs w:val="20"/>
+        </w:rPr>
+        <w:t xml:space="preserve">El estudiante </w:t>
+      </w:r>
+      <w:proofErr w:type="gramStart"/>
+      <w:r>
+        <w:rPr>
+          <w:sz w:val="20"/>
+          <w:szCs w:val="20"/>
+        </w:rPr>
+        <w:t xml:space="preserve">deberá </w:t>
+      </w:r>
+      <w:r>
+        <w:rPr>
+          <w:sz w:val="20"/>
+          <w:szCs w:val="20"/>
+        </w:rPr>
+        <w:t xml:space="preserve"> </w:t>
+      </w:r>
+      <w:r>
+        <w:rPr>
+          <w:sz w:val="20"/>
+          <w:szCs w:val="20"/>
+        </w:rPr>
+        <w:t>presentar</w:t>
+      </w:r>
+      <w:proofErr w:type="gramEnd"/>
+      <w:r>
+        <w:rPr>
+          <w:sz w:val="20"/>
+          <w:szCs w:val="20"/>
+        </w:rPr>
+        <w:t xml:space="preserve"> el informe de prácticas </w:t>
+      </w:r>
+      <w:proofErr w:type="gramStart"/>
+      <w:r>
+        <w:rPr>
+          <w:sz w:val="20"/>
+          <w:szCs w:val="20"/>
+        </w:rPr>
+        <w:t>pre profesionales</w:t>
+      </w:r>
+      <w:proofErr w:type="gramEnd"/>
+      <w:r>
+        <w:rPr>
+          <w:sz w:val="20"/>
+          <w:szCs w:val="20"/>
+        </w:rPr>
+        <w:t xml:space="preserve"> al Tutor Empresarial para su aprobación y luego lo </w:t>
+      </w:r>
+      <w:r>
+        <w:rPr>
+          <w:sz w:val="20"/>
+          <w:szCs w:val="20"/>
+        </w:rPr>
+        <w:t>entrega</w:t>
+      </w:r>
+      <w:r>
+        <w:rPr>
+          <w:sz w:val="20"/>
+          <w:szCs w:val="20"/>
+        </w:rPr>
+        <w:t>rá</w:t>
+      </w:r>
+      <w:r>
+        <w:rPr>
+          <w:sz w:val="20"/>
+          <w:szCs w:val="20"/>
+        </w:rPr>
+        <w:t xml:space="preserve"> </w:t>
+      </w:r>
+      <w:r>
+        <w:rPr>
+          <w:sz w:val="20"/>
+          <w:szCs w:val="20"/>
+        </w:rPr>
+        <w:t>al</w:t>
+      </w:r>
+      <w:r>
+        <w:rPr>
+          <w:sz w:val="20"/>
+          <w:szCs w:val="20"/>
+        </w:rPr>
+        <w:t xml:space="preserve"> Tutor Académico al final</w:t>
+      </w:r>
+      <w:r>
+        <w:rPr>
+          <w:sz w:val="20"/>
+          <w:szCs w:val="20"/>
+        </w:rPr>
+        <w:t>izar</w:t>
+      </w:r>
+      <w:r>
+        <w:rPr>
+          <w:sz w:val="20"/>
+          <w:szCs w:val="20"/>
+        </w:rPr>
+        <w:t xml:space="preserve"> la </w:t>
+      </w:r>
+      <w:r>
+        <w:rPr>
+          <w:sz w:val="20"/>
+          <w:szCs w:val="20"/>
+        </w:rPr>
+        <w:t xml:space="preserve">pasantía, </w:t>
+      </w:r>
+      <w:r>
+        <w:rPr>
+          <w:sz w:val="20"/>
+          <w:szCs w:val="20"/>
+        </w:rPr>
+        <w:t xml:space="preserve">práctica </w:t>
+      </w:r>
+      <w:proofErr w:type="gramStart"/>
+      <w:r>
+        <w:rPr>
+          <w:sz w:val="20"/>
+          <w:szCs w:val="20"/>
+        </w:rPr>
+        <w:t>pre profesional</w:t>
+      </w:r>
+      <w:proofErr w:type="gramEnd"/>
+      <w:r>
+        <w:rPr>
+          <w:sz w:val="20"/>
+          <w:szCs w:val="20"/>
+        </w:rPr>
+        <w:t xml:space="preserve"> no remunerada</w:t>
+      </w:r>
+      <w:r>
+        <w:rPr>
+          <w:sz w:val="20"/>
+          <w:szCs w:val="20"/>
+        </w:rPr>
+        <w:t xml:space="preserve"> o las </w:t>
+      </w:r>
+      <w:r>
+        <w:rPr>
+          <w:sz w:val="20"/>
+          <w:szCs w:val="20"/>
+        </w:rPr>
+        <w:t>ayudantías</w:t>
+      </w:r>
+      <w:r>
+        <w:rPr>
+          <w:rStyle w:val="Refdenotaalpie"/>
+          <w:sz w:val="20"/>
+          <w:szCs w:val="20"/>
+        </w:rPr>
+        <w:footnoteReference w:id="2"/>
+      </w:r>
+      <w:r>
+        <w:rPr>
+          <w:sz w:val="20"/>
+          <w:szCs w:val="20"/>
+        </w:rPr>
+        <w:t xml:space="preserve"> de cátedra o de investigación</w:t>
+      </w:r>
+      <w:r>
+        <w:rPr>
+          <w:sz w:val="20"/>
+          <w:szCs w:val="20"/>
+        </w:rPr>
+        <w:t>.</w:t>
       </w:r>
     </w:p>
     <w:p>
@@ -2161,959 +2741,6 @@
       </w:pPr>
       <w:r>
         <w:rPr>
-          <w:b/>
-          <w:sz w:val="20"/>
-          <w:szCs w:val="20"/>
-        </w:rPr>
-        <w:t xml:space="preserve">¿Por qué? </w:t>
-      </w:r>
-      <w:r>
-        <w:rPr>
-          <w:sz w:val="20"/>
-          <w:szCs w:val="20"/>
-        </w:rPr>
-        <w:t>Explicar las razones que justifican las actividades realizadas, acorde con su perfil de egreso.</w:t>
-      </w:r>
-    </w:p>
-    <w:p>
-      <w:pPr>
-        <w:pStyle w:val="Prrafodelista"/>
-        <w:numPr>
-          <w:ilvl w:val="0"/>
-          <w:numId w:val="8"/>
-        </w:numPr>
-        <w:spacing w:line="360" w:lineRule="auto"/>
-        <w:jc w:val="both"/>
-        <w:rPr>
-          <w:sz w:val="20"/>
-          <w:szCs w:val="20"/>
-        </w:rPr>
-      </w:pPr>
-      <w:r>
-        <w:rPr>
-          <w:b/>
-          <w:sz w:val="20"/>
-          <w:szCs w:val="20"/>
-        </w:rPr>
-        <w:t xml:space="preserve">¿Para qué? </w:t>
-      </w:r>
-      <w:r>
-        <w:rPr>
-          <w:sz w:val="20"/>
-          <w:szCs w:val="20"/>
-        </w:rPr>
-        <w:t xml:space="preserve"> Detalla l</w:t>
-      </w:r>
-      <w:r>
-        <w:rPr>
-          <w:sz w:val="20"/>
-          <w:szCs w:val="20"/>
-        </w:rPr>
-        <w:t>a intencionalidad del trabajo realizado y los o</w:t>
-      </w:r>
-      <w:r>
-        <w:rPr>
-          <w:sz w:val="20"/>
-          <w:szCs w:val="20"/>
-        </w:rPr>
-        <w:t>bjetivos del mismo. Plantear cuáles son los resultados del aprendizaje que se alcanzaron.</w:t>
-      </w:r>
-    </w:p>
-    <w:p>
-      <w:pPr>
-        <w:jc w:val="both"/>
-        <w:rPr>
-          <w:b/>
-          <w:sz w:val="20"/>
-          <w:szCs w:val="20"/>
-        </w:rPr>
-      </w:pPr>
-    </w:p>
-    <w:p>
-      <w:pPr>
-        <w:pStyle w:val="Textoindependiente"/>
-        <w:numPr>
-          <w:ilvl w:val="0"/>
-          <w:numId w:val="5"/>
-        </w:numPr>
-        <w:spacing w:line="360" w:lineRule="auto"/>
-        <w:rPr>
-          <w:rFonts w:ascii="Times New Roman" w:hAnsi="Times New Roman"/>
-          <w:b/>
-          <w:sz w:val="20"/>
-          <w:szCs w:val="20"/>
-        </w:rPr>
-      </w:pPr>
-      <w:r>
-        <w:rPr>
-          <w:rFonts w:ascii="Times New Roman" w:hAnsi="Times New Roman"/>
-          <w:b/>
-          <w:sz w:val="20"/>
-          <w:szCs w:val="20"/>
-        </w:rPr>
-        <w:t>DESARROLLO</w:t>
-      </w:r>
-    </w:p>
-    <w:p>
-      <w:pPr>
-        <w:pStyle w:val="Textoindependiente"/>
-        <w:spacing w:line="360" w:lineRule="auto"/>
-        <w:ind w:left="720"/>
-        <w:rPr>
-          <w:rFonts w:ascii="Times New Roman" w:hAnsi="Times New Roman"/>
-          <w:sz w:val="20"/>
-          <w:szCs w:val="20"/>
-        </w:rPr>
-      </w:pPr>
-      <w:r>
-        <w:rPr>
-          <w:rFonts w:ascii="Times New Roman" w:hAnsi="Times New Roman"/>
-          <w:sz w:val="20"/>
-          <w:szCs w:val="20"/>
-        </w:rPr>
-        <w:t>En esta sección del informe, e</w:t>
-      </w:r>
-      <w:r>
-        <w:rPr>
-          <w:rFonts w:ascii="Times New Roman" w:hAnsi="Times New Roman"/>
-          <w:sz w:val="20"/>
-          <w:szCs w:val="20"/>
-        </w:rPr>
-        <w:t xml:space="preserve">l estudiante deberá describir en forma clara que </w:t>
-      </w:r>
-      <w:r>
-        <w:rPr>
-          <w:rFonts w:ascii="Times New Roman" w:hAnsi="Times New Roman"/>
-          <w:sz w:val="20"/>
-          <w:szCs w:val="20"/>
-        </w:rPr>
-        <w:t xml:space="preserve">actividades </w:t>
-      </w:r>
-      <w:r>
-        <w:rPr>
-          <w:rFonts w:ascii="Times New Roman" w:hAnsi="Times New Roman"/>
-          <w:sz w:val="20"/>
-          <w:szCs w:val="20"/>
-        </w:rPr>
-        <w:t xml:space="preserve">realizó </w:t>
-      </w:r>
-      <w:r>
-        <w:rPr>
-          <w:rFonts w:ascii="Times New Roman" w:hAnsi="Times New Roman"/>
-          <w:sz w:val="20"/>
-          <w:szCs w:val="20"/>
-        </w:rPr>
-        <w:t>durante el desarrollo de</w:t>
-      </w:r>
-      <w:r>
-        <w:rPr>
-          <w:rFonts w:ascii="Times New Roman" w:hAnsi="Times New Roman"/>
-          <w:sz w:val="20"/>
-          <w:szCs w:val="20"/>
-        </w:rPr>
-        <w:t xml:space="preserve"> su </w:t>
-      </w:r>
-      <w:r>
-        <w:rPr>
-          <w:rFonts w:ascii="Times New Roman" w:hAnsi="Times New Roman"/>
-          <w:sz w:val="20"/>
-          <w:szCs w:val="20"/>
-        </w:rPr>
-        <w:t>práctica pre profesional</w:t>
-      </w:r>
-      <w:r>
-        <w:rPr>
-          <w:rFonts w:ascii="Times New Roman" w:hAnsi="Times New Roman"/>
-          <w:sz w:val="20"/>
-          <w:szCs w:val="20"/>
-        </w:rPr>
-        <w:t xml:space="preserve">, </w:t>
-      </w:r>
-      <w:r>
-        <w:rPr>
-          <w:rFonts w:ascii="Times New Roman" w:hAnsi="Times New Roman"/>
-          <w:sz w:val="20"/>
-          <w:szCs w:val="20"/>
-        </w:rPr>
-        <w:t xml:space="preserve">en qué área o departamento, </w:t>
-      </w:r>
-      <w:r>
-        <w:rPr>
-          <w:rFonts w:ascii="Times New Roman" w:hAnsi="Times New Roman"/>
-          <w:sz w:val="20"/>
-          <w:szCs w:val="20"/>
-        </w:rPr>
-        <w:t>que metodología utilizó, cuáles fueron las técnicas de trabajo, recursos utilizados, limitaciones e</w:t>
-      </w:r>
-      <w:r>
-        <w:rPr>
-          <w:rFonts w:ascii="Times New Roman" w:hAnsi="Times New Roman"/>
-          <w:sz w:val="20"/>
-          <w:szCs w:val="20"/>
-        </w:rPr>
-        <w:t>ncontradas y éxitos alcanzados. Demostrar</w:t>
-      </w:r>
-      <w:r>
-        <w:rPr>
-          <w:rFonts w:ascii="Times New Roman" w:hAnsi="Times New Roman"/>
-          <w:sz w:val="20"/>
-          <w:szCs w:val="20"/>
-        </w:rPr>
-        <w:t xml:space="preserve"> su trabajo con diagramas, fotos, esquemas, planos, </w:t>
-      </w:r>
-      <w:r>
-        <w:rPr>
-          <w:rFonts w:ascii="Times New Roman" w:hAnsi="Times New Roman"/>
-          <w:sz w:val="20"/>
-          <w:szCs w:val="20"/>
-        </w:rPr>
-        <w:t>o cualquier otro elemento que facilite este propósito. Estos elementos deben incluir un pie de figura, que indique de qué se trata ésta.</w:t>
-      </w:r>
-      <w:r>
-        <w:rPr>
-          <w:rFonts w:ascii="Times New Roman" w:hAnsi="Times New Roman"/>
-          <w:sz w:val="20"/>
-          <w:szCs w:val="20"/>
-        </w:rPr>
-        <w:t xml:space="preserve"> </w:t>
-      </w:r>
-      <w:r>
-        <w:rPr>
-          <w:rFonts w:ascii="Times New Roman" w:hAnsi="Times New Roman"/>
-          <w:sz w:val="20"/>
-          <w:szCs w:val="20"/>
-        </w:rPr>
-        <w:t>La misma, debe tener</w:t>
-      </w:r>
-      <w:r>
-        <w:rPr>
-          <w:rFonts w:ascii="Times New Roman" w:hAnsi="Times New Roman"/>
-          <w:sz w:val="20"/>
-          <w:szCs w:val="20"/>
-        </w:rPr>
-        <w:t xml:space="preserve"> r</w:t>
-      </w:r>
-      <w:r>
-        <w:rPr>
-          <w:rFonts w:ascii="Times New Roman" w:hAnsi="Times New Roman"/>
-          <w:sz w:val="20"/>
-          <w:szCs w:val="20"/>
-        </w:rPr>
-        <w:t>elación con el perfil de egreso de la carrera así como con los</w:t>
-      </w:r>
-      <w:r>
-        <w:rPr>
-          <w:rFonts w:ascii="Times New Roman" w:hAnsi="Times New Roman"/>
-          <w:sz w:val="20"/>
-          <w:szCs w:val="20"/>
-        </w:rPr>
-        <w:t xml:space="preserve"> resu</w:t>
-      </w:r>
-      <w:r>
-        <w:rPr>
-          <w:rFonts w:ascii="Times New Roman" w:hAnsi="Times New Roman"/>
-          <w:sz w:val="20"/>
-          <w:szCs w:val="20"/>
-        </w:rPr>
-        <w:t>ltados de aprendizaje específicos de la carrera</w:t>
-      </w:r>
-      <w:r>
-        <w:rPr>
-          <w:rFonts w:ascii="Times New Roman" w:hAnsi="Times New Roman"/>
-          <w:sz w:val="20"/>
-          <w:szCs w:val="20"/>
-        </w:rPr>
-        <w:t>.</w:t>
-      </w:r>
-    </w:p>
-    <w:p>
-      <w:pPr>
-        <w:pStyle w:val="Textoindependiente"/>
-        <w:spacing w:line="360" w:lineRule="auto"/>
-        <w:rPr>
-          <w:rFonts w:ascii="Times New Roman" w:hAnsi="Times New Roman"/>
-          <w:b/>
-          <w:sz w:val="8"/>
-          <w:szCs w:val="20"/>
-        </w:rPr>
-      </w:pPr>
-    </w:p>
-    <w:p>
-      <w:pPr>
-        <w:pStyle w:val="Textoindependiente"/>
-        <w:numPr>
-          <w:ilvl w:val="0"/>
-          <w:numId w:val="5"/>
-        </w:numPr>
-        <w:spacing w:line="360" w:lineRule="auto"/>
-        <w:rPr>
-          <w:rFonts w:ascii="Times New Roman" w:hAnsi="Times New Roman"/>
-          <w:b/>
-          <w:sz w:val="20"/>
-          <w:szCs w:val="20"/>
-        </w:rPr>
-      </w:pPr>
-      <w:r>
-        <w:rPr>
-          <w:rFonts w:ascii="Times New Roman" w:hAnsi="Times New Roman"/>
-          <w:b/>
-          <w:sz w:val="20"/>
-          <w:szCs w:val="20"/>
-        </w:rPr>
-        <w:t>CONCLUSIONES</w:t>
-      </w:r>
-    </w:p>
-    <w:p>
-      <w:pPr>
-        <w:pStyle w:val="Textoindependiente"/>
-        <w:spacing w:line="360" w:lineRule="auto"/>
-        <w:ind w:left="720"/>
-        <w:rPr>
-          <w:rFonts w:ascii="Times New Roman" w:hAnsi="Times New Roman"/>
-          <w:sz w:val="20"/>
-          <w:szCs w:val="20"/>
-        </w:rPr>
-      </w:pPr>
-      <w:r>
-        <w:rPr>
-          <w:rFonts w:ascii="Times New Roman" w:hAnsi="Times New Roman"/>
-          <w:sz w:val="20"/>
-          <w:szCs w:val="20"/>
-        </w:rPr>
-        <w:t>Es un resumen de los aspectos más re</w:t>
-      </w:r>
-      <w:r>
-        <w:rPr>
-          <w:rFonts w:ascii="Times New Roman" w:hAnsi="Times New Roman"/>
-          <w:sz w:val="20"/>
-          <w:szCs w:val="20"/>
-        </w:rPr>
-        <w:t>levante</w:t>
-      </w:r>
-      <w:r>
-        <w:rPr>
-          <w:rFonts w:ascii="Times New Roman" w:hAnsi="Times New Roman"/>
-          <w:sz w:val="20"/>
-          <w:szCs w:val="20"/>
-        </w:rPr>
-        <w:t>s de las actividades realizadas</w:t>
-      </w:r>
-      <w:r>
-        <w:rPr>
-          <w:rFonts w:ascii="Times New Roman" w:hAnsi="Times New Roman"/>
-          <w:sz w:val="20"/>
-          <w:szCs w:val="20"/>
-        </w:rPr>
-        <w:t xml:space="preserve"> y un balance general de los objetivos que se cumplieron.</w:t>
-      </w:r>
-    </w:p>
-    <w:p>
-      <w:pPr>
-        <w:pStyle w:val="Textoindependiente"/>
-        <w:numPr>
-          <w:ilvl w:val="0"/>
-          <w:numId w:val="5"/>
-        </w:numPr>
-        <w:spacing w:line="360" w:lineRule="auto"/>
-        <w:rPr>
-          <w:rFonts w:ascii="Times New Roman" w:hAnsi="Times New Roman"/>
-          <w:b/>
-          <w:sz w:val="20"/>
-          <w:szCs w:val="20"/>
-        </w:rPr>
-      </w:pPr>
-      <w:r>
-        <w:rPr>
-          <w:rFonts w:ascii="Times New Roman" w:hAnsi="Times New Roman"/>
-          <w:b/>
-          <w:sz w:val="20"/>
-          <w:szCs w:val="20"/>
-        </w:rPr>
-        <w:t>RECOMENDACIONES</w:t>
-      </w:r>
-    </w:p>
-    <w:p>
-      <w:pPr>
-        <w:pStyle w:val="Textoindependiente"/>
-        <w:spacing w:line="360" w:lineRule="auto"/>
-        <w:ind w:left="720"/>
-        <w:rPr>
-          <w:rFonts w:ascii="Times New Roman" w:hAnsi="Times New Roman"/>
-          <w:sz w:val="20"/>
-          <w:szCs w:val="20"/>
-        </w:rPr>
-      </w:pPr>
-      <w:r>
-        <w:rPr>
-          <w:rFonts w:ascii="Times New Roman" w:hAnsi="Times New Roman"/>
-          <w:sz w:val="20"/>
-          <w:szCs w:val="20"/>
-        </w:rPr>
-        <w:t xml:space="preserve">Recomendaciones que </w:t>
-      </w:r>
-      <w:r>
-        <w:rPr>
-          <w:rFonts w:ascii="Times New Roman" w:hAnsi="Times New Roman"/>
-          <w:sz w:val="20"/>
-          <w:szCs w:val="20"/>
-        </w:rPr>
-        <w:t xml:space="preserve">el estudiante considere procedentes, con el fin de </w:t>
-      </w:r>
-      <w:r>
-        <w:rPr>
-          <w:rFonts w:ascii="Times New Roman" w:hAnsi="Times New Roman"/>
-          <w:sz w:val="20"/>
-          <w:szCs w:val="20"/>
-        </w:rPr>
-        <w:t>que</w:t>
-      </w:r>
-      <w:r>
-        <w:rPr>
-          <w:rFonts w:ascii="Times New Roman" w:hAnsi="Times New Roman"/>
-          <w:sz w:val="20"/>
-          <w:szCs w:val="20"/>
-        </w:rPr>
-        <w:t xml:space="preserve"> en</w:t>
-      </w:r>
-      <w:r>
-        <w:rPr>
-          <w:rFonts w:ascii="Times New Roman" w:hAnsi="Times New Roman"/>
-          <w:sz w:val="20"/>
-          <w:szCs w:val="20"/>
-        </w:rPr>
-        <w:t xml:space="preserve"> la empresa</w:t>
-      </w:r>
-      <w:r>
-        <w:rPr>
-          <w:rFonts w:ascii="Times New Roman" w:hAnsi="Times New Roman"/>
-          <w:sz w:val="20"/>
-          <w:szCs w:val="20"/>
-        </w:rPr>
-        <w:t>/ institución</w:t>
-      </w:r>
-      <w:r>
-        <w:rPr>
-          <w:rFonts w:ascii="Times New Roman" w:hAnsi="Times New Roman"/>
-          <w:sz w:val="20"/>
-          <w:szCs w:val="20"/>
-        </w:rPr>
-        <w:t xml:space="preserve"> / comunidad, así como en</w:t>
-      </w:r>
-      <w:r>
-        <w:rPr>
-          <w:rFonts w:ascii="Times New Roman" w:hAnsi="Times New Roman"/>
-          <w:sz w:val="20"/>
-          <w:szCs w:val="20"/>
-        </w:rPr>
-        <w:t xml:space="preserve"> la universi</w:t>
-      </w:r>
-      <w:r>
-        <w:rPr>
-          <w:rFonts w:ascii="Times New Roman" w:hAnsi="Times New Roman"/>
-          <w:sz w:val="20"/>
-          <w:szCs w:val="20"/>
-        </w:rPr>
-        <w:t>dad, las conozcan y las apliquen.</w:t>
-      </w:r>
-    </w:p>
-    <w:p>
-      <w:pPr>
-        <w:pStyle w:val="Textoindependiente"/>
-        <w:spacing w:line="360" w:lineRule="auto"/>
-        <w:ind w:left="720"/>
-        <w:rPr>
-          <w:rFonts w:ascii="Times New Roman" w:hAnsi="Times New Roman"/>
-          <w:sz w:val="10"/>
-          <w:szCs w:val="20"/>
-        </w:rPr>
-      </w:pPr>
-    </w:p>
-    <w:p>
-      <w:pPr>
-        <w:pStyle w:val="Textoindependiente"/>
-        <w:numPr>
-          <w:ilvl w:val="0"/>
-          <w:numId w:val="5"/>
-        </w:numPr>
-        <w:spacing w:line="360" w:lineRule="auto"/>
-        <w:rPr>
-          <w:rFonts w:ascii="Times New Roman" w:hAnsi="Times New Roman"/>
-          <w:b/>
-          <w:sz w:val="20"/>
-          <w:szCs w:val="20"/>
-        </w:rPr>
-      </w:pPr>
-      <w:r>
-        <w:rPr>
-          <w:rFonts w:ascii="Times New Roman" w:hAnsi="Times New Roman"/>
-          <w:b/>
-          <w:sz w:val="20"/>
-          <w:szCs w:val="20"/>
-        </w:rPr>
-        <w:t>ANEXOS</w:t>
-      </w:r>
-    </w:p>
-    <w:p>
-      <w:pPr>
-        <w:pStyle w:val="Textoindependiente"/>
-        <w:spacing w:line="360" w:lineRule="auto"/>
-        <w:ind w:left="720"/>
-        <w:rPr>
-          <w:rFonts w:ascii="Times New Roman" w:hAnsi="Times New Roman"/>
-          <w:sz w:val="20"/>
-          <w:szCs w:val="20"/>
-        </w:rPr>
-      </w:pPr>
-      <w:r>
-        <w:rPr>
-          <w:rFonts w:ascii="Times New Roman" w:hAnsi="Times New Roman"/>
-          <w:sz w:val="20"/>
-          <w:szCs w:val="20"/>
-        </w:rPr>
-        <w:t>Es un aspecto o</w:t>
-      </w:r>
-      <w:r>
-        <w:rPr>
-          <w:rFonts w:ascii="Times New Roman" w:hAnsi="Times New Roman"/>
-          <w:sz w:val="20"/>
-          <w:szCs w:val="20"/>
-        </w:rPr>
-        <w:t>pcional, es el material que contribuye aclarar o complementar la información presentada, debe llevar título y est</w:t>
-      </w:r>
-      <w:r>
-        <w:rPr>
-          <w:rFonts w:ascii="Times New Roman" w:hAnsi="Times New Roman"/>
-          <w:sz w:val="20"/>
-          <w:szCs w:val="20"/>
-        </w:rPr>
-        <w:t>ar referenciada en el contenido</w:t>
-      </w:r>
-      <w:r>
-        <w:rPr>
-          <w:rFonts w:ascii="Times New Roman" w:hAnsi="Times New Roman"/>
-          <w:sz w:val="20"/>
-          <w:szCs w:val="20"/>
-        </w:rPr>
-        <w:t>.</w:t>
-      </w:r>
-    </w:p>
-    <w:p>
-      <w:pPr>
-        <w:spacing w:line="360" w:lineRule="auto"/>
-        <w:jc w:val="both"/>
-        <w:rPr>
-          <w:b/>
-        </w:rPr>
-      </w:pPr>
-    </w:p>
-    <w:p>
-      <w:pPr>
-        <w:spacing w:line="360" w:lineRule="auto"/>
-        <w:jc w:val="both"/>
-        <w:rPr>
-          <w:b/>
-        </w:rPr>
-      </w:pPr>
-      <w:r>
-        <w:rPr>
-          <w:b/>
-        </w:rPr>
-        <w:t>CARACTERÍSTICAS DE LA PRESENTACIÓN DEL INFORME</w:t>
-      </w:r>
-    </w:p>
-    <w:p>
-      <w:pPr>
-        <w:spacing w:line="360" w:lineRule="auto"/>
-        <w:ind w:left="284"/>
-        <w:jc w:val="both"/>
-        <w:rPr>
-          <w:sz w:val="20"/>
-          <w:szCs w:val="20"/>
-        </w:rPr>
-      </w:pPr>
-      <w:r>
-        <w:rPr>
-          <w:sz w:val="20"/>
-          <w:szCs w:val="20"/>
-        </w:rPr>
-        <w:t>El informe deber</w:t>
-      </w:r>
-      <w:r>
-        <w:rPr>
-          <w:sz w:val="20"/>
-          <w:szCs w:val="20"/>
-        </w:rPr>
-        <w:t>á</w:t>
-      </w:r>
-      <w:r>
-        <w:rPr>
-          <w:sz w:val="20"/>
-          <w:szCs w:val="20"/>
-        </w:rPr>
-        <w:t xml:space="preserve"> redactarse en tercera persona o en forma impersonal</w:t>
-      </w:r>
-      <w:r>
-        <w:rPr>
-          <w:sz w:val="20"/>
-          <w:szCs w:val="20"/>
-        </w:rPr>
-        <w:t>, se debe hacer uso de las normas APA 6ta. edición</w:t>
-      </w:r>
-      <w:r>
-        <w:rPr>
-          <w:sz w:val="20"/>
-          <w:szCs w:val="20"/>
-        </w:rPr>
-        <w:t>:</w:t>
-      </w:r>
-    </w:p>
-    <w:p>
-      <w:pPr>
-        <w:pStyle w:val="Prrafodelista"/>
-        <w:numPr>
-          <w:ilvl w:val="0"/>
-          <w:numId w:val="8"/>
-        </w:numPr>
-        <w:spacing w:line="360" w:lineRule="auto"/>
-        <w:jc w:val="both"/>
-        <w:rPr>
-          <w:b/>
-          <w:sz w:val="20"/>
-          <w:szCs w:val="20"/>
-        </w:rPr>
-      </w:pPr>
-      <w:r>
-        <w:rPr>
-          <w:b/>
-          <w:sz w:val="20"/>
-          <w:szCs w:val="20"/>
-        </w:rPr>
-        <w:t xml:space="preserve">Tipo de letra: </w:t>
-      </w:r>
-      <w:r>
-        <w:rPr>
-          <w:b/>
-          <w:sz w:val="20"/>
-          <w:szCs w:val="20"/>
-        </w:rPr>
-        <w:tab/>
-      </w:r>
-      <w:r>
-        <w:rPr>
-          <w:sz w:val="20"/>
-          <w:szCs w:val="20"/>
-        </w:rPr>
-        <w:t xml:space="preserve">Times New Roman </w:t>
-      </w:r>
-    </w:p>
-    <w:p>
-      <w:pPr>
-        <w:pStyle w:val="Prrafodelista"/>
-        <w:numPr>
-          <w:ilvl w:val="0"/>
-          <w:numId w:val="8"/>
-        </w:numPr>
-        <w:spacing w:line="360" w:lineRule="auto"/>
-        <w:jc w:val="both"/>
-        <w:rPr>
-          <w:b/>
-          <w:sz w:val="20"/>
-          <w:szCs w:val="20"/>
-        </w:rPr>
-      </w:pPr>
-      <w:r>
-        <w:rPr>
-          <w:b/>
-          <w:sz w:val="20"/>
-          <w:szCs w:val="20"/>
-        </w:rPr>
-        <w:t>Estilo de fuente:</w:t>
-      </w:r>
-      <w:r>
-        <w:rPr>
-          <w:b/>
-          <w:sz w:val="20"/>
-          <w:szCs w:val="20"/>
-        </w:rPr>
-        <w:tab/>
-      </w:r>
-      <w:r>
-        <w:rPr>
-          <w:sz w:val="20"/>
-          <w:szCs w:val="20"/>
-        </w:rPr>
-        <w:t>Normal</w:t>
-      </w:r>
-    </w:p>
-    <w:p>
-      <w:pPr>
-        <w:pStyle w:val="Prrafodelista"/>
-        <w:numPr>
-          <w:ilvl w:val="0"/>
-          <w:numId w:val="8"/>
-        </w:numPr>
-        <w:spacing w:line="360" w:lineRule="auto"/>
-        <w:jc w:val="both"/>
-        <w:rPr>
-          <w:b/>
-          <w:sz w:val="20"/>
-          <w:szCs w:val="20"/>
-        </w:rPr>
-      </w:pPr>
-      <w:r>
-        <w:rPr>
-          <w:b/>
-          <w:sz w:val="20"/>
-          <w:szCs w:val="20"/>
-        </w:rPr>
-        <w:t>Tamaño de letra:</w:t>
-      </w:r>
-      <w:r>
-        <w:rPr>
-          <w:b/>
-          <w:sz w:val="20"/>
-          <w:szCs w:val="20"/>
-        </w:rPr>
-        <w:tab/>
-      </w:r>
-      <w:r>
-        <w:rPr>
-          <w:sz w:val="20"/>
-          <w:szCs w:val="20"/>
-        </w:rPr>
-        <w:t>12</w:t>
-      </w:r>
-    </w:p>
-    <w:p>
-      <w:pPr>
-        <w:pStyle w:val="Prrafodelista"/>
-        <w:numPr>
-          <w:ilvl w:val="0"/>
-          <w:numId w:val="8"/>
-        </w:numPr>
-        <w:spacing w:line="360" w:lineRule="auto"/>
-        <w:jc w:val="both"/>
-        <w:rPr>
-          <w:b/>
-          <w:sz w:val="20"/>
-          <w:szCs w:val="20"/>
-        </w:rPr>
-      </w:pPr>
-      <w:r>
-        <w:rPr>
-          <w:b/>
-          <w:sz w:val="20"/>
-          <w:szCs w:val="20"/>
-        </w:rPr>
-        <w:t>Espacio:</w:t>
-      </w:r>
-      <w:r>
-        <w:rPr>
-          <w:b/>
-          <w:sz w:val="20"/>
-          <w:szCs w:val="20"/>
-        </w:rPr>
-        <w:tab/>
-      </w:r>
-      <w:r>
-        <w:rPr>
-          <w:b/>
-          <w:sz w:val="20"/>
-          <w:szCs w:val="20"/>
-        </w:rPr>
-        <w:tab/>
-      </w:r>
-      <w:r>
-        <w:rPr>
-          <w:sz w:val="20"/>
-          <w:szCs w:val="20"/>
-        </w:rPr>
-        <w:t>Simple (1)</w:t>
-      </w:r>
-    </w:p>
-    <w:p>
-      <w:pPr>
-        <w:spacing w:line="360" w:lineRule="auto"/>
-        <w:jc w:val="both"/>
-        <w:rPr>
-          <w:sz w:val="20"/>
-          <w:szCs w:val="20"/>
-        </w:rPr>
-      </w:pPr>
-    </w:p>
-    <w:p>
-      <w:pPr>
-        <w:spacing w:line="360" w:lineRule="auto"/>
-        <w:jc w:val="both"/>
-        <w:rPr>
-          <w:b/>
-        </w:rPr>
-      </w:pPr>
-      <w:r>
-        <w:rPr>
-          <w:b/>
-        </w:rPr>
-        <w:t>ENTREGA DEL INFORME</w:t>
-      </w:r>
-    </w:p>
-    <w:p>
-      <w:pPr>
-        <w:pStyle w:val="Prrafodelista"/>
-        <w:numPr>
-          <w:ilvl w:val="0"/>
-          <w:numId w:val="8"/>
-        </w:numPr>
-        <w:spacing w:line="360" w:lineRule="auto"/>
-        <w:jc w:val="both"/>
-        <w:rPr>
-          <w:sz w:val="20"/>
-          <w:szCs w:val="20"/>
-        </w:rPr>
-      </w:pPr>
-      <w:r>
-        <w:rPr>
-          <w:sz w:val="20"/>
-          <w:szCs w:val="20"/>
-        </w:rPr>
-        <w:t xml:space="preserve">El estudiante deberá </w:t>
-      </w:r>
-      <w:r>
-        <w:rPr>
-          <w:sz w:val="20"/>
-          <w:szCs w:val="20"/>
-        </w:rPr>
-        <w:t xml:space="preserve"> </w:t>
-      </w:r>
-      <w:r>
-        <w:rPr>
-          <w:sz w:val="20"/>
-          <w:szCs w:val="20"/>
-        </w:rPr>
-        <w:t xml:space="preserve">presentar el informe de prácticas pre profesionales al Tutor Empresarial para su aprobación y luego lo </w:t>
-      </w:r>
-      <w:r>
-        <w:rPr>
-          <w:sz w:val="20"/>
-          <w:szCs w:val="20"/>
-        </w:rPr>
-        <w:t>entrega</w:t>
-      </w:r>
-      <w:r>
-        <w:rPr>
-          <w:sz w:val="20"/>
-          <w:szCs w:val="20"/>
-        </w:rPr>
-        <w:t>rá</w:t>
-      </w:r>
-      <w:r>
-        <w:rPr>
-          <w:sz w:val="20"/>
-          <w:szCs w:val="20"/>
-        </w:rPr>
-        <w:t xml:space="preserve"> </w:t>
-      </w:r>
-      <w:r>
-        <w:rPr>
-          <w:sz w:val="20"/>
-          <w:szCs w:val="20"/>
-        </w:rPr>
-        <w:t>al</w:t>
-      </w:r>
-      <w:r>
-        <w:rPr>
-          <w:sz w:val="20"/>
-          <w:szCs w:val="20"/>
-        </w:rPr>
-        <w:t xml:space="preserve"> Tutor Académico al final</w:t>
-      </w:r>
-      <w:r>
-        <w:rPr>
-          <w:sz w:val="20"/>
-          <w:szCs w:val="20"/>
-        </w:rPr>
-        <w:t>izar</w:t>
-      </w:r>
-      <w:r>
-        <w:rPr>
-          <w:sz w:val="20"/>
-          <w:szCs w:val="20"/>
-        </w:rPr>
-        <w:t xml:space="preserve"> la </w:t>
-      </w:r>
-      <w:r>
-        <w:rPr>
-          <w:sz w:val="20"/>
-          <w:szCs w:val="20"/>
-        </w:rPr>
-        <w:t xml:space="preserve">pasantía, </w:t>
-      </w:r>
-      <w:r>
-        <w:rPr>
-          <w:sz w:val="20"/>
-          <w:szCs w:val="20"/>
-        </w:rPr>
-        <w:t>práctica pre profesional</w:t>
-      </w:r>
-      <w:r>
-        <w:rPr>
-          <w:sz w:val="20"/>
-          <w:szCs w:val="20"/>
-        </w:rPr>
-        <w:t xml:space="preserve"> no remunerada</w:t>
-      </w:r>
-      <w:r>
-        <w:rPr>
-          <w:sz w:val="20"/>
-          <w:szCs w:val="20"/>
-        </w:rPr>
-        <w:t xml:space="preserve"> o las </w:t>
-      </w:r>
-      <w:r>
-        <w:rPr>
-          <w:sz w:val="20"/>
-          <w:szCs w:val="20"/>
-        </w:rPr>
-        <w:t>ayudantías</w:t>
-      </w:r>
-      <w:r>
-        <w:rPr>
-          <w:rStyle w:val="Refdenotaalpie"/>
-          <w:sz w:val="20"/>
-          <w:szCs w:val="20"/>
-        </w:rPr>
-        <w:footnoteReference w:id="2"/>
-      </w:r>
-      <w:r>
-        <w:rPr>
-          <w:sz w:val="20"/>
-          <w:szCs w:val="20"/>
-        </w:rPr>
-        <w:t xml:space="preserve"> de cátedra o de investigación</w:t>
-      </w:r>
-      <w:r>
-        <w:rPr>
-          <w:sz w:val="20"/>
-          <w:szCs w:val="20"/>
-        </w:rPr>
-        <w:t>.</w:t>
-      </w:r>
-    </w:p>
-    <w:p>
-      <w:pPr>
-        <w:pStyle w:val="Prrafodelista"/>
-        <w:numPr>
-          <w:ilvl w:val="0"/>
-          <w:numId w:val="8"/>
-        </w:numPr>
-        <w:spacing w:line="360" w:lineRule="auto"/>
-        <w:jc w:val="both"/>
-        <w:rPr>
-          <w:sz w:val="20"/>
-          <w:szCs w:val="20"/>
-        </w:rPr>
-      </w:pPr>
-      <w:r>
-        <w:rPr>
           <w:sz w:val="20"/>
           <w:szCs w:val="20"/>
         </w:rPr>
@@ -3567,6 +3194,7 @@
           <w:sz w:val="20"/>
           <w:szCs w:val="20"/>
         </w:rPr>
+        <w:lastRenderedPageBreak/>
         <w:t>Además, e</w:t>
       </w:r>
       <w:r>
@@ -3665,7 +3293,15 @@
           <w:sz w:val="20"/>
           <w:szCs w:val="20"/>
         </w:rPr>
-        <w:t xml:space="preserve"> impresos</w:t>
+        <w:t xml:space="preserve"> </w:t>
+      </w:r>
+      <w:proofErr w:type="gramStart"/>
+      <w:r>
+        <w:rPr>
+          <w:sz w:val="20"/>
+          <w:szCs w:val="20"/>
+        </w:rPr>
+        <w:t>impresos</w:t>
       </w:r>
       <w:r>
         <w:rPr>
@@ -3674,6 +3310,7 @@
         </w:rPr>
         <w:t>,</w:t>
       </w:r>
+      <w:proofErr w:type="gramEnd"/>
       <w:r>
         <w:rPr>
           <w:sz w:val="20"/>
@@ -3709,8 +3346,17 @@
           <w:sz w:val="20"/>
           <w:szCs w:val="20"/>
         </w:rPr>
-        <w:t>práctica pre profesional .</w:t>
-      </w:r>
+        <w:t xml:space="preserve">práctica pre </w:t>
+      </w:r>
+      <w:proofErr w:type="gramStart"/>
+      <w:r>
+        <w:rPr>
+          <w:sz w:val="20"/>
+          <w:szCs w:val="20"/>
+        </w:rPr>
+        <w:t>profesional .</w:t>
+      </w:r>
+      <w:proofErr w:type="gramEnd"/>
     </w:p>
     <w:p>
       <w:pPr>
@@ -3852,7 +3498,25 @@
                       <w:sz w:val="16"/>
                       <w:szCs w:val="16"/>
                     </w:rPr>
-                    <w:t>Realizada en:________</w:t>
+                    <w:t xml:space="preserve">Realizada </w:t>
+                  </w:r>
+                  <w:proofErr w:type="gramStart"/>
+                  <w:r>
+                    <w:rPr>
+                      <w:b/>
+                      <w:sz w:val="16"/>
+                      <w:szCs w:val="16"/>
+                    </w:rPr>
+                    <w:t>en:_</w:t>
+                  </w:r>
+                  <w:proofErr w:type="gramEnd"/>
+                  <w:r>
+                    <w:rPr>
+                      <w:b/>
+                      <w:sz w:val="16"/>
+                      <w:szCs w:val="16"/>
+                    </w:rPr>
+                    <w:t>_______</w:t>
                   </w:r>
                 </w:p>
                 <w:p>
@@ -3877,7 +3541,25 @@
                       <w:sz w:val="16"/>
                       <w:szCs w:val="16"/>
                     </w:rPr>
-                    <w:t>CARRERA DE……..</w:t>
+                    <w:t>CARRERA DE</w:t>
+                  </w:r>
+                  <w:proofErr w:type="gramStart"/>
+                  <w:r>
+                    <w:rPr>
+                      <w:b/>
+                      <w:sz w:val="16"/>
+                      <w:szCs w:val="16"/>
+                    </w:rPr>
+                    <w:t>…….</w:t>
+                  </w:r>
+                  <w:proofErr w:type="gramEnd"/>
+                  <w:r>
+                    <w:rPr>
+                      <w:b/>
+                      <w:sz w:val="16"/>
+                      <w:szCs w:val="16"/>
+                    </w:rPr>
+                    <w:t>.</w:t>
                   </w:r>
                 </w:p>
               </w:txbxContent>
@@ -4035,8 +3717,17 @@
                       <w:b/>
                       <w:sz w:val="16"/>
                     </w:rPr>
-                    <w:t>INFORME DE PRÁCTICAS PRE PROFESIONALES</w:t>
+                    <w:t xml:space="preserve">INFORME DE PRÁCTICAS </w:t>
                   </w:r>
+                  <w:proofErr w:type="gramStart"/>
+                  <w:r>
+                    <w:rPr>
+                      <w:b/>
+                      <w:sz w:val="16"/>
+                    </w:rPr>
+                    <w:t>PRE PROFESIONALES</w:t>
+                  </w:r>
+                  <w:proofErr w:type="gramEnd"/>
                 </w:p>
                 <w:p>
                   <w:pPr>
@@ -4056,7 +3747,23 @@
                       <w:b/>
                       <w:sz w:val="16"/>
                     </w:rPr>
-                    <w:t>mes – año a  mes - año</w:t>
+                    <w:t xml:space="preserve">mes – año </w:t>
+                  </w:r>
+                  <w:proofErr w:type="gramStart"/>
+                  <w:r>
+                    <w:rPr>
+                      <w:b/>
+                      <w:sz w:val="16"/>
+                    </w:rPr>
+                    <w:t>a  mes</w:t>
+                  </w:r>
+                  <w:proofErr w:type="gramEnd"/>
+                  <w:r>
+                    <w:rPr>
+                      <w:b/>
+                      <w:sz w:val="16"/>
+                    </w:rPr>
+                    <w:t xml:space="preserve"> - año</w:t>
                   </w:r>
                 </w:p>
               </w:txbxContent>
@@ -4232,7 +3939,7 @@
 </file>
 
 <file path=word/endnotes.xml><?xml version="1.0" encoding="utf-8"?>
-<w:endnotes xmlns:wpc="http://schemas.microsoft.com/office/word/2010/wordprocessingCanvas" xmlns:cx="http://schemas.microsoft.com/office/drawing/2014/chartex" xmlns:cx1="http://schemas.microsoft.com/office/drawing/2015/9/8/chartex" xmlns:cx2="http://schemas.microsoft.com/office/drawing/2015/10/21/chartex" xmlns:cx3="http://schemas.microsoft.com/office/drawing/2016/5/9/chartex" xmlns:cx4="http://schemas.microsoft.com/office/drawing/2016/5/10/chartex" xmlns:cx5="http://schemas.microsoft.com/office/drawing/2016/5/11/chartex" xmlns:cx6="http://schemas.microsoft.com/office/drawing/2016/5/12/chartex" xmlns:cx7="http://schemas.microsoft.com/office/drawing/2016/5/13/chartex" xmlns:cx8="http://schemas.microsoft.com/office/drawing/2016/5/14/chartex" xmlns:mc="http://schemas.openxmlformats.org/markup-compatibility/2006" xmlns:aink="http://schemas.microsoft.com/office/drawing/2016/ink" xmlns:am3d="http://schemas.microsoft.com/office/drawing/2017/model3d" xmlns:o="urn:schemas-microsoft-com:office:office" xmlns:r="http://schemas.openxmlformats.org/officeDocument/2006/relationships" xmlns:m="http://schemas.openxmlformats.org/officeDocument/2006/math" xmlns:v="urn:schemas-microsoft-com:vml" xmlns:wp14="http://schemas.microsoft.com/office/word/2010/wordprocessingDrawing" xmlns:wp="http://schemas.openxmlformats.org/drawingml/2006/wordprocessingDrawing" xmlns:w10="urn:schemas-microsoft-com:office:word" xmlns:w="http://schemas.openxmlformats.org/wordprocessingml/2006/main" xmlns:w14="http://schemas.microsoft.com/office/word/2010/wordml" xmlns:w15="http://schemas.microsoft.com/office/word/2012/wordml" xmlns:w16cex="http://schemas.microsoft.com/office/word/2018/wordml/cex" xmlns:w16cid="http://schemas.microsoft.com/office/word/2016/wordml/cid" xmlns:w16="http://schemas.microsoft.com/office/word/2018/wordml" xmlns:w16sdtdh="http://schemas.microsoft.com/office/word/2020/wordml/sdtdatahash" xmlns:w16se="http://schemas.microsoft.com/office/word/2015/wordml/symex" xmlns:wpg="http://schemas.microsoft.com/office/word/2010/wordprocessingGroup" xmlns:wpi="http://schemas.microsoft.com/office/word/2010/wordprocessingInk" xmlns:wne="http://schemas.microsoft.com/office/word/2006/wordml" xmlns:wps="http://schemas.microsoft.com/office/word/2010/wordprocessingShape" mc:Ignorable="w14 w15 w16se w16cid w16 w16cex w16sdtdh wp14">
+<w:endnotes xmlns:wpc="http://schemas.microsoft.com/office/word/2010/wordprocessingCanvas" xmlns:cx="http://schemas.microsoft.com/office/drawing/2014/chartex" xmlns:cx1="http://schemas.microsoft.com/office/drawing/2015/9/8/chartex" xmlns:cx2="http://schemas.microsoft.com/office/drawing/2015/10/21/chartex" xmlns:cx3="http://schemas.microsoft.com/office/drawing/2016/5/9/chartex" xmlns:cx4="http://schemas.microsoft.com/office/drawing/2016/5/10/chartex" xmlns:cx5="http://schemas.microsoft.com/office/drawing/2016/5/11/chartex" xmlns:cx6="http://schemas.microsoft.com/office/drawing/2016/5/12/chartex" xmlns:cx7="http://schemas.microsoft.com/office/drawing/2016/5/13/chartex" xmlns:cx8="http://schemas.microsoft.com/office/drawing/2016/5/14/chartex" xmlns:mc="http://schemas.openxmlformats.org/markup-compatibility/2006" xmlns:aink="http://schemas.microsoft.com/office/drawing/2016/ink" xmlns:am3d="http://schemas.microsoft.com/office/drawing/2017/model3d" xmlns:o="urn:schemas-microsoft-com:office:office" xmlns:oel="http://schemas.microsoft.com/office/2019/extlst" xmlns:r="http://schemas.openxmlformats.org/officeDocument/2006/relationships" xmlns:m="http://schemas.openxmlformats.org/officeDocument/2006/math" xmlns:v="urn:schemas-microsoft-com:vml" xmlns:wp14="http://schemas.microsoft.com/office/word/2010/wordprocessingDrawing" xmlns:wp="http://schemas.openxmlformats.org/drawingml/2006/wordprocessingDrawing" xmlns:w10="urn:schemas-microsoft-com:office:word" xmlns:w="http://schemas.openxmlformats.org/wordprocessingml/2006/main" xmlns:w14="http://schemas.microsoft.com/office/word/2010/wordml" xmlns:w15="http://schemas.microsoft.com/office/word/2012/wordml" xmlns:w16cex="http://schemas.microsoft.com/office/word/2018/wordml/cex" xmlns:w16cid="http://schemas.microsoft.com/office/word/2016/wordml/cid" xmlns:w16="http://schemas.microsoft.com/office/word/2018/wordml" xmlns:w16du="http://schemas.microsoft.com/office/word/2023/wordml/word16du" xmlns:w16sdtdh="http://schemas.microsoft.com/office/word/2020/wordml/sdtdatahash" xmlns:w16sdtfl="http://schemas.microsoft.com/office/word/2024/wordml/sdtformatlock" xmlns:w16se="http://schemas.microsoft.com/office/word/2015/wordml/symex" xmlns:wpg="http://schemas.microsoft.com/office/word/2010/wordprocessingGroup" xmlns:wpi="http://schemas.microsoft.com/office/word/2010/wordprocessingInk" xmlns:wne="http://schemas.microsoft.com/office/word/2006/wordml" xmlns:wps="http://schemas.microsoft.com/office/word/2010/wordprocessingShape" mc:Ignorable="w14 w15 w16se w16cid w16 w16cex w16sdtdh w16sdtfl w16du wp14">
   <w:endnote w:type="separator" w:id="-1">
     <w:p>
       <w:r>
@@ -4251,7 +3958,7 @@
 </file>
 
 <file path=word/footer1.xml><?xml version="1.0" encoding="utf-8"?>
-<w:ftr xmlns:wpc="http://schemas.microsoft.com/office/word/2010/wordprocessingCanvas" xmlns:cx="http://schemas.microsoft.com/office/drawing/2014/chartex" xmlns:cx1="http://schemas.microsoft.com/office/drawing/2015/9/8/chartex" xmlns:cx2="http://schemas.microsoft.com/office/drawing/2015/10/21/chartex" xmlns:cx3="http://schemas.microsoft.com/office/drawing/2016/5/9/chartex" xmlns:cx4="http://schemas.microsoft.com/office/drawing/2016/5/10/chartex" xmlns:cx5="http://schemas.microsoft.com/office/drawing/2016/5/11/chartex" xmlns:cx6="http://schemas.microsoft.com/office/drawing/2016/5/12/chartex" xmlns:cx7="http://schemas.microsoft.com/office/drawing/2016/5/13/chartex" xmlns:cx8="http://schemas.microsoft.com/office/drawing/2016/5/14/chartex" xmlns:mc="http://schemas.openxmlformats.org/markup-compatibility/2006" xmlns:aink="http://schemas.microsoft.com/office/drawing/2016/ink" xmlns:am3d="http://schemas.microsoft.com/office/drawing/2017/model3d" xmlns:o="urn:schemas-microsoft-com:office:office" xmlns:r="http://schemas.openxmlformats.org/officeDocument/2006/relationships" xmlns:m="http://schemas.openxmlformats.org/officeDocument/2006/math" xmlns:v="urn:schemas-microsoft-com:vml" xmlns:wp14="http://schemas.microsoft.com/office/word/2010/wordprocessingDrawing" xmlns:wp="http://schemas.openxmlformats.org/drawingml/2006/wordprocessingDrawing" xmlns:w10="urn:schemas-microsoft-com:office:word" xmlns:w="http://schemas.openxmlformats.org/wordprocessingml/2006/main" xmlns:w14="http://schemas.microsoft.com/office/word/2010/wordml" xmlns:w15="http://schemas.microsoft.com/office/word/2012/wordml" xmlns:w16cex="http://schemas.microsoft.com/office/word/2018/wordml/cex" xmlns:w16cid="http://schemas.microsoft.com/office/word/2016/wordml/cid" xmlns:w16="http://schemas.microsoft.com/office/word/2018/wordml" xmlns:w16sdtdh="http://schemas.microsoft.com/office/word/2020/wordml/sdtdatahash" xmlns:w16se="http://schemas.microsoft.com/office/word/2015/wordml/symex" xmlns:wpg="http://schemas.microsoft.com/office/word/2010/wordprocessingGroup" xmlns:wpi="http://schemas.microsoft.com/office/word/2010/wordprocessingInk" xmlns:wne="http://schemas.microsoft.com/office/word/2006/wordml" xmlns:wps="http://schemas.microsoft.com/office/word/2010/wordprocessingShape" mc:Ignorable="w14 w15 w16se w16cid w16 w16cex w16sdtdh wp14">
+<w:ftr xmlns:wpc="http://schemas.microsoft.com/office/word/2010/wordprocessingCanvas" xmlns:cx="http://schemas.microsoft.com/office/drawing/2014/chartex" xmlns:cx1="http://schemas.microsoft.com/office/drawing/2015/9/8/chartex" xmlns:cx2="http://schemas.microsoft.com/office/drawing/2015/10/21/chartex" xmlns:cx3="http://schemas.microsoft.com/office/drawing/2016/5/9/chartex" xmlns:cx4="http://schemas.microsoft.com/office/drawing/2016/5/10/chartex" xmlns:cx5="http://schemas.microsoft.com/office/drawing/2016/5/11/chartex" xmlns:cx6="http://schemas.microsoft.com/office/drawing/2016/5/12/chartex" xmlns:cx7="http://schemas.microsoft.com/office/drawing/2016/5/13/chartex" xmlns:cx8="http://schemas.microsoft.com/office/drawing/2016/5/14/chartex" xmlns:mc="http://schemas.openxmlformats.org/markup-compatibility/2006" xmlns:aink="http://schemas.microsoft.com/office/drawing/2016/ink" xmlns:am3d="http://schemas.microsoft.com/office/drawing/2017/model3d" xmlns:o="urn:schemas-microsoft-com:office:office" xmlns:oel="http://schemas.microsoft.com/office/2019/extlst" xmlns:r="http://schemas.openxmlformats.org/officeDocument/2006/relationships" xmlns:m="http://schemas.openxmlformats.org/officeDocument/2006/math" xmlns:v="urn:schemas-microsoft-com:vml" xmlns:wp14="http://schemas.microsoft.com/office/word/2010/wordprocessingDrawing" xmlns:wp="http://schemas.openxmlformats.org/drawingml/2006/wordprocessingDrawing" xmlns:w10="urn:schemas-microsoft-com:office:word" xmlns:w="http://schemas.openxmlformats.org/wordprocessingml/2006/main" xmlns:w14="http://schemas.microsoft.com/office/word/2010/wordml" xmlns:w15="http://schemas.microsoft.com/office/word/2012/wordml" xmlns:w16cex="http://schemas.microsoft.com/office/word/2018/wordml/cex" xmlns:w16cid="http://schemas.microsoft.com/office/word/2016/wordml/cid" xmlns:w16="http://schemas.microsoft.com/office/word/2018/wordml" xmlns:w16du="http://schemas.microsoft.com/office/word/2023/wordml/word16du" xmlns:w16sdtdh="http://schemas.microsoft.com/office/word/2020/wordml/sdtdatahash" xmlns:w16sdtfl="http://schemas.microsoft.com/office/word/2024/wordml/sdtformatlock" xmlns:w16se="http://schemas.microsoft.com/office/word/2015/wordml/symex" xmlns:wpg="http://schemas.microsoft.com/office/word/2010/wordprocessingGroup" xmlns:wpi="http://schemas.microsoft.com/office/word/2010/wordprocessingInk" xmlns:wne="http://schemas.microsoft.com/office/word/2006/wordml" xmlns:wps="http://schemas.microsoft.com/office/word/2010/wordprocessingShape" mc:Ignorable="w14 w15 w16se w16cid w16 w16cex w16sdtdh w16sdtfl w16du wp14">
   <w:p>
     <w:pPr>
       <w:pStyle w:val="Textoindependiente"/>
@@ -4297,7 +4004,27 @@
         <w:sz w:val="14"/>
         <w:szCs w:val="14"/>
       </w:rPr>
-      <w:t xml:space="preserve"> N° 04</w:t>
+      <w:t xml:space="preserve"> </w:t>
+    </w:r>
+    <w:proofErr w:type="spellStart"/>
+    <w:r>
+      <w:rPr>
+        <w:rFonts w:asciiTheme="majorHAnsi" w:hAnsiTheme="majorHAnsi" w:cs="Arial"/>
+        <w:b/>
+        <w:sz w:val="14"/>
+        <w:szCs w:val="14"/>
+      </w:rPr>
+      <w:t>N°</w:t>
+    </w:r>
+    <w:proofErr w:type="spellEnd"/>
+    <w:r>
+      <w:rPr>
+        <w:rFonts w:asciiTheme="majorHAnsi" w:hAnsiTheme="majorHAnsi" w:cs="Arial"/>
+        <w:b/>
+        <w:sz w:val="14"/>
+        <w:szCs w:val="14"/>
+      </w:rPr>
+      <w:t xml:space="preserve"> 04</w:t>
     </w:r>
   </w:p>
   <w:p>
@@ -4419,7 +4146,7 @@
 </file>
 
 <file path=word/footnotes.xml><?xml version="1.0" encoding="utf-8"?>
-<w:footnotes xmlns:wpc="http://schemas.microsoft.com/office/word/2010/wordprocessingCanvas" xmlns:cx="http://schemas.microsoft.com/office/drawing/2014/chartex" xmlns:cx1="http://schemas.microsoft.com/office/drawing/2015/9/8/chartex" xmlns:cx2="http://schemas.microsoft.com/office/drawing/2015/10/21/chartex" xmlns:cx3="http://schemas.microsoft.com/office/drawing/2016/5/9/chartex" xmlns:cx4="http://schemas.microsoft.com/office/drawing/2016/5/10/chartex" xmlns:cx5="http://schemas.microsoft.com/office/drawing/2016/5/11/chartex" xmlns:cx6="http://schemas.microsoft.com/office/drawing/2016/5/12/chartex" xmlns:cx7="http://schemas.microsoft.com/office/drawing/2016/5/13/chartex" xmlns:cx8="http://schemas.microsoft.com/office/drawing/2016/5/14/chartex" xmlns:mc="http://schemas.openxmlformats.org/markup-compatibility/2006" xmlns:aink="http://schemas.microsoft.com/office/drawing/2016/ink" xmlns:am3d="http://schemas.microsoft.com/office/drawing/2017/model3d" xmlns:o="urn:schemas-microsoft-com:office:office" xmlns:r="http://schemas.openxmlformats.org/officeDocument/2006/relationships" xmlns:m="http://schemas.openxmlformats.org/officeDocument/2006/math" xmlns:v="urn:schemas-microsoft-com:vml" xmlns:wp14="http://schemas.microsoft.com/office/word/2010/wordprocessingDrawing" xmlns:wp="http://schemas.openxmlformats.org/drawingml/2006/wordprocessingDrawing" xmlns:w10="urn:schemas-microsoft-com:office:word" xmlns:w="http://schemas.openxmlformats.org/wordprocessingml/2006/main" xmlns:w14="http://schemas.microsoft.com/office/word/2010/wordml" xmlns:w15="http://schemas.microsoft.com/office/word/2012/wordml" xmlns:w16cex="http://schemas.microsoft.com/office/word/2018/wordml/cex" xmlns:w16cid="http://schemas.microsoft.com/office/word/2016/wordml/cid" xmlns:w16="http://schemas.microsoft.com/office/word/2018/wordml" xmlns:w16sdtdh="http://schemas.microsoft.com/office/word/2020/wordml/sdtdatahash" xmlns:w16se="http://schemas.microsoft.com/office/word/2015/wordml/symex" xmlns:wpg="http://schemas.microsoft.com/office/word/2010/wordprocessingGroup" xmlns:wpi="http://schemas.microsoft.com/office/word/2010/wordprocessingInk" xmlns:wne="http://schemas.microsoft.com/office/word/2006/wordml" xmlns:wps="http://schemas.microsoft.com/office/word/2010/wordprocessingShape" mc:Ignorable="w14 w15 w16se w16cid w16 w16cex w16sdtdh wp14">
+<w:footnotes xmlns:wpc="http://schemas.microsoft.com/office/word/2010/wordprocessingCanvas" xmlns:cx="http://schemas.microsoft.com/office/drawing/2014/chartex" xmlns:cx1="http://schemas.microsoft.com/office/drawing/2015/9/8/chartex" xmlns:cx2="http://schemas.microsoft.com/office/drawing/2015/10/21/chartex" xmlns:cx3="http://schemas.microsoft.com/office/drawing/2016/5/9/chartex" xmlns:cx4="http://schemas.microsoft.com/office/drawing/2016/5/10/chartex" xmlns:cx5="http://schemas.microsoft.com/office/drawing/2016/5/11/chartex" xmlns:cx6="http://schemas.microsoft.com/office/drawing/2016/5/12/chartex" xmlns:cx7="http://schemas.microsoft.com/office/drawing/2016/5/13/chartex" xmlns:cx8="http://schemas.microsoft.com/office/drawing/2016/5/14/chartex" xmlns:mc="http://schemas.openxmlformats.org/markup-compatibility/2006" xmlns:aink="http://schemas.microsoft.com/office/drawing/2016/ink" xmlns:am3d="http://schemas.microsoft.com/office/drawing/2017/model3d" xmlns:o="urn:schemas-microsoft-com:office:office" xmlns:oel="http://schemas.microsoft.com/office/2019/extlst" xmlns:r="http://schemas.openxmlformats.org/officeDocument/2006/relationships" xmlns:m="http://schemas.openxmlformats.org/officeDocument/2006/math" xmlns:v="urn:schemas-microsoft-com:vml" xmlns:wp14="http://schemas.microsoft.com/office/word/2010/wordprocessingDrawing" xmlns:wp="http://schemas.openxmlformats.org/drawingml/2006/wordprocessingDrawing" xmlns:w10="urn:schemas-microsoft-com:office:word" xmlns:w="http://schemas.openxmlformats.org/wordprocessingml/2006/main" xmlns:w14="http://schemas.microsoft.com/office/word/2010/wordml" xmlns:w15="http://schemas.microsoft.com/office/word/2012/wordml" xmlns:w16cex="http://schemas.microsoft.com/office/word/2018/wordml/cex" xmlns:w16cid="http://schemas.microsoft.com/office/word/2016/wordml/cid" xmlns:w16="http://schemas.microsoft.com/office/word/2018/wordml" xmlns:w16du="http://schemas.microsoft.com/office/word/2023/wordml/word16du" xmlns:w16sdtdh="http://schemas.microsoft.com/office/word/2020/wordml/sdtdatahash" xmlns:w16sdtfl="http://schemas.microsoft.com/office/word/2024/wordml/sdtformatlock" xmlns:w16se="http://schemas.microsoft.com/office/word/2015/wordml/symex" xmlns:wpg="http://schemas.microsoft.com/office/word/2010/wordprocessingGroup" xmlns:wpi="http://schemas.microsoft.com/office/word/2010/wordprocessingInk" xmlns:wne="http://schemas.microsoft.com/office/word/2006/wordml" xmlns:wps="http://schemas.microsoft.com/office/word/2010/wordprocessingShape" mc:Ignorable="w14 w15 w16se w16cid w16 w16cex w16sdtdh w16sdtfl w16du wp14">
   <w:footnote w:type="separator" w:id="-1">
     <w:p>
       <w:r>
@@ -4474,8 +4201,9 @@
           <w:szCs w:val="16"/>
           <w:lang w:val="es-ES_tradnl"/>
         </w:rPr>
-        <w:t>erá realizado y firmado  por el estudiante y</w:t>
-      </w:r>
+        <w:t xml:space="preserve">erá realizado y </w:t>
+      </w:r>
+      <w:proofErr w:type="gramStart"/>
       <w:r>
         <w:rPr>
           <w:rFonts w:ascii="Arial" w:hAnsi="Arial" w:cs="Arial"/>
@@ -4484,8 +4212,9 @@
           <w:szCs w:val="16"/>
           <w:lang w:val="es-ES_tradnl"/>
         </w:rPr>
-        <w:t xml:space="preserve"> presentado a</w:t>
-      </w:r>
+        <w:t>firmado  por</w:t>
+      </w:r>
+      <w:proofErr w:type="gramEnd"/>
       <w:r>
         <w:rPr>
           <w:rFonts w:ascii="Arial" w:hAnsi="Arial" w:cs="Arial"/>
@@ -4494,7 +4223,7 @@
           <w:szCs w:val="16"/>
           <w:lang w:val="es-ES_tradnl"/>
         </w:rPr>
-        <w:t xml:space="preserve"> los</w:t>
+        <w:t xml:space="preserve"> el estudiante y</w:t>
       </w:r>
       <w:r>
         <w:rPr>
@@ -4504,7 +4233,7 @@
           <w:szCs w:val="16"/>
           <w:lang w:val="es-ES_tradnl"/>
         </w:rPr>
-        <w:t xml:space="preserve"> tutor</w:t>
+        <w:t xml:space="preserve"> presentado a</w:t>
       </w:r>
       <w:r>
         <w:rPr>
@@ -4514,7 +4243,7 @@
           <w:szCs w:val="16"/>
           <w:lang w:val="es-ES_tradnl"/>
         </w:rPr>
-        <w:t xml:space="preserve">es </w:t>
+        <w:t xml:space="preserve"> los</w:t>
       </w:r>
       <w:r>
         <w:rPr>
@@ -4524,7 +4253,7 @@
           <w:szCs w:val="16"/>
           <w:lang w:val="es-ES_tradnl"/>
         </w:rPr>
-        <w:t>académico</w:t>
+        <w:t xml:space="preserve"> tutor</w:t>
       </w:r>
       <w:r>
         <w:rPr>
@@ -4534,7 +4263,7 @@
           <w:szCs w:val="16"/>
           <w:lang w:val="es-ES_tradnl"/>
         </w:rPr>
-        <w:t xml:space="preserve"> y</w:t>
+        <w:t xml:space="preserve">es </w:t>
       </w:r>
       <w:r>
         <w:rPr>
@@ -4544,7 +4273,7 @@
           <w:szCs w:val="16"/>
           <w:lang w:val="es-ES_tradnl"/>
         </w:rPr>
-        <w:t xml:space="preserve"> empresarial, luego </w:t>
+        <w:t>académico</w:t>
       </w:r>
       <w:r>
         <w:rPr>
@@ -4554,7 +4283,7 @@
           <w:szCs w:val="16"/>
           <w:lang w:val="es-ES_tradnl"/>
         </w:rPr>
-        <w:t xml:space="preserve"> al coordinador de p</w:t>
+        <w:t xml:space="preserve"> y</w:t>
       </w:r>
       <w:r>
         <w:rPr>
@@ -4564,7 +4293,71 @@
           <w:szCs w:val="16"/>
           <w:lang w:val="es-ES_tradnl"/>
         </w:rPr>
-        <w:t>rácticas pre profesionales de la carrera y/o departamento.</w:t>
+        <w:t xml:space="preserve"> empresarial, </w:t>
+      </w:r>
+      <w:proofErr w:type="gramStart"/>
+      <w:r>
+        <w:rPr>
+          <w:rFonts w:ascii="Arial" w:hAnsi="Arial" w:cs="Arial"/>
+          <w:b/>
+          <w:sz w:val="16"/>
+          <w:szCs w:val="16"/>
+          <w:lang w:val="es-ES_tradnl"/>
+        </w:rPr>
+        <w:t xml:space="preserve">luego </w:t>
+      </w:r>
+      <w:r>
+        <w:rPr>
+          <w:rFonts w:ascii="Arial" w:hAnsi="Arial" w:cs="Arial"/>
+          <w:b/>
+          <w:sz w:val="16"/>
+          <w:szCs w:val="16"/>
+          <w:lang w:val="es-ES_tradnl"/>
+        </w:rPr>
+        <w:t xml:space="preserve"> al</w:t>
+      </w:r>
+      <w:proofErr w:type="gramEnd"/>
+      <w:r>
+        <w:rPr>
+          <w:rFonts w:ascii="Arial" w:hAnsi="Arial" w:cs="Arial"/>
+          <w:b/>
+          <w:sz w:val="16"/>
+          <w:szCs w:val="16"/>
+          <w:lang w:val="es-ES_tradnl"/>
+        </w:rPr>
+        <w:t xml:space="preserve"> coordinador de p</w:t>
+      </w:r>
+      <w:r>
+        <w:rPr>
+          <w:rFonts w:ascii="Arial" w:hAnsi="Arial" w:cs="Arial"/>
+          <w:b/>
+          <w:sz w:val="16"/>
+          <w:szCs w:val="16"/>
+          <w:lang w:val="es-ES_tradnl"/>
+        </w:rPr>
+        <w:t xml:space="preserve">rácticas </w:t>
+      </w:r>
+      <w:proofErr w:type="gramStart"/>
+      <w:r>
+        <w:rPr>
+          <w:rFonts w:ascii="Arial" w:hAnsi="Arial" w:cs="Arial"/>
+          <w:b/>
+          <w:sz w:val="16"/>
+          <w:szCs w:val="16"/>
+          <w:lang w:val="es-ES_tradnl"/>
+        </w:rPr>
+        <w:t>pre profesionales</w:t>
+      </w:r>
+      <w:proofErr w:type="gramEnd"/>
+      <w:r>
+        <w:rPr>
+          <w:rFonts w:ascii="Arial" w:hAnsi="Arial" w:cs="Arial"/>
+          <w:b/>
+          <w:sz w:val="16"/>
+          <w:szCs w:val="16"/>
+          <w:lang w:val="es-ES_tradnl"/>
+        </w:rPr>
+        <w:t xml:space="preserve"> de la carrera y/o departamento.</w:t>
       </w:r>
     </w:p>
   </w:footnote>
@@ -4599,7 +4392,21 @@
         <w:rPr>
           <w:b/>
         </w:rPr>
-        <w:t xml:space="preserve"> no existirá un tutor empresarial, por tanto el informe se entregará directamente </w:t>
+        <w:t xml:space="preserve"> no existirá un tutor empresarial, por </w:t>
+      </w:r>
+      <w:proofErr w:type="gramStart"/>
+      <w:r>
+        <w:rPr>
+          <w:b/>
+        </w:rPr>
+        <w:t>tanto</w:t>
+      </w:r>
+      <w:proofErr w:type="gramEnd"/>
+      <w:r>
+        <w:rPr>
+          <w:b/>
+        </w:rPr>
+        <w:t xml:space="preserve"> el informe se entregará directamente </w:t>
       </w:r>
       <w:r>
         <w:rPr>
@@ -4631,7 +4438,7 @@
 </file>
 
 <file path=word/header1.xml><?xml version="1.0" encoding="utf-8"?>
-<w:hdr xmlns:wpc="http://schemas.microsoft.com/office/word/2010/wordprocessingCanvas" xmlns:cx="http://schemas.microsoft.com/office/drawing/2014/chartex" xmlns:cx1="http://schemas.microsoft.com/office/drawing/2015/9/8/chartex" xmlns:cx2="http://schemas.microsoft.com/office/drawing/2015/10/21/chartex" xmlns:cx3="http://schemas.microsoft.com/office/drawing/2016/5/9/chartex" xmlns:cx4="http://schemas.microsoft.com/office/drawing/2016/5/10/chartex" xmlns:cx5="http://schemas.microsoft.com/office/drawing/2016/5/11/chartex" xmlns:cx6="http://schemas.microsoft.com/office/drawing/2016/5/12/chartex" xmlns:cx7="http://schemas.microsoft.com/office/drawing/2016/5/13/chartex" xmlns:cx8="http://schemas.microsoft.com/office/drawing/2016/5/14/chartex" xmlns:mc="http://schemas.openxmlformats.org/markup-compatibility/2006" xmlns:aink="http://schemas.microsoft.com/office/drawing/2016/ink" xmlns:am3d="http://schemas.microsoft.com/office/drawing/2017/model3d" xmlns:o="urn:schemas-microsoft-com:office:office" xmlns:r="http://schemas.openxmlformats.org/officeDocument/2006/relationships" xmlns:m="http://schemas.openxmlformats.org/officeDocument/2006/math" xmlns:v="urn:schemas-microsoft-com:vml" xmlns:wp14="http://schemas.microsoft.com/office/word/2010/wordprocessingDrawing" xmlns:wp="http://schemas.openxmlformats.org/drawingml/2006/wordprocessingDrawing" xmlns:w10="urn:schemas-microsoft-com:office:word" xmlns:w="http://schemas.openxmlformats.org/wordprocessingml/2006/main" xmlns:w14="http://schemas.microsoft.com/office/word/2010/wordml" xmlns:w15="http://schemas.microsoft.com/office/word/2012/wordml" xmlns:w16cex="http://schemas.microsoft.com/office/word/2018/wordml/cex" xmlns:w16cid="http://schemas.microsoft.com/office/word/2016/wordml/cid" xmlns:w16="http://schemas.microsoft.com/office/word/2018/wordml" xmlns:w16sdtdh="http://schemas.microsoft.com/office/word/2020/wordml/sdtdatahash" xmlns:w16se="http://schemas.microsoft.com/office/word/2015/wordml/symex" xmlns:wpg="http://schemas.microsoft.com/office/word/2010/wordprocessingGroup" xmlns:wpi="http://schemas.microsoft.com/office/word/2010/wordprocessingInk" xmlns:wne="http://schemas.microsoft.com/office/word/2006/wordml" xmlns:wps="http://schemas.microsoft.com/office/word/2010/wordprocessingShape" mc:Ignorable="w14 w15 w16se w16cid w16 w16cex w16sdtdh wp14">
+<w:hdr xmlns:wpc="http://schemas.microsoft.com/office/word/2010/wordprocessingCanvas" xmlns:cx="http://schemas.microsoft.com/office/drawing/2014/chartex" xmlns:cx1="http://schemas.microsoft.com/office/drawing/2015/9/8/chartex" xmlns:cx2="http://schemas.microsoft.com/office/drawing/2015/10/21/chartex" xmlns:cx3="http://schemas.microsoft.com/office/drawing/2016/5/9/chartex" xmlns:cx4="http://schemas.microsoft.com/office/drawing/2016/5/10/chartex" xmlns:cx5="http://schemas.microsoft.com/office/drawing/2016/5/11/chartex" xmlns:cx6="http://schemas.microsoft.com/office/drawing/2016/5/12/chartex" xmlns:cx7="http://schemas.microsoft.com/office/drawing/2016/5/13/chartex" xmlns:cx8="http://schemas.microsoft.com/office/drawing/2016/5/14/chartex" xmlns:mc="http://schemas.openxmlformats.org/markup-compatibility/2006" xmlns:aink="http://schemas.microsoft.com/office/drawing/2016/ink" xmlns:am3d="http://schemas.microsoft.com/office/drawing/2017/model3d" xmlns:o="urn:schemas-microsoft-com:office:office" xmlns:oel="http://schemas.microsoft.com/office/2019/extlst" xmlns:r="http://schemas.openxmlformats.org/officeDocument/2006/relationships" xmlns:m="http://schemas.openxmlformats.org/officeDocument/2006/math" xmlns:v="urn:schemas-microsoft-com:vml" xmlns:wp14="http://schemas.microsoft.com/office/word/2010/wordprocessingDrawing" xmlns:wp="http://schemas.openxmlformats.org/drawingml/2006/wordprocessingDrawing" xmlns:w10="urn:schemas-microsoft-com:office:word" xmlns:w="http://schemas.openxmlformats.org/wordprocessingml/2006/main" xmlns:w14="http://schemas.microsoft.com/office/word/2010/wordml" xmlns:w15="http://schemas.microsoft.com/office/word/2012/wordml" xmlns:w16cex="http://schemas.microsoft.com/office/word/2018/wordml/cex" xmlns:w16cid="http://schemas.microsoft.com/office/word/2016/wordml/cid" xmlns:w16="http://schemas.microsoft.com/office/word/2018/wordml" xmlns:w16du="http://schemas.microsoft.com/office/word/2023/wordml/word16du" xmlns:w16sdtdh="http://schemas.microsoft.com/office/word/2020/wordml/sdtdatahash" xmlns:w16sdtfl="http://schemas.microsoft.com/office/word/2024/wordml/sdtformatlock" xmlns:w16se="http://schemas.microsoft.com/office/word/2015/wordml/symex" xmlns:wpg="http://schemas.microsoft.com/office/word/2010/wordprocessingGroup" xmlns:wpi="http://schemas.microsoft.com/office/word/2010/wordprocessingInk" xmlns:wne="http://schemas.microsoft.com/office/word/2006/wordml" xmlns:wps="http://schemas.microsoft.com/office/word/2010/wordprocessingShape" mc:Ignorable="w14 w15 w16se w16cid w16 w16cex w16sdtdh w16sdtfl w16du wp14">
   <w:p>
     <w:pPr>
       <w:pStyle w:val="Encabezado"/>
@@ -4701,7 +4508,7 @@
 </file>
 
 <file path=word/numbering.xml><?xml version="1.0" encoding="utf-8"?>
-<w:numbering xmlns:wpc="http://schemas.microsoft.com/office/word/2010/wordprocessingCanvas" xmlns:cx="http://schemas.microsoft.com/office/drawing/2014/chartex" xmlns:cx1="http://schemas.microsoft.com/office/drawing/2015/9/8/chartex" xmlns:cx2="http://schemas.microsoft.com/office/drawing/2015/10/21/chartex" xmlns:cx3="http://schemas.microsoft.com/office/drawing/2016/5/9/chartex" xmlns:cx4="http://schemas.microsoft.com/office/drawing/2016/5/10/chartex" xmlns:cx5="http://schemas.microsoft.com/office/drawing/2016/5/11/chartex" xmlns:cx6="http://schemas.microsoft.com/office/drawing/2016/5/12/chartex" xmlns:cx7="http://schemas.microsoft.com/office/drawing/2016/5/13/chartex" xmlns:cx8="http://schemas.microsoft.com/office/drawing/2016/5/14/chartex" xmlns:mc="http://schemas.openxmlformats.org/markup-compatibility/2006" xmlns:aink="http://schemas.microsoft.com/office/drawing/2016/ink" xmlns:am3d="http://schemas.microsoft.com/office/drawing/2017/model3d" xmlns:o="urn:schemas-microsoft-com:office:office" xmlns:r="http://schemas.openxmlformats.org/officeDocument/2006/relationships" xmlns:m="http://schemas.openxmlformats.org/officeDocument/2006/math" xmlns:v="urn:schemas-microsoft-com:vml" xmlns:wp14="http://schemas.microsoft.com/office/word/2010/wordprocessingDrawing" xmlns:wp="http://schemas.openxmlformats.org/drawingml/2006/wordprocessingDrawing" xmlns:w10="urn:schemas-microsoft-com:office:word" xmlns:w="http://schemas.openxmlformats.org/wordprocessingml/2006/main" xmlns:w14="http://schemas.microsoft.com/office/word/2010/wordml" xmlns:w15="http://schemas.microsoft.com/office/word/2012/wordml" xmlns:w16cex="http://schemas.microsoft.com/office/word/2018/wordml/cex" xmlns:w16cid="http://schemas.microsoft.com/office/word/2016/wordml/cid" xmlns:w16="http://schemas.microsoft.com/office/word/2018/wordml" xmlns:w16sdtdh="http://schemas.microsoft.com/office/word/2020/wordml/sdtdatahash" xmlns:w16se="http://schemas.microsoft.com/office/word/2015/wordml/symex" xmlns:wpg="http://schemas.microsoft.com/office/word/2010/wordprocessingGroup" xmlns:wpi="http://schemas.microsoft.com/office/word/2010/wordprocessingInk" xmlns:wne="http://schemas.microsoft.com/office/word/2006/wordml" xmlns:wps="http://schemas.microsoft.com/office/word/2010/wordprocessingShape" mc:Ignorable="w14 w15 w16se w16cid w16 w16cex w16sdtdh wp14">
+<w:numbering xmlns:wpc="http://schemas.microsoft.com/office/word/2010/wordprocessingCanvas" xmlns:cx="http://schemas.microsoft.com/office/drawing/2014/chartex" xmlns:cx1="http://schemas.microsoft.com/office/drawing/2015/9/8/chartex" xmlns:cx2="http://schemas.microsoft.com/office/drawing/2015/10/21/chartex" xmlns:cx3="http://schemas.microsoft.com/office/drawing/2016/5/9/chartex" xmlns:cx4="http://schemas.microsoft.com/office/drawing/2016/5/10/chartex" xmlns:cx5="http://schemas.microsoft.com/office/drawing/2016/5/11/chartex" xmlns:cx6="http://schemas.microsoft.com/office/drawing/2016/5/12/chartex" xmlns:cx7="http://schemas.microsoft.com/office/drawing/2016/5/13/chartex" xmlns:cx8="http://schemas.microsoft.com/office/drawing/2016/5/14/chartex" xmlns:mc="http://schemas.openxmlformats.org/markup-compatibility/2006" xmlns:aink="http://schemas.microsoft.com/office/drawing/2016/ink" xmlns:am3d="http://schemas.microsoft.com/office/drawing/2017/model3d" xmlns:o="urn:schemas-microsoft-com:office:office" xmlns:oel="http://schemas.microsoft.com/office/2019/extlst" xmlns:r="http://schemas.openxmlformats.org/officeDocument/2006/relationships" xmlns:m="http://schemas.openxmlformats.org/officeDocument/2006/math" xmlns:v="urn:schemas-microsoft-com:vml" xmlns:wp14="http://schemas.microsoft.com/office/word/2010/wordprocessingDrawing" xmlns:wp="http://schemas.openxmlformats.org/drawingml/2006/wordprocessingDrawing" xmlns:w10="urn:schemas-microsoft-com:office:word" xmlns:w="http://schemas.openxmlformats.org/wordprocessingml/2006/main" xmlns:w14="http://schemas.microsoft.com/office/word/2010/wordml" xmlns:w15="http://schemas.microsoft.com/office/word/2012/wordml" xmlns:w16cex="http://schemas.microsoft.com/office/word/2018/wordml/cex" xmlns:w16cid="http://schemas.microsoft.com/office/word/2016/wordml/cid" xmlns:w16="http://schemas.microsoft.com/office/word/2018/wordml" xmlns:w16du="http://schemas.microsoft.com/office/word/2023/wordml/word16du" xmlns:w16sdtdh="http://schemas.microsoft.com/office/word/2020/wordml/sdtdatahash" xmlns:w16sdtfl="http://schemas.microsoft.com/office/word/2024/wordml/sdtformatlock" xmlns:w16se="http://schemas.microsoft.com/office/word/2015/wordml/symex" xmlns:wpg="http://schemas.microsoft.com/office/word/2010/wordprocessingGroup" xmlns:wpi="http://schemas.microsoft.com/office/word/2010/wordprocessingInk" xmlns:wne="http://schemas.microsoft.com/office/word/2006/wordml" xmlns:wps="http://schemas.microsoft.com/office/word/2010/wordprocessingShape" mc:Ignorable="w14 w15 w16se w16cid w16 w16cex w16sdtdh w16sdtfl w16du wp14">
   <w:numPicBullet w:numPicBulletId="0">
     <w:pict>
       <v:shapetype id="_x0000_t75" coordsize="21600,21600" o:spt="75" o:preferrelative="t" path="m@4@5l@4@11@9@11@9@5xe" filled="f" stroked="f">
@@ -4723,7 +4530,7 @@
         <v:path o:extrusionok="f" gradientshapeok="t" o:connecttype="rect"/>
         <o:lock v:ext="edit" aspectratio="t"/>
       </v:shapetype>
-      <v:shape id="_x0000_i1040" type="#_x0000_t75" style="width:25pt;height:16pt;visibility:visible;mso-wrap-style:square" o:bullet="t">
+      <v:shape id="_x0000_i1025" type="#_x0000_t75" style="width:25pt;height:16pt;visibility:visible;mso-wrap-style:square" o:bullet="t">
         <v:imagedata r:id="rId1" o:title=""/>
       </v:shape>
     </w:pict>
@@ -5710,38 +5517,38 @@
       </w:pPr>
     </w:lvl>
   </w:abstractNum>
-  <w:num w:numId="1">
+  <w:num w:numId="1" w16cid:durableId="556937815">
     <w:abstractNumId w:val="7"/>
   </w:num>
-  <w:num w:numId="2">
+  <w:num w:numId="2" w16cid:durableId="529995524">
     <w:abstractNumId w:val="0"/>
   </w:num>
-  <w:num w:numId="3">
+  <w:num w:numId="3" w16cid:durableId="889926552">
     <w:abstractNumId w:val="5"/>
   </w:num>
-  <w:num w:numId="4">
+  <w:num w:numId="4" w16cid:durableId="608926790">
     <w:abstractNumId w:val="4"/>
   </w:num>
-  <w:num w:numId="5">
+  <w:num w:numId="5" w16cid:durableId="1890456486">
     <w:abstractNumId w:val="2"/>
   </w:num>
-  <w:num w:numId="6">
+  <w:num w:numId="6" w16cid:durableId="816840839">
     <w:abstractNumId w:val="1"/>
   </w:num>
-  <w:num w:numId="7">
+  <w:num w:numId="7" w16cid:durableId="1125001031">
     <w:abstractNumId w:val="6"/>
   </w:num>
-  <w:num w:numId="8">
+  <w:num w:numId="8" w16cid:durableId="2142918774">
     <w:abstractNumId w:val="3"/>
   </w:num>
-  <w:num w:numId="9">
+  <w:num w:numId="9" w16cid:durableId="1370950951">
     <w:abstractNumId w:val="8"/>
   </w:num>
 </w:numbering>
 </file>
 
 <file path=word/styles.xml><?xml version="1.0" encoding="utf-8"?>
-<w:styles xmlns:mc="http://schemas.openxmlformats.org/markup-compatibility/2006" xmlns:r="http://schemas.openxmlformats.org/officeDocument/2006/relationships" xmlns:w="http://schemas.openxmlformats.org/wordprocessingml/2006/main" xmlns:w14="http://schemas.microsoft.com/office/word/2010/wordml" xmlns:w15="http://schemas.microsoft.com/office/word/2012/wordml" xmlns:w16cex="http://schemas.microsoft.com/office/word/2018/wordml/cex" xmlns:w16cid="http://schemas.microsoft.com/office/word/2016/wordml/cid" xmlns:w16="http://schemas.microsoft.com/office/word/2018/wordml" xmlns:w16sdtdh="http://schemas.microsoft.com/office/word/2020/wordml/sdtdatahash" xmlns:w16se="http://schemas.microsoft.com/office/word/2015/wordml/symex" mc:Ignorable="w14 w15 w16se w16cid w16 w16cex w16sdtdh">
+<w:styles xmlns:mc="http://schemas.openxmlformats.org/markup-compatibility/2006" xmlns:r="http://schemas.openxmlformats.org/officeDocument/2006/relationships" xmlns:w="http://schemas.openxmlformats.org/wordprocessingml/2006/main" xmlns:w14="http://schemas.microsoft.com/office/word/2010/wordml" xmlns:w15="http://schemas.microsoft.com/office/word/2012/wordml" xmlns:w16cex="http://schemas.microsoft.com/office/word/2018/wordml/cex" xmlns:w16cid="http://schemas.microsoft.com/office/word/2016/wordml/cid" xmlns:w16="http://schemas.microsoft.com/office/word/2018/wordml" xmlns:w16du="http://schemas.microsoft.com/office/word/2023/wordml/word16du" xmlns:w16sdtdh="http://schemas.microsoft.com/office/word/2020/wordml/sdtdatahash" xmlns:w16sdtfl="http://schemas.microsoft.com/office/word/2024/wordml/sdtformatlock" xmlns:w16se="http://schemas.microsoft.com/office/word/2015/wordml/symex" mc:Ignorable="w14 w15 w16se w16cid w16 w16cex w16sdtdh w16sdtfl w16du">
   <w:docDefaults>
     <w:rPrDefault>
       <w:rPr>
@@ -5912,7 +5719,7 @@
     <w:lsdException w:name="Table Web 2" w:semiHidden="1" w:unhideWhenUsed="1"/>
     <w:lsdException w:name="Table Web 3" w:semiHidden="1" w:unhideWhenUsed="1"/>
     <w:lsdException w:name="Balloon Text" w:semiHidden="1" w:unhideWhenUsed="1"/>
-    <w:lsdException w:name="Table Grid" w:semiHidden="1" w:uiPriority="59" w:unhideWhenUsed="1"/>
+    <w:lsdException w:name="Table Grid" w:uiPriority="59"/>
     <w:lsdException w:name="Table Theme" w:semiHidden="1" w:unhideWhenUsed="1"/>
     <w:lsdException w:name="Placeholder Text" w:semiHidden="1"/>
     <w:lsdException w:name="No Spacing" w:uiPriority="1" w:qFormat="1"/>
@@ -6152,7 +5959,6 @@
   <w:style w:type="character" w:default="1" w:styleId="Fuentedeprrafopredeter">
     <w:name w:val="Default Paragraph Font"/>
     <w:uiPriority w:val="1"/>
-    <w:semiHidden/>
     <w:unhideWhenUsed/>
   </w:style>
   <w:style w:type="table" w:default="1" w:styleId="Tablanormal">
@@ -6230,7 +6036,7 @@
       <w:szCs w:val="24"/>
     </w:rPr>
   </w:style>
-  <w:style w:type="character" w:styleId="Textoennegrita">
+  <w:style w:type="character" w:styleId="Fuerte">
     <w:name w:val="Strong"/>
     <w:qFormat/>
     <w:rsid w:val="0025133F"/>
@@ -6416,6 +6222,19 @@
     <w:rsid w:val="00314FC4"/>
     <w:rPr>
       <w:vertAlign w:val="superscript"/>
+    </w:rPr>
+  </w:style>
+  <w:style w:type="paragraph" w:styleId="NormalWeb">
+    <w:name w:val="Normal (Web)"/>
+    <w:basedOn w:val="Normal"/>
+    <w:uiPriority w:val="99"/>
+    <w:unhideWhenUsed/>
+    <w:rsid w:val="007E47FF"/>
+    <w:pPr>
+      <w:spacing w:before="100" w:beforeAutospacing="1" w:after="100" w:afterAutospacing="1"/>
+    </w:pPr>
+    <w:rPr>
+      <w:lang w:val="es-EC" w:eastAsia="es-EC"/>
     </w:rPr>
   </w:style>
 </w:styles>

--- a/Entregables/Formato 4 Informe.docx
+++ b/Entregables/Formato 4 Informe.docx
@@ -68,21 +68,8 @@
           <w:szCs w:val="22"/>
           <w:u w:val="single"/>
         </w:rPr>
-        <w:t xml:space="preserve">E PRÁCTICAS </w:t>
-      </w:r>
-      <w:proofErr w:type="gramStart"/>
-      <w:r>
-        <w:rPr>
-          <w:rStyle w:val="Fuerte"/>
-          <w:rFonts w:ascii="Times New Roman" w:hAnsi="Times New Roman"/>
-          <w:color w:val="000000" w:themeColor="text1"/>
-          <w:sz w:val="22"/>
-          <w:szCs w:val="22"/>
-          <w:u w:val="single"/>
-        </w:rPr>
-        <w:t>PRE PROFESIONALES</w:t>
-      </w:r>
-      <w:proofErr w:type="gramEnd"/>
+        <w:t>E PRÁCTICAS PRE PROFESIONALES</w:t>
+      </w:r>
     </w:p>
     <w:p>
       <w:pPr>
@@ -689,7 +676,7 @@
                       <w:szCs w:val="22"/>
                       <w:lang w:val="es-EC"/>
                     </w:rPr>
-                    <w:t>FIRMA DE</w:t>
+                    <w:t xml:space="preserve">       </w:t>
                   </w:r>
                   <w:r>
                     <w:rPr>
@@ -698,7 +685,7 @@
                       <w:szCs w:val="22"/>
                       <w:lang w:val="es-EC"/>
                     </w:rPr>
-                    <w:t xml:space="preserve"> TUTOR</w:t>
+                    <w:t>TUTOR</w:t>
                   </w:r>
                   <w:r>
                     <w:rPr>
@@ -707,7 +694,7 @@
                       <w:szCs w:val="22"/>
                       <w:lang w:val="es-EC"/>
                     </w:rPr>
-                    <w:t>(A)</w:t>
+                    <w:t>A</w:t>
                   </w:r>
                   <w:r>
                     <w:rPr>
@@ -725,7 +712,7 @@
                       <w:szCs w:val="22"/>
                       <w:lang w:val="es-EC"/>
                     </w:rPr>
-                    <w:t>MICO</w:t>
+                    <w:t>MIC</w:t>
                   </w:r>
                   <w:r>
                     <w:rPr>
@@ -734,7 +721,7 @@
                       <w:szCs w:val="22"/>
                       <w:lang w:val="es-EC"/>
                     </w:rPr>
-                    <w:t>(A)</w:t>
+                    <w:t>A</w:t>
                   </w:r>
                   <w:r>
                     <w:rPr>
@@ -761,6 +748,24 @@
                       <w:szCs w:val="22"/>
                       <w:lang w:val="es-EC"/>
                     </w:rPr>
+                    <w:tab/>
+                  </w:r>
+                  <w:r>
+                    <w:rPr>
+                      <w:b/>
+                      <w:sz w:val="18"/>
+                      <w:szCs w:val="22"/>
+                      <w:lang w:val="es-EC"/>
+                    </w:rPr>
+                    <w:tab/>
+                  </w:r>
+                  <w:r>
+                    <w:rPr>
+                      <w:b/>
+                      <w:sz w:val="18"/>
+                      <w:szCs w:val="22"/>
+                      <w:lang w:val="es-EC"/>
+                    </w:rPr>
                     <w:t xml:space="preserve">      </w:t>
                   </w:r>
                   <w:r>
@@ -770,7 +775,7 @@
                       <w:szCs w:val="22"/>
                       <w:lang w:val="es-EC"/>
                     </w:rPr>
-                    <w:t>FIRMA DEL ESTUDIANTE</w:t>
+                    <w:t>ESTUDIANTE</w:t>
                   </w:r>
                 </w:p>
                 <w:p>
@@ -918,7 +923,7 @@
                       <w:szCs w:val="22"/>
                       <w:lang w:val="es-EC"/>
                     </w:rPr>
-                    <w:t>FIRMA DEL TUTOR</w:t>
+                    <w:t>TUTOR</w:t>
                   </w:r>
                   <w:r>
                     <w:rPr>
@@ -1015,7 +1020,6 @@
                     </w:rPr>
                     <w:t xml:space="preserve">, </w:t>
                   </w:r>
-                  <w:proofErr w:type="spellStart"/>
                   <w:r>
                     <w:rPr>
                       <w:b/>
@@ -1023,9 +1027,8 @@
                       <w:szCs w:val="22"/>
                       <w:lang w:val="es-EC"/>
                     </w:rPr>
-                    <w:t>dd</w:t>
+                    <w:t>dd/</w:t>
                   </w:r>
-                  <w:proofErr w:type="spellEnd"/>
                   <w:r>
                     <w:rPr>
                       <w:b/>
@@ -1033,7 +1036,25 @@
                       <w:szCs w:val="22"/>
                       <w:lang w:val="es-EC"/>
                     </w:rPr>
-                    <w:t>/mm/año</w:t>
+                    <w:t>06</w:t>
+                  </w:r>
+                  <w:r>
+                    <w:rPr>
+                      <w:b/>
+                      <w:sz w:val="20"/>
+                      <w:szCs w:val="22"/>
+                      <w:lang w:val="es-EC"/>
+                    </w:rPr>
+                    <w:t>/</w:t>
+                  </w:r>
+                  <w:r>
+                    <w:rPr>
+                      <w:b/>
+                      <w:sz w:val="20"/>
+                      <w:szCs w:val="22"/>
+                      <w:lang w:val="es-EC"/>
+                    </w:rPr>
+                    <w:t>2026</w:t>
                   </w:r>
                 </w:p>
               </w:txbxContent>
@@ -1613,23 +1634,7 @@
         <w:pStyle w:val="NormalWeb"/>
       </w:pPr>
       <w:r>
-        <w:t>El presente informe detalla el desarrollo de las prácticas preprofesionales no remuneradas realizadas en la empresa SMARTPC ECUADOR SAS. El trabajo consistió en el diseño, auditoría, desarrollo e implementación de dos sistemas informáticos clave para la organización: el proyecto "</w:t>
-      </w:r>
-      <w:proofErr w:type="spellStart"/>
-      <w:r>
-        <w:t>MesaPass</w:t>
-      </w:r>
-      <w:proofErr w:type="spellEnd"/>
-      <w:r>
-        <w:t>" y el sistema "</w:t>
-      </w:r>
-      <w:proofErr w:type="spellStart"/>
-      <w:r>
-        <w:t>WhatsWay</w:t>
-      </w:r>
-      <w:proofErr w:type="spellEnd"/>
-      <w:r>
-        <w:t xml:space="preserve"> CRM".</w:t>
+        <w:t>El presente informe detalla el desarrollo de las prácticas preprofesionales no remuneradas realizadas en la empresa SMARTPC ECUADOR SAS. El trabajo consistió en el diseño, auditoría, desarrollo e implementación de dos sistemas informáticos clave para la organización: el proyecto "MesaPass" y el sistema "WhatsWay CRM".</w:t>
       </w:r>
     </w:p>
     <w:p>
@@ -1637,15 +1642,7 @@
         <w:pStyle w:val="NormalWeb"/>
       </w:pPr>
       <w:r>
-        <w:t xml:space="preserve">Las actividades fueron ejecutadas por el estudiante de la Carrera de Software, demostrando la pertinencia de su perfil profesional mediante la aplicación práctica de conocimientos en arquitectura de software, modelado de bases de datos relacionales, consumo de </w:t>
-      </w:r>
-      <w:proofErr w:type="spellStart"/>
-      <w:r>
-        <w:t>APIs</w:t>
-      </w:r>
-      <w:proofErr w:type="spellEnd"/>
-      <w:r>
-        <w:t xml:space="preserve"> de terceros y desarrollo avanzado de interfaces de usuario (Frontend y Backend).</w:t>
+        <w:t>Las actividades fueron ejecutadas por el estudiante de la Carrera de Software, demostrando la pertinencia de su perfil profesional mediante la aplicación práctica de conocimientos en arquitectura de software, modelado de bases de datos relacionales, consumo de APIs de terceros y desarrollo avanzado de interfaces de usuario (Frontend y Backend).</w:t>
       </w:r>
     </w:p>
     <w:p>
@@ -1665,31 +1662,7 @@
         <w:t>.</w:t>
       </w:r>
       <w:r>
-        <w:t>S, una empresa tecnológica orientada al desarrollo de soluciones informáticas. Se detectaron dos necesidades puntuales: primero, automatizar la gestión de alimentación empresarial mediante convenios (</w:t>
-      </w:r>
-      <w:proofErr w:type="spellStart"/>
-      <w:r>
-        <w:t>MesaPass</w:t>
-      </w:r>
-      <w:proofErr w:type="spellEnd"/>
-      <w:r>
-        <w:t xml:space="preserve">); y segundo, unificar la comunicación de ventas y marketing en un solo sistema </w:t>
-      </w:r>
-      <w:proofErr w:type="spellStart"/>
-      <w:r>
-        <w:t>omnicanal</w:t>
-      </w:r>
-      <w:proofErr w:type="spellEnd"/>
-      <w:r>
-        <w:t xml:space="preserve"> (</w:t>
-      </w:r>
-      <w:proofErr w:type="spellStart"/>
-      <w:r>
-        <w:t>WhatsWay</w:t>
-      </w:r>
-      <w:proofErr w:type="spellEnd"/>
-      <w:r>
-        <w:t xml:space="preserve"> CRM). Se sugirió y aplicó la mejora de estos procesos mediante la digitalización y la centralización de datos.</w:t>
+        <w:t>S, una empresa tecnológica orientada al desarrollo de soluciones informáticas. Se detectaron dos necesidades puntuales: primero, automatizar la gestión de alimentación empresarial mediante convenios (MesaPass); y segundo, unificar la comunicación de ventas y marketing en un solo sistema omnicanal (WhatsWay CRM). Se sugirió y aplicó la mejora de estos procesos mediante la digitalización y la centralización de datos.</w:t>
       </w:r>
     </w:p>
     <w:p>
@@ -1700,59 +1673,21 @@
         </w:rPr>
       </w:pPr>
       <w:r>
-        <w:t xml:space="preserve">El estudiante se desenvolvió en el área de desarrollo integral (Full Stack). Durante la primera fase (abril), se encargó del frontend de </w:t>
-      </w:r>
-      <w:proofErr w:type="spellStart"/>
-      <w:r>
-        <w:t>MesaPass</w:t>
-      </w:r>
-      <w:proofErr w:type="spellEnd"/>
-      <w:r>
-        <w:t xml:space="preserve">, configurando enrutamiento seguro y vistas dinámicas. En la segunda fase (mayo - junio), lideró la refactorización y expansión del código de </w:t>
-      </w:r>
-      <w:proofErr w:type="spellStart"/>
-      <w:r>
-        <w:t>WhatsWay</w:t>
-      </w:r>
-      <w:proofErr w:type="spellEnd"/>
-      <w:r>
-        <w:t xml:space="preserve"> CRM, migrando bases de datos, programando interfaces interactivas (Kanban) y conectando servicios de redes sociales y correo electrónico. </w:t>
+        <w:t xml:space="preserve">El estudiante se desenvolvió en el área de desarrollo integral (Full Stack). Durante la primera fase (abril), se encargó del frontend de MesaPass, configurando enrutamiento seguro y vistas dinámicas. En la segunda fase (mayo - junio), lideró la refactorización y expansión del código de WhatsWay CRM, migrando bases de datos, programando interfaces interactivas (Kanban) y conectando servicios de redes sociales y correo electrónico. </w:t>
       </w:r>
       <w:r>
         <w:t>A</w:t>
       </w:r>
-      <w:proofErr w:type="spellStart"/>
       <w:r>
         <w:rPr>
           <w:lang w:val="es-ES"/>
         </w:rPr>
-        <w:t>plicó</w:t>
-      </w:r>
-      <w:proofErr w:type="spellEnd"/>
+        <w:t>plicó conocimientos adquiridos durante su formación en Ingeniería de Software, tales como desarrollo web, diseño de APIs de Transferencia de Estado Representacional (REST, por sus siglas en inglés), manejo de bases de datos relacionales y control de versiones con GitHub. Además, se fortalecieron competencias en análisis de requerimientos, resolución de problemas técnicos</w:t>
+      </w:r>
       <w:r>
         <w:rPr>
           <w:lang w:val="es-ES"/>
         </w:rPr>
-        <w:t xml:space="preserve"> conocimientos adquiridos durante su formación en Ingeniería de Software, tales como desarrollo web, diseño de </w:t>
-      </w:r>
-      <w:proofErr w:type="spellStart"/>
-      <w:r>
-        <w:rPr>
-          <w:lang w:val="es-ES"/>
-        </w:rPr>
-        <w:t>APIs</w:t>
-      </w:r>
-      <w:proofErr w:type="spellEnd"/>
-      <w:r>
-        <w:rPr>
-          <w:lang w:val="es-ES"/>
-        </w:rPr>
-        <w:t xml:space="preserve"> de Transferencia de Estado Representacional (REST, por sus siglas en inglés), manejo de bases de datos relacionales y control de versiones con GitHub. Además, se fortalecieron competencias en análisis de requerimientos, resolución de problemas técnicos</w:t>
-      </w:r>
-      <w:r>
-        <w:rPr>
-          <w:lang w:val="es-ES"/>
-        </w:rPr>
         <w:t>.</w:t>
       </w:r>
     </w:p>
@@ -1767,23 +1702,7 @@
         <w:t xml:space="preserve"> </w:t>
       </w:r>
       <w:r>
-        <w:t xml:space="preserve">Finalmente, el propósito de este trabajo fue contribuir al desarrollo de una plataforma funcional, escalable y alineada con necesidades reales del negocio, logrando como resultados el fortalecimiento de conocimientos en arquitecturas modernas, implementación de sistemas </w:t>
-      </w:r>
-      <w:proofErr w:type="spellStart"/>
-      <w:r>
-        <w:t>multi-tenant</w:t>
-      </w:r>
-      <w:proofErr w:type="spellEnd"/>
-      <w:r>
-        <w:t xml:space="preserve">, validación de servicios mediante herramientas de </w:t>
-      </w:r>
-      <w:proofErr w:type="spellStart"/>
-      <w:r>
-        <w:t>testing</w:t>
-      </w:r>
-      <w:proofErr w:type="spellEnd"/>
-      <w:r>
-        <w:t xml:space="preserve"> y mejora en la organización de procesos de desarrollo de software. </w:t>
+        <w:t>Finalmente, el propósito de este trabajo fue contribuir al desarrollo de una plataforma funcional, escalable y alineada con necesidades reales del negocio, logrando como resultados el fortalecimiento de conocimientos en arquitecturas modernas, implementación de sistemas multi-tenant, validación de servicios mediante herramientas de testing y mejora en la organización de procesos de desarrollo de software. </w:t>
       </w:r>
     </w:p>
     <w:p>
@@ -1813,1845 +1732,309 @@
     </w:p>
     <w:p>
       <w:pPr>
-        <w:pStyle w:val="Textoindependiente"/>
-        <w:spacing w:line="360" w:lineRule="auto"/>
-        <w:ind w:left="720"/>
-        <w:rPr>
-          <w:rFonts w:ascii="Times New Roman" w:hAnsi="Times New Roman"/>
-          <w:sz w:val="20"/>
-          <w:szCs w:val="20"/>
-        </w:rPr>
-      </w:pPr>
-      <w:r>
-        <w:rPr>
-          <w:rFonts w:ascii="Times New Roman" w:hAnsi="Times New Roman"/>
-          <w:sz w:val="20"/>
-          <w:szCs w:val="20"/>
-        </w:rPr>
-        <w:t>En esta sección del informe, e</w:t>
-      </w:r>
-      <w:r>
-        <w:rPr>
-          <w:rFonts w:ascii="Times New Roman" w:hAnsi="Times New Roman"/>
-          <w:sz w:val="20"/>
-          <w:szCs w:val="20"/>
-        </w:rPr>
-        <w:t xml:space="preserve">l estudiante deberá describir en forma clara que </w:t>
-      </w:r>
-      <w:r>
-        <w:rPr>
-          <w:rFonts w:ascii="Times New Roman" w:hAnsi="Times New Roman"/>
-          <w:sz w:val="20"/>
-          <w:szCs w:val="20"/>
-        </w:rPr>
-        <w:t xml:space="preserve">actividades </w:t>
-      </w:r>
-      <w:r>
-        <w:rPr>
-          <w:rFonts w:ascii="Times New Roman" w:hAnsi="Times New Roman"/>
-          <w:sz w:val="20"/>
-          <w:szCs w:val="20"/>
-        </w:rPr>
-        <w:t xml:space="preserve">realizó </w:t>
-      </w:r>
-      <w:r>
-        <w:rPr>
-          <w:rFonts w:ascii="Times New Roman" w:hAnsi="Times New Roman"/>
-          <w:sz w:val="20"/>
-          <w:szCs w:val="20"/>
-        </w:rPr>
-        <w:t>durante el desarrollo de</w:t>
-      </w:r>
-      <w:r>
-        <w:rPr>
-          <w:rFonts w:ascii="Times New Roman" w:hAnsi="Times New Roman"/>
-          <w:sz w:val="20"/>
-          <w:szCs w:val="20"/>
-        </w:rPr>
-        <w:t xml:space="preserve"> su </w:t>
-      </w:r>
-      <w:r>
-        <w:rPr>
-          <w:rFonts w:ascii="Times New Roman" w:hAnsi="Times New Roman"/>
-          <w:sz w:val="20"/>
-          <w:szCs w:val="20"/>
-        </w:rPr>
-        <w:t xml:space="preserve">práctica </w:t>
-      </w:r>
-      <w:proofErr w:type="gramStart"/>
-      <w:r>
-        <w:rPr>
-          <w:rFonts w:ascii="Times New Roman" w:hAnsi="Times New Roman"/>
-          <w:sz w:val="20"/>
-          <w:szCs w:val="20"/>
-        </w:rPr>
-        <w:t>pre profesional</w:t>
-      </w:r>
-      <w:proofErr w:type="gramEnd"/>
-      <w:r>
-        <w:rPr>
-          <w:rFonts w:ascii="Times New Roman" w:hAnsi="Times New Roman"/>
-          <w:sz w:val="20"/>
-          <w:szCs w:val="20"/>
-        </w:rPr>
-        <w:t xml:space="preserve">, </w:t>
-      </w:r>
-      <w:r>
-        <w:rPr>
-          <w:rFonts w:ascii="Times New Roman" w:hAnsi="Times New Roman"/>
-          <w:sz w:val="20"/>
-          <w:szCs w:val="20"/>
-        </w:rPr>
-        <w:t xml:space="preserve">en qué área o departamento, </w:t>
-      </w:r>
-      <w:r>
-        <w:rPr>
-          <w:rFonts w:ascii="Times New Roman" w:hAnsi="Times New Roman"/>
-          <w:sz w:val="20"/>
-          <w:szCs w:val="20"/>
-        </w:rPr>
-        <w:t>que metodología utilizó, cuáles fueron las técnicas de trabajo, recursos utilizados, limitaciones e</w:t>
-      </w:r>
-      <w:r>
-        <w:rPr>
-          <w:rFonts w:ascii="Times New Roman" w:hAnsi="Times New Roman"/>
-          <w:sz w:val="20"/>
-          <w:szCs w:val="20"/>
-        </w:rPr>
-        <w:t>ncontradas y éxitos alcanzados. Demostrar</w:t>
-      </w:r>
-      <w:r>
-        <w:rPr>
-          <w:rFonts w:ascii="Times New Roman" w:hAnsi="Times New Roman"/>
-          <w:sz w:val="20"/>
-          <w:szCs w:val="20"/>
-        </w:rPr>
-        <w:t xml:space="preserve"> su trabajo con diagramas, fotos, esquemas, planos, </w:t>
-      </w:r>
-      <w:r>
-        <w:rPr>
-          <w:rFonts w:ascii="Times New Roman" w:hAnsi="Times New Roman"/>
-          <w:sz w:val="20"/>
-          <w:szCs w:val="20"/>
-        </w:rPr>
-        <w:t>o cualquier otro elemento que facilite este propósito. Estos elementos deben incluir un pie de figura, que indique de qué se trata ésta.</w:t>
-      </w:r>
-      <w:r>
-        <w:rPr>
-          <w:rFonts w:ascii="Times New Roman" w:hAnsi="Times New Roman"/>
-          <w:sz w:val="20"/>
-          <w:szCs w:val="20"/>
-        </w:rPr>
-        <w:t xml:space="preserve"> </w:t>
-      </w:r>
-      <w:r>
-        <w:rPr>
-          <w:rFonts w:ascii="Times New Roman" w:hAnsi="Times New Roman"/>
-          <w:sz w:val="20"/>
-          <w:szCs w:val="20"/>
-        </w:rPr>
-        <w:t>La misma, debe tener</w:t>
-      </w:r>
-      <w:r>
-        <w:rPr>
-          <w:rFonts w:ascii="Times New Roman" w:hAnsi="Times New Roman"/>
-          <w:sz w:val="20"/>
-          <w:szCs w:val="20"/>
-        </w:rPr>
-        <w:t xml:space="preserve"> r</w:t>
-      </w:r>
-      <w:r>
-        <w:rPr>
-          <w:rFonts w:ascii="Times New Roman" w:hAnsi="Times New Roman"/>
-          <w:sz w:val="20"/>
-          <w:szCs w:val="20"/>
-        </w:rPr>
-        <w:t xml:space="preserve">elación con el perfil de egreso de la </w:t>
-      </w:r>
-      <w:proofErr w:type="gramStart"/>
-      <w:r>
-        <w:rPr>
-          <w:rFonts w:ascii="Times New Roman" w:hAnsi="Times New Roman"/>
-          <w:sz w:val="20"/>
-          <w:szCs w:val="20"/>
-        </w:rPr>
-        <w:t>carrera</w:t>
-      </w:r>
-      <w:proofErr w:type="gramEnd"/>
-      <w:r>
-        <w:rPr>
-          <w:rFonts w:ascii="Times New Roman" w:hAnsi="Times New Roman"/>
-          <w:sz w:val="20"/>
-          <w:szCs w:val="20"/>
-        </w:rPr>
-        <w:t xml:space="preserve"> así como con los</w:t>
-      </w:r>
-      <w:r>
-        <w:rPr>
-          <w:rFonts w:ascii="Times New Roman" w:hAnsi="Times New Roman"/>
-          <w:sz w:val="20"/>
-          <w:szCs w:val="20"/>
-        </w:rPr>
-        <w:t xml:space="preserve"> resu</w:t>
-      </w:r>
-      <w:r>
-        <w:rPr>
-          <w:rFonts w:ascii="Times New Roman" w:hAnsi="Times New Roman"/>
-          <w:sz w:val="20"/>
-          <w:szCs w:val="20"/>
-        </w:rPr>
-        <w:t>ltados de aprendizaje específicos de la carrera</w:t>
-      </w:r>
-      <w:r>
-        <w:rPr>
-          <w:rFonts w:ascii="Times New Roman" w:hAnsi="Times New Roman"/>
-          <w:sz w:val="20"/>
-          <w:szCs w:val="20"/>
-        </w:rPr>
-        <w:t>.</w:t>
-      </w:r>
-    </w:p>
-    <w:p>
-      <w:pPr>
-        <w:pStyle w:val="Textoindependiente"/>
-        <w:spacing w:line="360" w:lineRule="auto"/>
-        <w:rPr>
-          <w:rFonts w:ascii="Times New Roman" w:hAnsi="Times New Roman"/>
+        <w:pStyle w:val="NormalWeb"/>
+      </w:pPr>
+      <w:r>
+        <w:t xml:space="preserve">El trabajo se estructuró bajo ciclos de entregas </w:t>
+      </w:r>
+      <w:r>
+        <w:t>semanales</w:t>
+      </w:r>
+      <w:r>
+        <w:t xml:space="preserve"> y retroalimentación periódica con el tutor empresarial. El ecosistema tecnológico involucró herramientas modernas como Node.js, React, plantillas estructuradas (Vuexy), ORMs (Prisma, Drizzle) y clientes de prueba (Postman).</w:t>
+      </w:r>
+    </w:p>
+    <w:p>
+      <w:pPr>
+        <w:pStyle w:val="NormalWeb"/>
+      </w:pPr>
+      <w:r>
+        <w:t>A continuación, se detalla la intervención técnica en los dos proyectos asignados:</w:t>
+      </w:r>
+    </w:p>
+    <w:p>
+      <w:pPr>
+        <w:pStyle w:val="NormalWeb"/>
+        <w:rPr>
           <w:b/>
-          <w:sz w:val="8"/>
-          <w:szCs w:val="20"/>
-        </w:rPr>
-      </w:pPr>
-    </w:p>
-    <w:p>
-      <w:pPr>
-        <w:pStyle w:val="Textoindependiente"/>
-        <w:numPr>
-          <w:ilvl w:val="0"/>
-          <w:numId w:val="5"/>
-        </w:numPr>
-        <w:spacing w:line="360" w:lineRule="auto"/>
-        <w:rPr>
-          <w:rFonts w:ascii="Times New Roman" w:hAnsi="Times New Roman"/>
+          <w:bCs/>
+        </w:rPr>
+      </w:pPr>
+      <w:r>
+        <w:rPr>
           <w:b/>
-          <w:sz w:val="20"/>
-          <w:szCs w:val="20"/>
-        </w:rPr>
-      </w:pPr>
-      <w:r>
-        <w:rPr>
-          <w:rFonts w:ascii="Times New Roman" w:hAnsi="Times New Roman"/>
+          <w:bCs/>
+        </w:rPr>
+        <w:t>1. Proyecto: Sistema de Gestión de Alimentación "MesaPass"</w:t>
+      </w:r>
+    </w:p>
+    <w:p>
+      <w:pPr>
+        <w:pStyle w:val="NormalWeb"/>
+      </w:pPr>
+      <w:r>
+        <w:lastRenderedPageBreak/>
+        <w:t>El objetivo de este sistema fue digitalizar el control de consumo alimenticio de empleados mediante una arquitectura Multi-Tenant (multi-inquilino).</w:t>
+      </w:r>
+    </w:p>
+    <w:p>
+      <w:pPr>
+        <w:pStyle w:val="NormalWeb"/>
+      </w:pPr>
+      <w:r>
+        <w:rPr>
           <w:b/>
-          <w:sz w:val="20"/>
-          <w:szCs w:val="20"/>
-        </w:rPr>
-        <w:t>CONCLUSIONES</w:t>
-      </w:r>
-    </w:p>
-    <w:p>
-      <w:pPr>
-        <w:pStyle w:val="Textoindependiente"/>
-        <w:spacing w:line="360" w:lineRule="auto"/>
-        <w:ind w:left="720"/>
-        <w:rPr>
-          <w:rFonts w:ascii="Times New Roman" w:hAnsi="Times New Roman"/>
-          <w:sz w:val="20"/>
-          <w:szCs w:val="20"/>
-        </w:rPr>
-      </w:pPr>
-      <w:r>
-        <w:rPr>
-          <w:rFonts w:ascii="Times New Roman" w:hAnsi="Times New Roman"/>
-          <w:sz w:val="20"/>
-          <w:szCs w:val="20"/>
+          <w:bCs/>
+        </w:rPr>
+        <w:t>Arquitectura e Interfaces (Frontend):</w:t>
+      </w:r>
+      <w:r>
+        <w:t xml:space="preserve"> Se adaptó y configuró la plantilla Vuexy para el entorno de trabajo. Se estableció un enrutador estructurado para delimitar vistas públicas y privadas, garantizando la seguridad de la aplicación mediante interceptores de Axios que inyectan dinámicamente cabeceras de autorización (Authorization y Tenant-ID).</w:t>
+      </w:r>
+    </w:p>
+    <w:p>
+      <w:pPr>
+        <w:pStyle w:val="NormalWeb"/>
+        <w:keepNext/>
+        <w:jc w:val="center"/>
+      </w:pPr>
+      <w:r>
+        <w:rPr>
+          <w:noProof/>
+          <w:sz w:val="22"/>
+          <w:szCs w:val="22"/>
+        </w:rPr>
+        <w:drawing>
+          <wp:inline distT="0" distB="0" distL="0" distR="0" wp14:anchorId="4924F479" wp14:editId="29C3AEC9">
+            <wp:extent cx="1666998" cy="3187700"/>
+            <wp:effectExtent l="0" t="0" r="9525" b="0"/>
+            <wp:docPr id="1517020677" name="Imagen 1"/>
+            <wp:cNvGraphicFramePr>
+              <a:graphicFrameLocks xmlns:a="http://schemas.openxmlformats.org/drawingml/2006/main" noChangeAspect="1"/>
+            </wp:cNvGraphicFramePr>
+            <a:graphic xmlns:a="http://schemas.openxmlformats.org/drawingml/2006/main">
+              <a:graphicData uri="http://schemas.openxmlformats.org/drawingml/2006/picture">
+                <pic:pic xmlns:pic="http://schemas.openxmlformats.org/drawingml/2006/picture">
+                  <pic:nvPicPr>
+                    <pic:cNvPr id="1517020677" name=""/>
+                    <pic:cNvPicPr/>
+                  </pic:nvPicPr>
+                  <pic:blipFill>
+                    <a:blip r:embed="rId10"/>
+                    <a:stretch>
+                      <a:fillRect/>
+                    </a:stretch>
+                  </pic:blipFill>
+                  <pic:spPr>
+                    <a:xfrm>
+                      <a:off x="0" y="0"/>
+                      <a:ext cx="1668057" cy="3189725"/>
+                    </a:xfrm>
+                    <a:prstGeom prst="rect">
+                      <a:avLst/>
+                    </a:prstGeom>
+                  </pic:spPr>
+                </pic:pic>
+              </a:graphicData>
+            </a:graphic>
+          </wp:inline>
+        </w:drawing>
+      </w:r>
+    </w:p>
+    <w:p>
+      <w:pPr>
+        <w:pStyle w:val="Descripcin"/>
+        <w:jc w:val="center"/>
+        <w:rPr>
+          <w:sz w:val="24"/>
+          <w:szCs w:val="24"/>
+          <w:lang w:val="es-EC" w:eastAsia="es-EC"/>
+        </w:rPr>
+      </w:pPr>
+      <w:r>
+        <w:t xml:space="preserve">Ilustración </w:t>
+      </w:r>
+      <w:fldSimple w:instr=" SEQ Ilustración \* ARABIC ">
+        <w:r>
+          <w:rPr>
+            <w:noProof/>
+          </w:rPr>
+          <w:t>1</w:t>
+        </w:r>
+      </w:fldSimple>
+      <w:r>
+        <w:t>. Implementación de la plantilla Vuexy</w:t>
+      </w:r>
+    </w:p>
+    <w:p>
+      <w:pPr>
+        <w:pStyle w:val="NormalWeb"/>
+        <w:keepNext/>
+        <w:jc w:val="center"/>
+      </w:pPr>
+      <w:r>
+        <w:rPr>
+          <w:noProof/>
+          <w:sz w:val="22"/>
+          <w:szCs w:val="22"/>
+        </w:rPr>
+        <w:drawing>
+          <wp:inline distT="0" distB="0" distL="0" distR="0" wp14:anchorId="761B4A14" wp14:editId="0FF5E90A">
+            <wp:extent cx="5612130" cy="2993390"/>
+            <wp:effectExtent l="0" t="0" r="7620" b="0"/>
+            <wp:docPr id="2024046989" name="Imagen 1"/>
+            <wp:cNvGraphicFramePr>
+              <a:graphicFrameLocks xmlns:a="http://schemas.openxmlformats.org/drawingml/2006/main" noChangeAspect="1"/>
+            </wp:cNvGraphicFramePr>
+            <a:graphic xmlns:a="http://schemas.openxmlformats.org/drawingml/2006/main">
+              <a:graphicData uri="http://schemas.openxmlformats.org/drawingml/2006/picture">
+                <pic:pic xmlns:pic="http://schemas.openxmlformats.org/drawingml/2006/picture">
+                  <pic:nvPicPr>
+                    <pic:cNvPr id="2024046989" name=""/>
+                    <pic:cNvPicPr/>
+                  </pic:nvPicPr>
+                  <pic:blipFill>
+                    <a:blip r:embed="rId11"/>
+                    <a:stretch>
+                      <a:fillRect/>
+                    </a:stretch>
+                  </pic:blipFill>
+                  <pic:spPr>
+                    <a:xfrm>
+                      <a:off x="0" y="0"/>
+                      <a:ext cx="5612130" cy="2993390"/>
+                    </a:xfrm>
+                    <a:prstGeom prst="rect">
+                      <a:avLst/>
+                    </a:prstGeom>
+                  </pic:spPr>
+                </pic:pic>
+              </a:graphicData>
+            </a:graphic>
+          </wp:inline>
+        </w:drawing>
+      </w:r>
+    </w:p>
+    <w:p>
+      <w:pPr>
+        <w:pStyle w:val="Descripcin"/>
+        <w:jc w:val="center"/>
+      </w:pPr>
+      <w:r>
+        <w:t xml:space="preserve">Ilustración </w:t>
+      </w:r>
+      <w:fldSimple w:instr=" SEQ Ilustración \* ARABIC ">
+        <w:r>
+          <w:rPr>
+            <w:noProof/>
+          </w:rPr>
+          <w:t>2</w:t>
+        </w:r>
+      </w:fldSimple>
+      <w:r>
+        <w:t>. Configuración de Plantilla</w:t>
+      </w:r>
+    </w:p>
+    <w:p>
+      <w:pPr>
+        <w:keepNext/>
+        <w:jc w:val="center"/>
+      </w:pPr>
+      <w:r>
+        <w:rPr>
+          <w:noProof/>
+          <w:sz w:val="22"/>
+          <w:szCs w:val="22"/>
+          <w:lang w:eastAsia="es-EC"/>
         </w:rPr>
         <w:lastRenderedPageBreak/>
-        <w:t>Es un resumen de los aspectos más re</w:t>
-      </w:r>
-      <w:r>
-        <w:rPr>
-          <w:rFonts w:ascii="Times New Roman" w:hAnsi="Times New Roman"/>
-          <w:sz w:val="20"/>
-          <w:szCs w:val="20"/>
-        </w:rPr>
-        <w:t>levante</w:t>
-      </w:r>
-      <w:r>
-        <w:rPr>
-          <w:rFonts w:ascii="Times New Roman" w:hAnsi="Times New Roman"/>
-          <w:sz w:val="20"/>
-          <w:szCs w:val="20"/>
-        </w:rPr>
-        <w:t>s de las actividades realizadas</w:t>
-      </w:r>
-      <w:r>
-        <w:rPr>
-          <w:rFonts w:ascii="Times New Roman" w:hAnsi="Times New Roman"/>
-          <w:sz w:val="20"/>
-          <w:szCs w:val="20"/>
-        </w:rPr>
-        <w:t xml:space="preserve"> y un balance general de los objetivos que se cumplieron.</w:t>
-      </w:r>
-    </w:p>
-    <w:p>
-      <w:pPr>
-        <w:pStyle w:val="Textoindependiente"/>
-        <w:numPr>
-          <w:ilvl w:val="0"/>
-          <w:numId w:val="5"/>
-        </w:numPr>
-        <w:spacing w:line="360" w:lineRule="auto"/>
-        <w:rPr>
-          <w:rFonts w:ascii="Times New Roman" w:hAnsi="Times New Roman"/>
+        <w:drawing>
+          <wp:inline distT="0" distB="0" distL="0" distR="0" wp14:anchorId="6D40A50D" wp14:editId="6408DBC2">
+            <wp:extent cx="5612130" cy="2785745"/>
+            <wp:effectExtent l="0" t="0" r="7620" b="0"/>
+            <wp:docPr id="525748139" name="Imagen 1"/>
+            <wp:cNvGraphicFramePr>
+              <a:graphicFrameLocks xmlns:a="http://schemas.openxmlformats.org/drawingml/2006/main" noChangeAspect="1"/>
+            </wp:cNvGraphicFramePr>
+            <a:graphic xmlns:a="http://schemas.openxmlformats.org/drawingml/2006/main">
+              <a:graphicData uri="http://schemas.openxmlformats.org/drawingml/2006/picture">
+                <pic:pic xmlns:pic="http://schemas.openxmlformats.org/drawingml/2006/picture">
+                  <pic:nvPicPr>
+                    <pic:cNvPr id="525748139" name=""/>
+                    <pic:cNvPicPr/>
+                  </pic:nvPicPr>
+                  <pic:blipFill>
+                    <a:blip r:embed="rId12"/>
+                    <a:stretch>
+                      <a:fillRect/>
+                    </a:stretch>
+                  </pic:blipFill>
+                  <pic:spPr>
+                    <a:xfrm>
+                      <a:off x="0" y="0"/>
+                      <a:ext cx="5612130" cy="2785745"/>
+                    </a:xfrm>
+                    <a:prstGeom prst="rect">
+                      <a:avLst/>
+                    </a:prstGeom>
+                  </pic:spPr>
+                </pic:pic>
+              </a:graphicData>
+            </a:graphic>
+          </wp:inline>
+        </w:drawing>
+      </w:r>
+    </w:p>
+    <w:p>
+      <w:pPr>
+        <w:pStyle w:val="Descripcin"/>
+        <w:jc w:val="center"/>
+      </w:pPr>
+      <w:r>
+        <w:t xml:space="preserve">Ilustración </w:t>
+      </w:r>
+      <w:fldSimple w:instr=" SEQ Ilustración \* ARABIC ">
+        <w:r>
+          <w:rPr>
+            <w:noProof/>
+          </w:rPr>
+          <w:t>3</w:t>
+        </w:r>
+      </w:fldSimple>
+      <w:r>
+        <w:t>. Diseño de página de registro</w:t>
+      </w:r>
+    </w:p>
+    <w:p>
+      <w:pPr>
+        <w:pStyle w:val="NormalWeb"/>
+      </w:pPr>
+      <w:r>
+        <w:rPr>
           <w:b/>
-          <w:sz w:val="20"/>
-          <w:szCs w:val="20"/>
-        </w:rPr>
-      </w:pPr>
-      <w:r>
-        <w:rPr>
-          <w:rFonts w:ascii="Times New Roman" w:hAnsi="Times New Roman"/>
-          <w:b/>
-          <w:sz w:val="20"/>
-          <w:szCs w:val="20"/>
-        </w:rPr>
-        <w:t>RECOMENDACIONES</w:t>
-      </w:r>
-    </w:p>
-    <w:p>
-      <w:pPr>
-        <w:pStyle w:val="Textoindependiente"/>
-        <w:spacing w:line="360" w:lineRule="auto"/>
-        <w:ind w:left="720"/>
-        <w:rPr>
-          <w:rFonts w:ascii="Times New Roman" w:hAnsi="Times New Roman"/>
-          <w:sz w:val="20"/>
-          <w:szCs w:val="20"/>
-        </w:rPr>
-      </w:pPr>
-      <w:r>
-        <w:rPr>
-          <w:rFonts w:ascii="Times New Roman" w:hAnsi="Times New Roman"/>
-          <w:sz w:val="20"/>
-          <w:szCs w:val="20"/>
-        </w:rPr>
-        <w:t xml:space="preserve">Recomendaciones que </w:t>
-      </w:r>
-      <w:r>
-        <w:rPr>
-          <w:rFonts w:ascii="Times New Roman" w:hAnsi="Times New Roman"/>
-          <w:sz w:val="20"/>
-          <w:szCs w:val="20"/>
-        </w:rPr>
-        <w:t xml:space="preserve">el estudiante considere procedentes, con el fin de </w:t>
-      </w:r>
-      <w:r>
-        <w:rPr>
-          <w:rFonts w:ascii="Times New Roman" w:hAnsi="Times New Roman"/>
-          <w:sz w:val="20"/>
-          <w:szCs w:val="20"/>
-        </w:rPr>
-        <w:t>que</w:t>
-      </w:r>
-      <w:r>
-        <w:rPr>
-          <w:rFonts w:ascii="Times New Roman" w:hAnsi="Times New Roman"/>
-          <w:sz w:val="20"/>
-          <w:szCs w:val="20"/>
-        </w:rPr>
-        <w:t xml:space="preserve"> en</w:t>
-      </w:r>
-      <w:r>
-        <w:rPr>
-          <w:rFonts w:ascii="Times New Roman" w:hAnsi="Times New Roman"/>
-          <w:sz w:val="20"/>
-          <w:szCs w:val="20"/>
-        </w:rPr>
-        <w:t xml:space="preserve"> la empresa</w:t>
-      </w:r>
-      <w:r>
-        <w:rPr>
-          <w:rFonts w:ascii="Times New Roman" w:hAnsi="Times New Roman"/>
-          <w:sz w:val="20"/>
-          <w:szCs w:val="20"/>
-        </w:rPr>
-        <w:t>/ institución</w:t>
-      </w:r>
-      <w:r>
-        <w:rPr>
-          <w:rFonts w:ascii="Times New Roman" w:hAnsi="Times New Roman"/>
-          <w:sz w:val="20"/>
-          <w:szCs w:val="20"/>
-        </w:rPr>
-        <w:t xml:space="preserve"> / comunidad, así como en</w:t>
-      </w:r>
-      <w:r>
-        <w:rPr>
-          <w:rFonts w:ascii="Times New Roman" w:hAnsi="Times New Roman"/>
-          <w:sz w:val="20"/>
-          <w:szCs w:val="20"/>
-        </w:rPr>
-        <w:t xml:space="preserve"> la universi</w:t>
-      </w:r>
-      <w:r>
-        <w:rPr>
-          <w:rFonts w:ascii="Times New Roman" w:hAnsi="Times New Roman"/>
-          <w:sz w:val="20"/>
-          <w:szCs w:val="20"/>
-        </w:rPr>
-        <w:t>dad, las conozcan y las apliquen.</w:t>
-      </w:r>
-    </w:p>
-    <w:p>
-      <w:pPr>
-        <w:pStyle w:val="Textoindependiente"/>
-        <w:spacing w:line="360" w:lineRule="auto"/>
-        <w:ind w:left="720"/>
-        <w:rPr>
-          <w:rFonts w:ascii="Times New Roman" w:hAnsi="Times New Roman"/>
-          <w:sz w:val="10"/>
-          <w:szCs w:val="20"/>
-        </w:rPr>
-      </w:pPr>
-    </w:p>
-    <w:p>
-      <w:pPr>
-        <w:pStyle w:val="Textoindependiente"/>
-        <w:numPr>
-          <w:ilvl w:val="0"/>
-          <w:numId w:val="5"/>
-        </w:numPr>
-        <w:spacing w:line="360" w:lineRule="auto"/>
-        <w:rPr>
-          <w:rFonts w:ascii="Times New Roman" w:hAnsi="Times New Roman"/>
-          <w:b/>
-          <w:sz w:val="20"/>
-          <w:szCs w:val="20"/>
-        </w:rPr>
-      </w:pPr>
-      <w:r>
-        <w:rPr>
-          <w:rFonts w:ascii="Times New Roman" w:hAnsi="Times New Roman"/>
-          <w:b/>
-          <w:sz w:val="20"/>
-          <w:szCs w:val="20"/>
-        </w:rPr>
-        <w:t>ANEXOS</w:t>
-      </w:r>
-    </w:p>
-    <w:p>
-      <w:pPr>
-        <w:pStyle w:val="Textoindependiente"/>
-        <w:spacing w:line="360" w:lineRule="auto"/>
-        <w:ind w:left="720"/>
-        <w:rPr>
-          <w:rFonts w:ascii="Times New Roman" w:hAnsi="Times New Roman"/>
-          <w:sz w:val="20"/>
-          <w:szCs w:val="20"/>
-        </w:rPr>
-      </w:pPr>
-      <w:r>
-        <w:rPr>
-          <w:rFonts w:ascii="Times New Roman" w:hAnsi="Times New Roman"/>
-          <w:sz w:val="20"/>
-          <w:szCs w:val="20"/>
-        </w:rPr>
-        <w:t>Es un aspecto o</w:t>
-      </w:r>
-      <w:r>
-        <w:rPr>
-          <w:rFonts w:ascii="Times New Roman" w:hAnsi="Times New Roman"/>
-          <w:sz w:val="20"/>
-          <w:szCs w:val="20"/>
-        </w:rPr>
-        <w:t>pcional, es el material que contribuye aclarar o complementar la información presentada, debe llevar título y est</w:t>
-      </w:r>
-      <w:r>
-        <w:rPr>
-          <w:rFonts w:ascii="Times New Roman" w:hAnsi="Times New Roman"/>
-          <w:sz w:val="20"/>
-          <w:szCs w:val="20"/>
-        </w:rPr>
-        <w:t>ar referenciada en el contenido</w:t>
-      </w:r>
-      <w:r>
-        <w:rPr>
-          <w:rFonts w:ascii="Times New Roman" w:hAnsi="Times New Roman"/>
-          <w:sz w:val="20"/>
-          <w:szCs w:val="20"/>
-        </w:rPr>
-        <w:t>.</w:t>
-      </w:r>
-    </w:p>
-    <w:p>
-      <w:pPr>
-        <w:spacing w:line="360" w:lineRule="auto"/>
-        <w:jc w:val="both"/>
-        <w:rPr>
-          <w:b/>
-        </w:rPr>
-      </w:pPr>
-    </w:p>
-    <w:p>
-      <w:pPr>
-        <w:spacing w:line="360" w:lineRule="auto"/>
-        <w:jc w:val="both"/>
-        <w:rPr>
-          <w:b/>
-        </w:rPr>
-      </w:pPr>
-      <w:r>
-        <w:rPr>
-          <w:b/>
-        </w:rPr>
-        <w:t>CARACTERÍSTICAS DE LA PRESENTACIÓN DEL INFORME</w:t>
-      </w:r>
-    </w:p>
-    <w:p>
-      <w:pPr>
-        <w:spacing w:line="360" w:lineRule="auto"/>
-        <w:ind w:left="284"/>
-        <w:jc w:val="both"/>
-        <w:rPr>
-          <w:sz w:val="20"/>
-          <w:szCs w:val="20"/>
-        </w:rPr>
-      </w:pPr>
-      <w:r>
-        <w:rPr>
-          <w:sz w:val="20"/>
-          <w:szCs w:val="20"/>
-        </w:rPr>
-        <w:t>El informe deber</w:t>
-      </w:r>
-      <w:r>
-        <w:rPr>
-          <w:sz w:val="20"/>
-          <w:szCs w:val="20"/>
-        </w:rPr>
-        <w:t>á</w:t>
-      </w:r>
-      <w:r>
-        <w:rPr>
-          <w:sz w:val="20"/>
-          <w:szCs w:val="20"/>
-        </w:rPr>
-        <w:t xml:space="preserve"> redactarse en tercera persona o en forma impersonal</w:t>
-      </w:r>
-      <w:r>
-        <w:rPr>
-          <w:sz w:val="20"/>
-          <w:szCs w:val="20"/>
-        </w:rPr>
-        <w:t>, se debe hacer uso de las normas APA 6ta. edición</w:t>
-      </w:r>
-      <w:r>
-        <w:rPr>
-          <w:sz w:val="20"/>
-          <w:szCs w:val="20"/>
-        </w:rPr>
-        <w:t>:</w:t>
-      </w:r>
-    </w:p>
-    <w:p>
-      <w:pPr>
-        <w:pStyle w:val="Prrafodelista"/>
-        <w:numPr>
-          <w:ilvl w:val="0"/>
-          <w:numId w:val="8"/>
-        </w:numPr>
-        <w:spacing w:line="360" w:lineRule="auto"/>
-        <w:jc w:val="both"/>
-        <w:rPr>
-          <w:b/>
-          <w:sz w:val="20"/>
-          <w:szCs w:val="20"/>
-        </w:rPr>
-      </w:pPr>
-      <w:r>
-        <w:rPr>
-          <w:b/>
-          <w:sz w:val="20"/>
-          <w:szCs w:val="20"/>
-        </w:rPr>
-        <w:t xml:space="preserve">Tipo de letra: </w:t>
-      </w:r>
-      <w:r>
-        <w:rPr>
-          <w:b/>
-          <w:sz w:val="20"/>
-          <w:szCs w:val="20"/>
-        </w:rPr>
-        <w:tab/>
-      </w:r>
-      <w:r>
-        <w:rPr>
-          <w:sz w:val="20"/>
-          <w:szCs w:val="20"/>
-        </w:rPr>
-        <w:t xml:space="preserve">Times New Roman </w:t>
-      </w:r>
-    </w:p>
-    <w:p>
-      <w:pPr>
-        <w:pStyle w:val="Prrafodelista"/>
-        <w:numPr>
-          <w:ilvl w:val="0"/>
-          <w:numId w:val="8"/>
-        </w:numPr>
-        <w:spacing w:line="360" w:lineRule="auto"/>
-        <w:jc w:val="both"/>
-        <w:rPr>
-          <w:b/>
-          <w:sz w:val="20"/>
-          <w:szCs w:val="20"/>
-        </w:rPr>
-      </w:pPr>
-      <w:r>
-        <w:rPr>
-          <w:b/>
-          <w:sz w:val="20"/>
-          <w:szCs w:val="20"/>
-        </w:rPr>
-        <w:t>Estilo de fuente:</w:t>
-      </w:r>
-      <w:r>
-        <w:rPr>
-          <w:b/>
-          <w:sz w:val="20"/>
-          <w:szCs w:val="20"/>
-        </w:rPr>
-        <w:tab/>
-      </w:r>
-      <w:r>
-        <w:rPr>
-          <w:sz w:val="20"/>
-          <w:szCs w:val="20"/>
-        </w:rPr>
-        <w:t>Normal</w:t>
-      </w:r>
-    </w:p>
-    <w:p>
-      <w:pPr>
-        <w:pStyle w:val="Prrafodelista"/>
-        <w:numPr>
-          <w:ilvl w:val="0"/>
-          <w:numId w:val="8"/>
-        </w:numPr>
-        <w:spacing w:line="360" w:lineRule="auto"/>
-        <w:jc w:val="both"/>
-        <w:rPr>
-          <w:b/>
-          <w:sz w:val="20"/>
-          <w:szCs w:val="20"/>
-        </w:rPr>
-      </w:pPr>
-      <w:r>
-        <w:rPr>
-          <w:b/>
-          <w:sz w:val="20"/>
-          <w:szCs w:val="20"/>
-        </w:rPr>
-        <w:t>Tamaño de letra:</w:t>
-      </w:r>
-      <w:r>
-        <w:rPr>
-          <w:b/>
-          <w:sz w:val="20"/>
-          <w:szCs w:val="20"/>
-        </w:rPr>
-        <w:tab/>
-      </w:r>
-      <w:r>
-        <w:rPr>
-          <w:sz w:val="20"/>
-          <w:szCs w:val="20"/>
-        </w:rPr>
-        <w:t>12</w:t>
-      </w:r>
-    </w:p>
-    <w:p>
-      <w:pPr>
-        <w:pStyle w:val="Prrafodelista"/>
-        <w:numPr>
-          <w:ilvl w:val="0"/>
-          <w:numId w:val="8"/>
-        </w:numPr>
-        <w:spacing w:line="360" w:lineRule="auto"/>
-        <w:jc w:val="both"/>
-        <w:rPr>
-          <w:b/>
-          <w:sz w:val="20"/>
-          <w:szCs w:val="20"/>
-        </w:rPr>
-      </w:pPr>
-      <w:r>
-        <w:rPr>
-          <w:b/>
-          <w:sz w:val="20"/>
-          <w:szCs w:val="20"/>
-        </w:rPr>
-        <w:t>Espacio:</w:t>
-      </w:r>
-      <w:r>
-        <w:rPr>
-          <w:b/>
-          <w:sz w:val="20"/>
-          <w:szCs w:val="20"/>
-        </w:rPr>
-        <w:tab/>
-      </w:r>
-      <w:r>
-        <w:rPr>
-          <w:b/>
-          <w:sz w:val="20"/>
-          <w:szCs w:val="20"/>
-        </w:rPr>
-        <w:tab/>
-      </w:r>
-      <w:r>
-        <w:rPr>
-          <w:sz w:val="20"/>
-          <w:szCs w:val="20"/>
-        </w:rPr>
-        <w:t>Simple (1)</w:t>
-      </w:r>
-    </w:p>
-    <w:p>
-      <w:pPr>
-        <w:spacing w:line="360" w:lineRule="auto"/>
-        <w:jc w:val="both"/>
-        <w:rPr>
-          <w:sz w:val="20"/>
-          <w:szCs w:val="20"/>
-        </w:rPr>
-      </w:pPr>
-    </w:p>
-    <w:p>
-      <w:pPr>
-        <w:spacing w:line="360" w:lineRule="auto"/>
-        <w:jc w:val="both"/>
-        <w:rPr>
-          <w:b/>
-        </w:rPr>
-      </w:pPr>
-      <w:r>
-        <w:rPr>
-          <w:b/>
-        </w:rPr>
-        <w:t>ENTREGA DEL INFORME</w:t>
-      </w:r>
-    </w:p>
-    <w:p>
-      <w:pPr>
-        <w:pStyle w:val="Prrafodelista"/>
-        <w:numPr>
-          <w:ilvl w:val="0"/>
-          <w:numId w:val="8"/>
-        </w:numPr>
-        <w:spacing w:line="360" w:lineRule="auto"/>
-        <w:jc w:val="both"/>
-        <w:rPr>
-          <w:sz w:val="20"/>
-          <w:szCs w:val="20"/>
-        </w:rPr>
-      </w:pPr>
-      <w:r>
-        <w:rPr>
-          <w:sz w:val="20"/>
-          <w:szCs w:val="20"/>
-        </w:rPr>
-        <w:t xml:space="preserve">El estudiante </w:t>
-      </w:r>
-      <w:proofErr w:type="gramStart"/>
-      <w:r>
-        <w:rPr>
-          <w:sz w:val="20"/>
-          <w:szCs w:val="20"/>
-        </w:rPr>
-        <w:t xml:space="preserve">deberá </w:t>
-      </w:r>
-      <w:r>
-        <w:rPr>
-          <w:sz w:val="20"/>
-          <w:szCs w:val="20"/>
-        </w:rPr>
-        <w:t xml:space="preserve"> </w:t>
-      </w:r>
-      <w:r>
-        <w:rPr>
-          <w:sz w:val="20"/>
-          <w:szCs w:val="20"/>
-        </w:rPr>
-        <w:t>presentar</w:t>
-      </w:r>
-      <w:proofErr w:type="gramEnd"/>
-      <w:r>
-        <w:rPr>
-          <w:sz w:val="20"/>
-          <w:szCs w:val="20"/>
-        </w:rPr>
-        <w:t xml:space="preserve"> el informe de prácticas </w:t>
-      </w:r>
-      <w:proofErr w:type="gramStart"/>
-      <w:r>
-        <w:rPr>
-          <w:sz w:val="20"/>
-          <w:szCs w:val="20"/>
-        </w:rPr>
-        <w:t>pre profesionales</w:t>
-      </w:r>
-      <w:proofErr w:type="gramEnd"/>
-      <w:r>
-        <w:rPr>
-          <w:sz w:val="20"/>
-          <w:szCs w:val="20"/>
-        </w:rPr>
-        <w:t xml:space="preserve"> al Tutor Empresarial para su aprobación y luego lo </w:t>
-      </w:r>
-      <w:r>
-        <w:rPr>
-          <w:sz w:val="20"/>
-          <w:szCs w:val="20"/>
-        </w:rPr>
-        <w:t>entrega</w:t>
-      </w:r>
-      <w:r>
-        <w:rPr>
-          <w:sz w:val="20"/>
-          <w:szCs w:val="20"/>
-        </w:rPr>
-        <w:t>rá</w:t>
-      </w:r>
-      <w:r>
-        <w:rPr>
-          <w:sz w:val="20"/>
-          <w:szCs w:val="20"/>
-        </w:rPr>
-        <w:t xml:space="preserve"> </w:t>
-      </w:r>
-      <w:r>
-        <w:rPr>
-          <w:sz w:val="20"/>
-          <w:szCs w:val="20"/>
-        </w:rPr>
-        <w:t>al</w:t>
-      </w:r>
-      <w:r>
-        <w:rPr>
-          <w:sz w:val="20"/>
-          <w:szCs w:val="20"/>
-        </w:rPr>
-        <w:t xml:space="preserve"> Tutor Académico al final</w:t>
-      </w:r>
-      <w:r>
-        <w:rPr>
-          <w:sz w:val="20"/>
-          <w:szCs w:val="20"/>
-        </w:rPr>
-        <w:t>izar</w:t>
-      </w:r>
-      <w:r>
-        <w:rPr>
-          <w:sz w:val="20"/>
-          <w:szCs w:val="20"/>
-        </w:rPr>
-        <w:t xml:space="preserve"> la </w:t>
-      </w:r>
-      <w:r>
-        <w:rPr>
-          <w:sz w:val="20"/>
-          <w:szCs w:val="20"/>
-        </w:rPr>
-        <w:t xml:space="preserve">pasantía, </w:t>
-      </w:r>
-      <w:r>
-        <w:rPr>
-          <w:sz w:val="20"/>
-          <w:szCs w:val="20"/>
-        </w:rPr>
-        <w:t xml:space="preserve">práctica </w:t>
-      </w:r>
-      <w:proofErr w:type="gramStart"/>
-      <w:r>
-        <w:rPr>
-          <w:sz w:val="20"/>
-          <w:szCs w:val="20"/>
-        </w:rPr>
-        <w:t>pre profesional</w:t>
-      </w:r>
-      <w:proofErr w:type="gramEnd"/>
-      <w:r>
-        <w:rPr>
-          <w:sz w:val="20"/>
-          <w:szCs w:val="20"/>
-        </w:rPr>
-        <w:t xml:space="preserve"> no remunerada</w:t>
-      </w:r>
-      <w:r>
-        <w:rPr>
-          <w:sz w:val="20"/>
-          <w:szCs w:val="20"/>
-        </w:rPr>
-        <w:t xml:space="preserve"> o las </w:t>
-      </w:r>
-      <w:r>
-        <w:rPr>
-          <w:sz w:val="20"/>
-          <w:szCs w:val="20"/>
-        </w:rPr>
-        <w:t>ayudantías</w:t>
-      </w:r>
-      <w:r>
-        <w:rPr>
-          <w:rStyle w:val="Refdenotaalpie"/>
-          <w:sz w:val="20"/>
-          <w:szCs w:val="20"/>
-        </w:rPr>
-        <w:footnoteReference w:id="2"/>
-      </w:r>
-      <w:r>
-        <w:rPr>
-          <w:sz w:val="20"/>
-          <w:szCs w:val="20"/>
-        </w:rPr>
-        <w:t xml:space="preserve"> de cátedra o de investigación</w:t>
-      </w:r>
-      <w:r>
-        <w:rPr>
-          <w:sz w:val="20"/>
-          <w:szCs w:val="20"/>
-        </w:rPr>
-        <w:t>.</w:t>
-      </w:r>
-    </w:p>
-    <w:p>
-      <w:pPr>
-        <w:pStyle w:val="Prrafodelista"/>
-        <w:numPr>
-          <w:ilvl w:val="0"/>
-          <w:numId w:val="8"/>
-        </w:numPr>
-        <w:spacing w:line="360" w:lineRule="auto"/>
-        <w:jc w:val="both"/>
-        <w:rPr>
-          <w:sz w:val="20"/>
-          <w:szCs w:val="20"/>
-        </w:rPr>
-      </w:pPr>
-      <w:r>
-        <w:rPr>
-          <w:sz w:val="20"/>
-          <w:szCs w:val="20"/>
-        </w:rPr>
-        <w:t>El estudiante entregará a</w:t>
-      </w:r>
-      <w:r>
-        <w:rPr>
-          <w:sz w:val="20"/>
-          <w:szCs w:val="20"/>
-        </w:rPr>
-        <w:t xml:space="preserve">l Coordinador de </w:t>
-      </w:r>
-      <w:r>
-        <w:rPr>
-          <w:sz w:val="20"/>
-          <w:szCs w:val="20"/>
-        </w:rPr>
-        <w:t>Prácticas Pre Profesionales</w:t>
-      </w:r>
-      <w:r>
-        <w:rPr>
-          <w:sz w:val="20"/>
-          <w:szCs w:val="20"/>
-        </w:rPr>
-        <w:t xml:space="preserve"> </w:t>
-      </w:r>
-      <w:r>
-        <w:rPr>
-          <w:sz w:val="20"/>
-          <w:szCs w:val="20"/>
-        </w:rPr>
-        <w:t>los siguientes documentos:</w:t>
-      </w:r>
-    </w:p>
-    <w:p>
-      <w:pPr>
-        <w:pStyle w:val="Prrafodelista"/>
-        <w:numPr>
-          <w:ilvl w:val="0"/>
-          <w:numId w:val="9"/>
-        </w:numPr>
-        <w:spacing w:line="360" w:lineRule="auto"/>
-        <w:jc w:val="both"/>
-        <w:rPr>
-          <w:sz w:val="20"/>
-          <w:szCs w:val="20"/>
-        </w:rPr>
-      </w:pPr>
-      <w:r>
-        <w:rPr>
-          <w:sz w:val="20"/>
-          <w:szCs w:val="20"/>
-        </w:rPr>
-        <w:t xml:space="preserve">Formato No. 1 </w:t>
-      </w:r>
-    </w:p>
-    <w:p>
-      <w:pPr>
-        <w:pStyle w:val="Prrafodelista"/>
-        <w:numPr>
-          <w:ilvl w:val="0"/>
-          <w:numId w:val="9"/>
-        </w:numPr>
-        <w:spacing w:line="360" w:lineRule="auto"/>
-        <w:jc w:val="both"/>
-        <w:rPr>
-          <w:sz w:val="20"/>
-          <w:szCs w:val="20"/>
-        </w:rPr>
-      </w:pPr>
-      <w:r>
-        <w:rPr>
-          <w:sz w:val="20"/>
-          <w:szCs w:val="20"/>
-        </w:rPr>
-        <w:t xml:space="preserve">Formato No. 2 </w:t>
-      </w:r>
-    </w:p>
-    <w:p>
-      <w:pPr>
-        <w:pStyle w:val="Prrafodelista"/>
-        <w:numPr>
-          <w:ilvl w:val="0"/>
-          <w:numId w:val="9"/>
-        </w:numPr>
-        <w:spacing w:line="360" w:lineRule="auto"/>
-        <w:jc w:val="both"/>
-        <w:rPr>
-          <w:sz w:val="20"/>
-          <w:szCs w:val="20"/>
-        </w:rPr>
-      </w:pPr>
-      <w:r>
-        <w:rPr>
-          <w:sz w:val="20"/>
-          <w:szCs w:val="20"/>
-        </w:rPr>
-        <w:t>Formato No. 3</w:t>
-      </w:r>
-    </w:p>
-    <w:p>
-      <w:pPr>
-        <w:pStyle w:val="Prrafodelista"/>
-        <w:numPr>
-          <w:ilvl w:val="0"/>
-          <w:numId w:val="9"/>
-        </w:numPr>
-        <w:spacing w:line="360" w:lineRule="auto"/>
-        <w:jc w:val="both"/>
-        <w:rPr>
-          <w:sz w:val="20"/>
-          <w:szCs w:val="20"/>
-        </w:rPr>
-      </w:pPr>
-      <w:r>
-        <w:rPr>
-          <w:sz w:val="20"/>
-          <w:szCs w:val="20"/>
-        </w:rPr>
-        <w:t>Formato No. 4</w:t>
-      </w:r>
-    </w:p>
-    <w:p>
-      <w:pPr>
-        <w:pStyle w:val="Prrafodelista"/>
-        <w:numPr>
-          <w:ilvl w:val="0"/>
-          <w:numId w:val="9"/>
-        </w:numPr>
-        <w:spacing w:line="360" w:lineRule="auto"/>
-        <w:jc w:val="both"/>
-        <w:rPr>
-          <w:sz w:val="20"/>
-          <w:szCs w:val="20"/>
-        </w:rPr>
-      </w:pPr>
-      <w:r>
-        <w:rPr>
-          <w:sz w:val="20"/>
-          <w:szCs w:val="20"/>
-        </w:rPr>
-        <w:t>Formato No. 5</w:t>
-      </w:r>
-    </w:p>
-    <w:p>
-      <w:pPr>
-        <w:pStyle w:val="Prrafodelista"/>
-        <w:numPr>
-          <w:ilvl w:val="0"/>
-          <w:numId w:val="9"/>
-        </w:numPr>
-        <w:spacing w:line="360" w:lineRule="auto"/>
-        <w:jc w:val="both"/>
-        <w:rPr>
-          <w:sz w:val="20"/>
-          <w:szCs w:val="20"/>
-        </w:rPr>
-      </w:pPr>
-      <w:r>
-        <w:rPr>
-          <w:sz w:val="20"/>
-          <w:szCs w:val="20"/>
-        </w:rPr>
-        <w:t xml:space="preserve">Otros documentos (Actas de designación, certificados, </w:t>
-      </w:r>
-      <w:proofErr w:type="spellStart"/>
-      <w:r>
-        <w:rPr>
-          <w:sz w:val="20"/>
-          <w:szCs w:val="20"/>
-        </w:rPr>
-        <w:t>etc</w:t>
-      </w:r>
-      <w:proofErr w:type="spellEnd"/>
-      <w:r>
-        <w:rPr>
-          <w:sz w:val="20"/>
-          <w:szCs w:val="20"/>
-        </w:rPr>
-        <w:t>).</w:t>
-      </w:r>
-    </w:p>
-    <w:p>
-      <w:pPr>
-        <w:pStyle w:val="Prrafodelista"/>
-        <w:spacing w:line="360" w:lineRule="auto"/>
-        <w:ind w:left="1428"/>
-        <w:jc w:val="both"/>
-        <w:rPr>
-          <w:sz w:val="20"/>
-          <w:szCs w:val="20"/>
-        </w:rPr>
-      </w:pPr>
-    </w:p>
-    <w:p>
-      <w:pPr>
-        <w:pStyle w:val="Prrafodelista"/>
-        <w:spacing w:after="240" w:line="360" w:lineRule="auto"/>
-        <w:ind w:left="1068"/>
-        <w:jc w:val="both"/>
-        <w:rPr>
-          <w:sz w:val="20"/>
-          <w:szCs w:val="20"/>
-        </w:rPr>
-      </w:pPr>
-      <w:r>
-        <w:rPr>
-          <w:sz w:val="20"/>
-          <w:szCs w:val="20"/>
-        </w:rPr>
-        <w:t>La</w:t>
-      </w:r>
-      <w:r>
-        <w:rPr>
-          <w:sz w:val="20"/>
-          <w:szCs w:val="20"/>
-        </w:rPr>
-        <w:t xml:space="preserve"> información</w:t>
-      </w:r>
-      <w:r>
-        <w:rPr>
-          <w:sz w:val="20"/>
-          <w:szCs w:val="20"/>
-        </w:rPr>
-        <w:t xml:space="preserve"> referente a las prácticas pre profesionales</w:t>
-      </w:r>
-      <w:r>
-        <w:rPr>
-          <w:sz w:val="20"/>
-          <w:szCs w:val="20"/>
-        </w:rPr>
-        <w:t xml:space="preserve"> se entregar</w:t>
-      </w:r>
-      <w:r>
-        <w:rPr>
-          <w:sz w:val="20"/>
-          <w:szCs w:val="20"/>
-        </w:rPr>
-        <w:t>á</w:t>
-      </w:r>
-      <w:r>
-        <w:rPr>
-          <w:sz w:val="20"/>
-          <w:szCs w:val="20"/>
-        </w:rPr>
-        <w:t xml:space="preserve"> e</w:t>
-      </w:r>
-      <w:r>
-        <w:rPr>
-          <w:sz w:val="20"/>
-          <w:szCs w:val="20"/>
-        </w:rPr>
-        <w:t>n formato impreso</w:t>
-      </w:r>
-      <w:r>
-        <w:rPr>
-          <w:sz w:val="20"/>
-          <w:szCs w:val="20"/>
-        </w:rPr>
-        <w:t xml:space="preserve"> y en formato digital</w:t>
-      </w:r>
-      <w:r>
-        <w:rPr>
-          <w:sz w:val="20"/>
-          <w:szCs w:val="20"/>
-        </w:rPr>
-        <w:t xml:space="preserve"> (CD)</w:t>
-      </w:r>
-      <w:r>
-        <w:rPr>
-          <w:sz w:val="20"/>
-          <w:szCs w:val="20"/>
-        </w:rPr>
-        <w:t>,</w:t>
-      </w:r>
-      <w:r>
-        <w:rPr>
-          <w:sz w:val="20"/>
-          <w:szCs w:val="20"/>
-        </w:rPr>
-        <w:t xml:space="preserve"> con su resp</w:t>
-      </w:r>
-      <w:r>
-        <w:rPr>
-          <w:sz w:val="20"/>
-          <w:szCs w:val="20"/>
-        </w:rPr>
-        <w:t>ectiva carátula grabada con el l</w:t>
-      </w:r>
-      <w:r>
-        <w:rPr>
-          <w:sz w:val="20"/>
-          <w:szCs w:val="20"/>
-        </w:rPr>
-        <w:t xml:space="preserve">ogo de la Universidad de las Fuerzas Armadas – ESPE, </w:t>
-      </w:r>
-      <w:r>
-        <w:rPr>
-          <w:sz w:val="20"/>
-          <w:szCs w:val="20"/>
-        </w:rPr>
-        <w:t xml:space="preserve"> </w:t>
-      </w:r>
-      <w:r>
-        <w:rPr>
-          <w:sz w:val="20"/>
-          <w:szCs w:val="20"/>
-        </w:rPr>
-        <w:t xml:space="preserve">indicando los nombres completos del estudiante, </w:t>
-      </w:r>
-      <w:r>
-        <w:rPr>
-          <w:sz w:val="20"/>
-          <w:szCs w:val="20"/>
-        </w:rPr>
-        <w:t>especificación</w:t>
-      </w:r>
-      <w:r>
-        <w:rPr>
-          <w:sz w:val="20"/>
-          <w:szCs w:val="20"/>
-        </w:rPr>
-        <w:t xml:space="preserve"> de la</w:t>
-      </w:r>
-      <w:r>
-        <w:rPr>
-          <w:sz w:val="20"/>
-          <w:szCs w:val="20"/>
-        </w:rPr>
-        <w:t xml:space="preserve"> actividad realizada (pasantía/</w:t>
-      </w:r>
-      <w:r>
-        <w:rPr>
-          <w:sz w:val="20"/>
-          <w:szCs w:val="20"/>
-        </w:rPr>
-        <w:t xml:space="preserve"> práctica pre profesional </w:t>
-      </w:r>
-      <w:r>
-        <w:rPr>
-          <w:sz w:val="20"/>
-          <w:szCs w:val="20"/>
-        </w:rPr>
-        <w:t xml:space="preserve">no remunerada/ </w:t>
-      </w:r>
-      <w:r>
-        <w:rPr>
-          <w:sz w:val="20"/>
-          <w:szCs w:val="20"/>
-        </w:rPr>
-        <w:t xml:space="preserve"> ayudantía</w:t>
-      </w:r>
-      <w:r>
-        <w:rPr>
-          <w:sz w:val="20"/>
-          <w:szCs w:val="20"/>
-        </w:rPr>
-        <w:t xml:space="preserve"> de cátedra o de investigación/ servicio a la comunidad), el nombre de la empresa/ i</w:t>
-      </w:r>
-      <w:r>
-        <w:rPr>
-          <w:sz w:val="20"/>
-          <w:szCs w:val="20"/>
-        </w:rPr>
-        <w:t>nstitución</w:t>
-      </w:r>
-      <w:r>
-        <w:rPr>
-          <w:sz w:val="20"/>
-          <w:szCs w:val="20"/>
-        </w:rPr>
-        <w:t>/ comunidad,</w:t>
-      </w:r>
-      <w:r>
-        <w:rPr>
-          <w:sz w:val="20"/>
-          <w:szCs w:val="20"/>
-        </w:rPr>
-        <w:t xml:space="preserve"> </w:t>
-      </w:r>
-      <w:r>
-        <w:rPr>
-          <w:sz w:val="20"/>
-          <w:szCs w:val="20"/>
-        </w:rPr>
-        <w:t>donde realizó la práctica</w:t>
-      </w:r>
-      <w:r>
-        <w:rPr>
-          <w:sz w:val="20"/>
-          <w:szCs w:val="20"/>
-        </w:rPr>
-        <w:t xml:space="preserve"> pre profesional</w:t>
-      </w:r>
-      <w:r>
-        <w:rPr>
-          <w:sz w:val="20"/>
-          <w:szCs w:val="20"/>
-        </w:rPr>
-        <w:t xml:space="preserve">, </w:t>
-      </w:r>
-      <w:r>
-        <w:rPr>
-          <w:sz w:val="20"/>
-          <w:szCs w:val="20"/>
-        </w:rPr>
-        <w:t xml:space="preserve">la </w:t>
-      </w:r>
-      <w:r>
-        <w:rPr>
-          <w:sz w:val="20"/>
-          <w:szCs w:val="20"/>
-        </w:rPr>
-        <w:t xml:space="preserve">carrera, </w:t>
-      </w:r>
-      <w:r>
-        <w:rPr>
-          <w:sz w:val="20"/>
-          <w:szCs w:val="20"/>
-        </w:rPr>
-        <w:t>el período académico (Ver F</w:t>
-      </w:r>
-      <w:r>
-        <w:rPr>
-          <w:sz w:val="20"/>
-          <w:szCs w:val="20"/>
-        </w:rPr>
-        <w:t>igura 1).</w:t>
-      </w:r>
-      <w:r>
-        <w:rPr>
-          <w:sz w:val="20"/>
-          <w:szCs w:val="20"/>
-        </w:rPr>
-        <w:t xml:space="preserve"> </w:t>
-      </w:r>
-    </w:p>
-    <w:p>
-      <w:pPr>
-        <w:pStyle w:val="Prrafodelista"/>
-        <w:spacing w:after="240" w:line="360" w:lineRule="auto"/>
-        <w:ind w:left="1068"/>
-        <w:jc w:val="both"/>
-        <w:rPr>
-          <w:sz w:val="20"/>
-          <w:szCs w:val="20"/>
-        </w:rPr>
-      </w:pPr>
-      <w:r>
-        <w:rPr>
-          <w:sz w:val="20"/>
-          <w:szCs w:val="20"/>
-        </w:rPr>
-        <w:lastRenderedPageBreak/>
-        <w:t>Además, e</w:t>
-      </w:r>
-      <w:r>
-        <w:rPr>
-          <w:sz w:val="20"/>
-          <w:szCs w:val="20"/>
-        </w:rPr>
-        <w:t xml:space="preserve">l CD contendrá los formatos del 01 al 05, </w:t>
-      </w:r>
-      <w:r>
-        <w:rPr>
-          <w:sz w:val="20"/>
-          <w:szCs w:val="20"/>
-        </w:rPr>
-        <w:t xml:space="preserve">así como todos los documentos que forman parte del expediente del estudiante, </w:t>
-      </w:r>
-      <w:r>
-        <w:rPr>
-          <w:sz w:val="20"/>
-          <w:szCs w:val="20"/>
-        </w:rPr>
-        <w:t>debidamente firmados</w:t>
-      </w:r>
-      <w:r>
-        <w:rPr>
-          <w:sz w:val="20"/>
-          <w:szCs w:val="20"/>
-        </w:rPr>
-        <w:t xml:space="preserve"> y </w:t>
-      </w:r>
-      <w:r>
-        <w:rPr>
-          <w:sz w:val="20"/>
-          <w:szCs w:val="20"/>
-        </w:rPr>
-        <w:t>grabados como</w:t>
-      </w:r>
-      <w:r>
-        <w:rPr>
-          <w:sz w:val="20"/>
-          <w:szCs w:val="20"/>
-        </w:rPr>
-        <w:t xml:space="preserve"> </w:t>
-      </w:r>
-      <w:proofErr w:type="spellStart"/>
-      <w:r>
-        <w:rPr>
-          <w:sz w:val="20"/>
-          <w:szCs w:val="20"/>
-        </w:rPr>
-        <w:t>PDF</w:t>
-      </w:r>
-      <w:r>
-        <w:rPr>
-          <w:sz w:val="20"/>
-          <w:szCs w:val="20"/>
-        </w:rPr>
-        <w:t>´s</w:t>
-      </w:r>
-      <w:proofErr w:type="spellEnd"/>
-      <w:r>
-        <w:rPr>
-          <w:sz w:val="20"/>
-          <w:szCs w:val="20"/>
-        </w:rPr>
-        <w:t xml:space="preserve">. </w:t>
-      </w:r>
-    </w:p>
-    <w:p>
-      <w:pPr>
-        <w:pStyle w:val="Prrafodelista"/>
-        <w:spacing w:line="360" w:lineRule="auto"/>
-        <w:ind w:left="1068"/>
-        <w:jc w:val="both"/>
-        <w:rPr>
-          <w:sz w:val="20"/>
-          <w:szCs w:val="20"/>
-        </w:rPr>
-      </w:pPr>
-      <w:r>
-        <w:rPr>
-          <w:sz w:val="20"/>
-          <w:szCs w:val="20"/>
-        </w:rPr>
-        <w:t>La entrega del CD y los</w:t>
-      </w:r>
-      <w:r>
-        <w:rPr>
-          <w:sz w:val="20"/>
-          <w:szCs w:val="20"/>
-        </w:rPr>
-        <w:t xml:space="preserve"> formatos</w:t>
-      </w:r>
-      <w:r>
-        <w:rPr>
-          <w:sz w:val="20"/>
-          <w:szCs w:val="20"/>
-        </w:rPr>
-        <w:t xml:space="preserve"> </w:t>
-      </w:r>
-      <w:proofErr w:type="gramStart"/>
-      <w:r>
-        <w:rPr>
-          <w:sz w:val="20"/>
-          <w:szCs w:val="20"/>
-        </w:rPr>
-        <w:t>impresos</w:t>
-      </w:r>
-      <w:r>
-        <w:rPr>
-          <w:sz w:val="20"/>
-          <w:szCs w:val="20"/>
-        </w:rPr>
-        <w:t>,</w:t>
-      </w:r>
-      <w:proofErr w:type="gramEnd"/>
-      <w:r>
-        <w:rPr>
-          <w:sz w:val="20"/>
-          <w:szCs w:val="20"/>
-        </w:rPr>
-        <w:t xml:space="preserve"> se realizará dentro de los primeros </w:t>
-      </w:r>
-      <w:r>
-        <w:rPr>
-          <w:b/>
-          <w:sz w:val="20"/>
-          <w:szCs w:val="20"/>
-        </w:rPr>
-        <w:t>15</w:t>
-      </w:r>
-      <w:r>
-        <w:rPr>
-          <w:b/>
-          <w:sz w:val="20"/>
-          <w:szCs w:val="20"/>
-        </w:rPr>
-        <w:t xml:space="preserve"> días hábiles,</w:t>
-      </w:r>
-      <w:r>
-        <w:rPr>
-          <w:sz w:val="20"/>
-          <w:szCs w:val="20"/>
-        </w:rPr>
-        <w:t xml:space="preserve"> luego de haber culminado la </w:t>
-      </w:r>
-      <w:r>
-        <w:rPr>
-          <w:sz w:val="20"/>
-          <w:szCs w:val="20"/>
-        </w:rPr>
-        <w:t xml:space="preserve">práctica pre </w:t>
-      </w:r>
-      <w:proofErr w:type="gramStart"/>
-      <w:r>
-        <w:rPr>
-          <w:sz w:val="20"/>
-          <w:szCs w:val="20"/>
-        </w:rPr>
-        <w:t>profesional .</w:t>
-      </w:r>
-      <w:proofErr w:type="gramEnd"/>
-    </w:p>
-    <w:p>
-      <w:pPr>
-        <w:pStyle w:val="Prrafodelista"/>
-        <w:spacing w:line="360" w:lineRule="auto"/>
-        <w:ind w:left="1068"/>
-        <w:jc w:val="both"/>
-        <w:rPr>
-          <w:sz w:val="20"/>
-          <w:szCs w:val="20"/>
-        </w:rPr>
-      </w:pPr>
-    </w:p>
-    <w:p>
-      <w:pPr>
-        <w:pStyle w:val="Prrafodelista"/>
-        <w:spacing w:line="360" w:lineRule="auto"/>
-        <w:ind w:left="1068"/>
-        <w:jc w:val="both"/>
-        <w:rPr>
-          <w:sz w:val="20"/>
-          <w:szCs w:val="20"/>
-        </w:rPr>
-      </w:pPr>
-    </w:p>
-    <w:p>
-      <w:pPr>
-        <w:pStyle w:val="Prrafodelista"/>
-        <w:spacing w:line="360" w:lineRule="auto"/>
-        <w:ind w:left="1068"/>
-        <w:jc w:val="both"/>
-        <w:rPr>
-          <w:sz w:val="20"/>
-          <w:szCs w:val="20"/>
-        </w:rPr>
-      </w:pPr>
-    </w:p>
-    <w:p>
-      <w:pPr>
-        <w:pStyle w:val="Prrafodelista"/>
-        <w:spacing w:line="360" w:lineRule="auto"/>
-        <w:ind w:left="1068"/>
-        <w:jc w:val="both"/>
-        <w:rPr>
-          <w:sz w:val="20"/>
-          <w:szCs w:val="20"/>
-        </w:rPr>
-      </w:pPr>
-    </w:p>
-    <w:p>
-      <w:pPr>
-        <w:pStyle w:val="Prrafodelista"/>
-        <w:spacing w:line="360" w:lineRule="auto"/>
-        <w:ind w:left="1068"/>
-        <w:jc w:val="both"/>
-        <w:rPr>
-          <w:sz w:val="20"/>
-          <w:szCs w:val="20"/>
-        </w:rPr>
-      </w:pPr>
-    </w:p>
-    <w:p>
-      <w:pPr>
-        <w:pStyle w:val="Prrafodelista"/>
-        <w:spacing w:line="360" w:lineRule="auto"/>
-        <w:ind w:left="1068"/>
-        <w:jc w:val="both"/>
-        <w:rPr>
-          <w:sz w:val="20"/>
-          <w:szCs w:val="20"/>
-        </w:rPr>
-      </w:pPr>
-    </w:p>
-    <w:p>
-      <w:pPr>
-        <w:pStyle w:val="Prrafodelista"/>
-        <w:spacing w:line="360" w:lineRule="auto"/>
-        <w:ind w:left="1068"/>
-        <w:jc w:val="both"/>
-        <w:rPr>
-          <w:sz w:val="20"/>
-          <w:szCs w:val="20"/>
-        </w:rPr>
+          <w:bCs/>
+        </w:rPr>
+        <w:t>Módulos Transaccionales:</w:t>
+      </w:r>
+      <w:r>
+        <w:t xml:space="preserve"> Se maquetaron e integraron operaciones CRUD (Crear, Leer, Actualizar, Eliminar) para las entidades del modelo de negocio: Empresas, Empleados, Restaurantes.</w:t>
+      </w:r>
+    </w:p>
+    <w:p>
+      <w:pPr>
+        <w:pStyle w:val="NormalWeb"/>
+        <w:keepNext/>
+        <w:jc w:val="center"/>
       </w:pPr>
       <w:r>
         <w:rPr>
           <w:noProof/>
         </w:rPr>
-        <w:pict w14:anchorId="640FECC7">
-          <v:shape id="Text Box 13" o:spid="_x0000_s1032" type="#_x0000_t202" style="position:absolute;left:0;text-align:left;margin-left:85.2pt;margin-top:160.75pt;width:87pt;height:75.75pt;z-index:251670528;visibility:visible;mso-width-relative:margin;mso-height-relative:margin" o:gfxdata="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">
-            <v:textbox>
-              <w:txbxContent>
-                <w:p>
-                  <w:pPr>
-                    <w:rPr>
-                      <w:b/>
-                      <w:sz w:val="16"/>
-                      <w:szCs w:val="16"/>
-                    </w:rPr>
-                  </w:pPr>
-                  <w:r>
-                    <w:rPr>
-                      <w:b/>
-                      <w:color w:val="FF0000"/>
-                      <w:sz w:val="16"/>
-                      <w:szCs w:val="16"/>
-                    </w:rPr>
-                    <w:t>Pasantía o</w:t>
-                  </w:r>
-                  <w:r>
-                    <w:rPr>
-                      <w:b/>
-                      <w:sz w:val="16"/>
-                      <w:szCs w:val="16"/>
-                    </w:rPr>
-                    <w:t xml:space="preserve"> …</w:t>
-                  </w:r>
-                </w:p>
-                <w:p>
-                  <w:pPr>
-                    <w:rPr>
-                      <w:b/>
-                      <w:sz w:val="16"/>
-                      <w:szCs w:val="16"/>
-                    </w:rPr>
-                  </w:pPr>
-                </w:p>
-                <w:p>
-                  <w:pPr>
-                    <w:rPr>
-                      <w:b/>
-                      <w:sz w:val="16"/>
-                      <w:szCs w:val="16"/>
-                    </w:rPr>
-                  </w:pPr>
-                  <w:r>
-                    <w:rPr>
-                      <w:b/>
-                      <w:sz w:val="16"/>
-                      <w:szCs w:val="16"/>
-                    </w:rPr>
-                    <w:t xml:space="preserve">Realizada </w:t>
-                  </w:r>
-                  <w:proofErr w:type="gramStart"/>
-                  <w:r>
-                    <w:rPr>
-                      <w:b/>
-                      <w:sz w:val="16"/>
-                      <w:szCs w:val="16"/>
-                    </w:rPr>
-                    <w:t>en:_</w:t>
-                  </w:r>
-                  <w:proofErr w:type="gramEnd"/>
-                  <w:r>
-                    <w:rPr>
-                      <w:b/>
-                      <w:sz w:val="16"/>
-                      <w:szCs w:val="16"/>
-                    </w:rPr>
-                    <w:t>_______</w:t>
-                  </w:r>
-                </w:p>
-                <w:p>
-                  <w:pPr>
-                    <w:rPr>
-                      <w:b/>
-                      <w:sz w:val="16"/>
-                      <w:szCs w:val="16"/>
-                    </w:rPr>
-                  </w:pPr>
-                </w:p>
-                <w:p>
-                  <w:pPr>
-                    <w:rPr>
-                      <w:sz w:val="16"/>
-                      <w:szCs w:val="16"/>
-                    </w:rPr>
-                  </w:pPr>
-                  <w:r>
-                    <w:rPr>
-                      <w:b/>
-                      <w:sz w:val="16"/>
-                      <w:szCs w:val="16"/>
-                    </w:rPr>
-                    <w:t>CARRERA DE</w:t>
-                  </w:r>
-                  <w:proofErr w:type="gramStart"/>
-                  <w:r>
-                    <w:rPr>
-                      <w:b/>
-                      <w:sz w:val="16"/>
-                      <w:szCs w:val="16"/>
-                    </w:rPr>
-                    <w:t>…….</w:t>
-                  </w:r>
-                  <w:proofErr w:type="gramEnd"/>
-                  <w:r>
-                    <w:rPr>
-                      <w:b/>
-                      <w:sz w:val="16"/>
-                      <w:szCs w:val="16"/>
-                    </w:rPr>
-                    <w:t>.</w:t>
-                  </w:r>
-                </w:p>
-              </w:txbxContent>
-            </v:textbox>
-          </v:shape>
-        </w:pict>
-      </w:r>
-      <w:r>
-        <w:rPr>
-          <w:noProof/>
-        </w:rPr>
-        <w:pict w14:anchorId="51FB7265">
-          <v:shape id="Text Box 14" o:spid="_x0000_s1034" type="#_x0000_t202" style="position:absolute;left:0;text-align:left;margin-left:117.45pt;margin-top:97.05pt;width:214.5pt;height:35.55pt;z-index:251671552;visibility:visible;mso-width-relative:margin;mso-height-relative:margin" o:gfxdata="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">
-            <v:textbox>
-              <w:txbxContent>
-                <w:p>
-                  <w:pPr>
-                    <w:jc w:val="center"/>
-                    <w:rPr>
-                      <w:b/>
-                      <w:sz w:val="16"/>
-                    </w:rPr>
-                  </w:pPr>
-                  <w:r>
-                    <w:rPr>
-                      <w:b/>
-                      <w:sz w:val="16"/>
-                    </w:rPr>
-                    <w:t>NOMBRES Y APELLIDOS COMPLETOS DEL ESTUDIANTE</w:t>
-                  </w:r>
-                </w:p>
-                <w:p>
-                  <w:pPr>
-                    <w:jc w:val="center"/>
-                    <w:rPr>
-                      <w:b/>
-                      <w:sz w:val="16"/>
-                    </w:rPr>
-                  </w:pPr>
-                  <w:r>
-                    <w:rPr>
-                      <w:b/>
-                      <w:sz w:val="16"/>
-                    </w:rPr>
-                    <w:t xml:space="preserve">PERÍODO: </w:t>
-                  </w:r>
-                  <w:r>
-                    <w:rPr>
-                      <w:b/>
-                      <w:sz w:val="16"/>
-                    </w:rPr>
-                    <w:t>mes – año a mes - año</w:t>
-                  </w:r>
-                  <w:r>
-                    <w:rPr>
-                      <w:b/>
-                      <w:sz w:val="16"/>
-                    </w:rPr>
-                    <w:t xml:space="preserve"> </w:t>
-                  </w:r>
-                </w:p>
-              </w:txbxContent>
-            </v:textbox>
-          </v:shape>
-        </w:pict>
-      </w:r>
-      <w:r>
-        <w:rPr>
-          <w:noProof/>
-          <w:lang w:val="es-EC" w:eastAsia="es-EC"/>
-        </w:rPr>
         <w:drawing>
-          <wp:anchor distT="0" distB="0" distL="114300" distR="114300" simplePos="0" relativeHeight="251667456" behindDoc="1" locked="0" layoutInCell="1" allowOverlap="1" wp14:anchorId="3660804F" wp14:editId="2F271497">
-            <wp:simplePos x="0" y="0"/>
-            <wp:positionH relativeFrom="column">
-              <wp:posOffset>291465</wp:posOffset>
-            </wp:positionH>
-            <wp:positionV relativeFrom="paragraph">
-              <wp:posOffset>117475</wp:posOffset>
-            </wp:positionV>
-            <wp:extent cx="4772025" cy="4331970"/>
+          <wp:inline distT="0" distB="0" distL="0" distR="0" wp14:anchorId="7D51F6EC" wp14:editId="003FBF32">
+            <wp:extent cx="5359327" cy="2635250"/>
             <wp:effectExtent l="0" t="0" r="0" b="0"/>
-            <wp:wrapTight wrapText="bothSides">
-              <wp:wrapPolygon edited="0">
-                <wp:start x="0" y="0"/>
-                <wp:lineTo x="0" y="21467"/>
-                <wp:lineTo x="21557" y="21467"/>
-                <wp:lineTo x="21557" y="0"/>
-                <wp:lineTo x="0" y="0"/>
-              </wp:wrapPolygon>
-            </wp:wrapTight>
-            <wp:docPr id="2" name="Imagen 2"/>
+            <wp:docPr id="2033735441" name="Imagen 1"/>
             <wp:cNvGraphicFramePr>
               <a:graphicFrameLocks xmlns:a="http://schemas.openxmlformats.org/drawingml/2006/main" noChangeAspect="1"/>
             </wp:cNvGraphicFramePr>
@@ -3665,7 +2048,7 @@
                     </pic:cNvPicPr>
                   </pic:nvPicPr>
                   <pic:blipFill>
-                    <a:blip r:embed="rId10" cstate="print">
+                    <a:blip r:embed="rId13" cstate="print">
                       <a:extLst>
                         <a:ext uri="{28A0092B-C50C-407E-A947-70E740481C1C}">
                           <a14:useLocalDpi xmlns:a14="http://schemas.microsoft.com/office/drawing/2010/main" val="0"/>
@@ -3680,7 +2063,7 @@
                   <pic:spPr bwMode="auto">
                     <a:xfrm>
                       <a:off x="0" y="0"/>
-                      <a:ext cx="4772025" cy="4331970"/>
+                      <a:ext cx="5384533" cy="2647644"/>
                     </a:xfrm>
                     <a:prstGeom prst="rect">
                       <a:avLst/>
@@ -3693,208 +2076,1294 @@
                 </pic:pic>
               </a:graphicData>
             </a:graphic>
-          </wp:anchor>
+          </wp:inline>
         </w:drawing>
       </w:r>
+    </w:p>
+    <w:p>
+      <w:pPr>
+        <w:pStyle w:val="Descripcin"/>
+        <w:jc w:val="center"/>
+      </w:pPr>
+      <w:r>
+        <w:t xml:space="preserve">Ilustración </w:t>
+      </w:r>
+      <w:fldSimple w:instr=" SEQ Ilustración \* ARABIC ">
+        <w:r>
+          <w:rPr>
+            <w:noProof/>
+          </w:rPr>
+          <w:t>4</w:t>
+        </w:r>
+      </w:fldSimple>
+      <w:r>
+        <w:t>. Formulario diseñado para restaurantes</w:t>
+      </w:r>
+    </w:p>
+    <w:p>
+      <w:pPr>
+        <w:pStyle w:val="NormalWeb"/>
+        <w:keepNext/>
+        <w:jc w:val="center"/>
+      </w:pPr>
       <w:r>
         <w:rPr>
           <w:noProof/>
-        </w:rPr>
-        <w:pict w14:anchorId="094DC00C">
-          <v:shape id="Text Box 12" o:spid="_x0000_s1033" type="#_x0000_t202" style="position:absolute;left:0;text-align:left;margin-left:145.95pt;margin-top:246.25pt;width:161.25pt;height:35.55pt;z-index:251669504;visibility:visible;mso-position-horizontal-relative:text;mso-position-vertical-relative:text;mso-width-relative:margin;mso-height-relative:margin" o:gfxdata="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">
-            <v:textbox>
-              <w:txbxContent>
-                <w:p>
-                  <w:pPr>
-                    <w:jc w:val="center"/>
-                    <w:rPr>
-                      <w:b/>
-                      <w:sz w:val="16"/>
-                    </w:rPr>
-                  </w:pPr>
-                  <w:r>
-                    <w:rPr>
-                      <w:b/>
-                      <w:sz w:val="16"/>
-                    </w:rPr>
-                    <w:t xml:space="preserve">INFORME DE PRÁCTICAS </w:t>
-                  </w:r>
-                  <w:proofErr w:type="gramStart"/>
-                  <w:r>
-                    <w:rPr>
-                      <w:b/>
-                      <w:sz w:val="16"/>
-                    </w:rPr>
-                    <w:t>PRE PROFESIONALES</w:t>
-                  </w:r>
-                  <w:proofErr w:type="gramEnd"/>
-                </w:p>
-                <w:p>
-                  <w:pPr>
-                    <w:jc w:val="center"/>
-                    <w:rPr>
-                      <w:sz w:val="16"/>
-                    </w:rPr>
-                  </w:pPr>
-                  <w:r>
-                    <w:rPr>
-                      <w:sz w:val="16"/>
-                    </w:rPr>
-                    <w:t xml:space="preserve">PERÍODO: </w:t>
-                  </w:r>
-                  <w:r>
-                    <w:rPr>
-                      <w:b/>
-                      <w:sz w:val="16"/>
-                    </w:rPr>
-                    <w:t xml:space="preserve">mes – año </w:t>
-                  </w:r>
-                  <w:proofErr w:type="gramStart"/>
-                  <w:r>
-                    <w:rPr>
-                      <w:b/>
-                      <w:sz w:val="16"/>
-                    </w:rPr>
-                    <w:t>a  mes</w:t>
-                  </w:r>
-                  <w:proofErr w:type="gramEnd"/>
-                  <w:r>
-                    <w:rPr>
-                      <w:b/>
-                      <w:sz w:val="16"/>
-                    </w:rPr>
-                    <w:t xml:space="preserve"> - año</w:t>
-                  </w:r>
-                </w:p>
-              </w:txbxContent>
-            </v:textbox>
-          </v:shape>
-        </w:pict>
-      </w:r>
-    </w:p>
-    <w:p>
-      <w:pPr>
-        <w:jc w:val="both"/>
-      </w:pPr>
-    </w:p>
-    <w:p>
-      <w:pPr>
-        <w:jc w:val="both"/>
-      </w:pPr>
-    </w:p>
-    <w:p>
-      <w:pPr>
-        <w:jc w:val="both"/>
-      </w:pPr>
-    </w:p>
-    <w:p>
-      <w:pPr>
-        <w:jc w:val="both"/>
-      </w:pPr>
-    </w:p>
-    <w:p>
-      <w:pPr>
-        <w:jc w:val="both"/>
-      </w:pPr>
-    </w:p>
-    <w:p>
-      <w:pPr>
-        <w:jc w:val="both"/>
-      </w:pPr>
-    </w:p>
-    <w:p>
-      <w:pPr>
-        <w:jc w:val="both"/>
-      </w:pPr>
-    </w:p>
-    <w:p>
-      <w:pPr>
-        <w:jc w:val="both"/>
-      </w:pPr>
-    </w:p>
-    <w:p>
-      <w:pPr>
-        <w:jc w:val="both"/>
-      </w:pPr>
-    </w:p>
-    <w:p>
-      <w:pPr>
-        <w:jc w:val="both"/>
-      </w:pPr>
-    </w:p>
-    <w:p>
-      <w:pPr>
-        <w:jc w:val="both"/>
-      </w:pPr>
-    </w:p>
-    <w:p>
-      <w:pPr>
-        <w:jc w:val="both"/>
-      </w:pPr>
-    </w:p>
-    <w:p>
-      <w:pPr>
-        <w:jc w:val="both"/>
-      </w:pPr>
-    </w:p>
-    <w:p>
-      <w:pPr>
-        <w:jc w:val="both"/>
-      </w:pPr>
-    </w:p>
-    <w:p>
-      <w:pPr>
-        <w:jc w:val="both"/>
-      </w:pPr>
-    </w:p>
-    <w:p>
-      <w:pPr>
-        <w:jc w:val="both"/>
-      </w:pPr>
-    </w:p>
-    <w:p>
-      <w:pPr>
-        <w:jc w:val="both"/>
-      </w:pPr>
-    </w:p>
-    <w:p>
-      <w:pPr>
-        <w:jc w:val="both"/>
-      </w:pPr>
-    </w:p>
-    <w:p>
-      <w:pPr>
-        <w:jc w:val="both"/>
-      </w:pPr>
-    </w:p>
-    <w:p>
-      <w:pPr>
-        <w:jc w:val="both"/>
-      </w:pPr>
-    </w:p>
-    <w:p>
-      <w:pPr>
-        <w:jc w:val="both"/>
-      </w:pPr>
-    </w:p>
-    <w:p>
-      <w:pPr>
-        <w:jc w:val="both"/>
-      </w:pPr>
-    </w:p>
-    <w:p>
-      <w:pPr>
-        <w:jc w:val="both"/>
-      </w:pPr>
-    </w:p>
-    <w:p>
-      <w:pPr>
-        <w:jc w:val="both"/>
-      </w:pPr>
-    </w:p>
-    <w:p>
-      <w:pPr>
-        <w:jc w:val="both"/>
+          <w:sz w:val="22"/>
+          <w:szCs w:val="22"/>
+        </w:rPr>
+        <w:lastRenderedPageBreak/>
+        <w:drawing>
+          <wp:inline distT="0" distB="0" distL="0" distR="0" wp14:anchorId="562581C8" wp14:editId="77F0ACF2">
+            <wp:extent cx="3176892" cy="3292997"/>
+            <wp:effectExtent l="0" t="0" r="5080" b="3175"/>
+            <wp:docPr id="83609702" name="Imagen 1"/>
+            <wp:cNvGraphicFramePr>
+              <a:graphicFrameLocks xmlns:a="http://schemas.openxmlformats.org/drawingml/2006/main" noChangeAspect="1"/>
+            </wp:cNvGraphicFramePr>
+            <a:graphic xmlns:a="http://schemas.openxmlformats.org/drawingml/2006/main">
+              <a:graphicData uri="http://schemas.openxmlformats.org/drawingml/2006/picture">
+                <pic:pic xmlns:pic="http://schemas.openxmlformats.org/drawingml/2006/picture">
+                  <pic:nvPicPr>
+                    <pic:cNvPr id="83609702" name=""/>
+                    <pic:cNvPicPr/>
+                  </pic:nvPicPr>
+                  <pic:blipFill>
+                    <a:blip r:embed="rId14"/>
+                    <a:stretch>
+                      <a:fillRect/>
+                    </a:stretch>
+                  </pic:blipFill>
+                  <pic:spPr>
+                    <a:xfrm>
+                      <a:off x="0" y="0"/>
+                      <a:ext cx="3186170" cy="3302615"/>
+                    </a:xfrm>
+                    <a:prstGeom prst="rect">
+                      <a:avLst/>
+                    </a:prstGeom>
+                  </pic:spPr>
+                </pic:pic>
+              </a:graphicData>
+            </a:graphic>
+          </wp:inline>
+        </w:drawing>
+      </w:r>
+    </w:p>
+    <w:p>
+      <w:pPr>
+        <w:pStyle w:val="Descripcin"/>
+        <w:jc w:val="center"/>
+      </w:pPr>
+      <w:r>
+        <w:t xml:space="preserve">Ilustración </w:t>
+      </w:r>
+      <w:fldSimple w:instr=" SEQ Ilustración \* ARABIC ">
+        <w:r>
+          <w:rPr>
+            <w:noProof/>
+          </w:rPr>
+          <w:t>5</w:t>
+        </w:r>
+      </w:fldSimple>
+      <w:r>
+        <w:t>. Código de implementación de página de restaurantes</w:t>
+      </w:r>
+    </w:p>
+    <w:p>
+      <w:pPr>
+        <w:pStyle w:val="NormalWeb"/>
+        <w:keepNext/>
+        <w:jc w:val="center"/>
+      </w:pPr>
+      <w:r>
+        <w:rPr>
+          <w:b/>
+          <w:noProof/>
+        </w:rPr>
+        <w:drawing>
+          <wp:inline distT="0" distB="0" distL="0" distR="0" wp14:anchorId="0C4C11A0" wp14:editId="5D4CD13C">
+            <wp:extent cx="4896091" cy="2495259"/>
+            <wp:effectExtent l="0" t="0" r="0" b="635"/>
+            <wp:docPr id="17" name="Imagen 17"/>
+            <wp:cNvGraphicFramePr>
+              <a:graphicFrameLocks xmlns:a="http://schemas.openxmlformats.org/drawingml/2006/main" noChangeAspect="1"/>
+            </wp:cNvGraphicFramePr>
+            <a:graphic xmlns:a="http://schemas.openxmlformats.org/drawingml/2006/main">
+              <a:graphicData uri="http://schemas.openxmlformats.org/drawingml/2006/picture">
+                <pic:pic xmlns:pic="http://schemas.openxmlformats.org/drawingml/2006/picture">
+                  <pic:nvPicPr>
+                    <pic:cNvPr id="1" name=""/>
+                    <pic:cNvPicPr/>
+                  </pic:nvPicPr>
+                  <pic:blipFill>
+                    <a:blip r:embed="rId15"/>
+                    <a:stretch>
+                      <a:fillRect/>
+                    </a:stretch>
+                  </pic:blipFill>
+                  <pic:spPr>
+                    <a:xfrm>
+                      <a:off x="0" y="0"/>
+                      <a:ext cx="4911922" cy="2503327"/>
+                    </a:xfrm>
+                    <a:prstGeom prst="rect">
+                      <a:avLst/>
+                    </a:prstGeom>
+                  </pic:spPr>
+                </pic:pic>
+              </a:graphicData>
+            </a:graphic>
+          </wp:inline>
+        </w:drawing>
+      </w:r>
+    </w:p>
+    <w:p>
+      <w:pPr>
+        <w:pStyle w:val="Descripcin"/>
+        <w:jc w:val="center"/>
+        <w:rPr>
+          <w:sz w:val="24"/>
+          <w:szCs w:val="24"/>
+          <w:lang w:val="es-EC" w:eastAsia="es-EC"/>
+        </w:rPr>
+      </w:pPr>
+      <w:r>
+        <w:t xml:space="preserve">Ilustración </w:t>
+      </w:r>
+      <w:fldSimple w:instr=" SEQ Ilustración \* ARABIC ">
+        <w:r>
+          <w:rPr>
+            <w:noProof/>
+          </w:rPr>
+          <w:t>6</w:t>
+        </w:r>
+      </w:fldSimple>
+      <w:r>
+        <w:t>. CRUD para gestión de empleados</w:t>
+      </w:r>
+    </w:p>
+    <w:p>
+      <w:pPr>
+        <w:pStyle w:val="NormalWeb"/>
+        <w:rPr>
+          <w:b/>
+          <w:bCs/>
+        </w:rPr>
+      </w:pPr>
+      <w:r>
+        <w:rPr>
+          <w:b/>
+          <w:bCs/>
+        </w:rPr>
+        <w:t>2. Proyecto: Ecosistema Omnicanal "WhatsWay CRM"</w:t>
+      </w:r>
+    </w:p>
+    <w:p>
+      <w:pPr>
+        <w:pStyle w:val="NormalWeb"/>
+      </w:pPr>
+      <w:r>
+        <w:t>El segundo proyecto consistió en escalar un CRM heredado para unificar procesos de ventas, marketing y comunicación en una sola plataforma de alto rendimiento.</w:t>
+      </w:r>
+    </w:p>
+    <w:p>
+      <w:pPr>
+        <w:pStyle w:val="NormalWeb"/>
+      </w:pPr>
+      <w:r>
+        <w:rPr>
+          <w:b/>
+          <w:bCs/>
+        </w:rPr>
+        <w:t>Auditoría y Unificación de Base de Datos:</w:t>
+      </w:r>
+      <w:r>
+        <w:t xml:space="preserve"> Se detectó una inconsistencia arquitectónica crítica: la duplicidad de entidades entre "Contactos" y "Leads". Se ejecutó una auditoría técnica documentada (AUDIT_V2.md) y se desarrollaron scripts de migración utilizando Prisma/Drizzle. Se unificó el modelo de datos asignando un whatsappContactId y un enumerador channelType como vínculos relacionales únicos.</w:t>
+      </w:r>
+    </w:p>
+    <w:p>
+      <w:pPr>
+        <w:pStyle w:val="NormalWeb"/>
+        <w:keepNext/>
+        <w:jc w:val="center"/>
+      </w:pPr>
+      <w:r>
+        <w:rPr>
+          <w:noProof/>
+          <w:sz w:val="22"/>
+          <w:szCs w:val="22"/>
+        </w:rPr>
+        <w:lastRenderedPageBreak/>
+        <w:drawing>
+          <wp:inline distT="0" distB="0" distL="0" distR="0" wp14:anchorId="1B102D19" wp14:editId="37F8A876">
+            <wp:extent cx="5135880" cy="2935785"/>
+            <wp:effectExtent l="0" t="0" r="0" b="0"/>
+            <wp:docPr id="306627581" name="Imagen 1"/>
+            <wp:cNvGraphicFramePr>
+              <a:graphicFrameLocks xmlns:a="http://schemas.openxmlformats.org/drawingml/2006/main" noChangeAspect="1"/>
+            </wp:cNvGraphicFramePr>
+            <a:graphic xmlns:a="http://schemas.openxmlformats.org/drawingml/2006/main">
+              <a:graphicData uri="http://schemas.openxmlformats.org/drawingml/2006/picture">
+                <pic:pic xmlns:pic="http://schemas.openxmlformats.org/drawingml/2006/picture">
+                  <pic:nvPicPr>
+                    <pic:cNvPr id="306627581" name=""/>
+                    <pic:cNvPicPr/>
+                  </pic:nvPicPr>
+                  <pic:blipFill>
+                    <a:blip r:embed="rId16"/>
+                    <a:stretch>
+                      <a:fillRect/>
+                    </a:stretch>
+                  </pic:blipFill>
+                  <pic:spPr>
+                    <a:xfrm>
+                      <a:off x="0" y="0"/>
+                      <a:ext cx="5138858" cy="2937487"/>
+                    </a:xfrm>
+                    <a:prstGeom prst="rect">
+                      <a:avLst/>
+                    </a:prstGeom>
+                  </pic:spPr>
+                </pic:pic>
+              </a:graphicData>
+            </a:graphic>
+          </wp:inline>
+        </w:drawing>
+      </w:r>
+    </w:p>
+    <w:p>
+      <w:pPr>
+        <w:pStyle w:val="Descripcin"/>
+        <w:jc w:val="center"/>
+      </w:pPr>
+      <w:r>
+        <w:t xml:space="preserve">Ilustración </w:t>
+      </w:r>
+      <w:fldSimple w:instr=" SEQ Ilustración \* ARABIC ">
+        <w:r>
+          <w:rPr>
+            <w:noProof/>
+          </w:rPr>
+          <w:t>7</w:t>
+        </w:r>
+      </w:fldSimple>
+      <w:r>
+        <w:t>. Diseño de script de migración para la base de datos</w:t>
+      </w:r>
+    </w:p>
+    <w:p>
+      <w:pPr>
+        <w:keepNext/>
+        <w:jc w:val="center"/>
+      </w:pPr>
+      <w:r>
+        <w:rPr>
+          <w:noProof/>
+          <w:sz w:val="22"/>
+          <w:szCs w:val="22"/>
+          <w:lang w:eastAsia="es-EC"/>
+        </w:rPr>
+        <w:drawing>
+          <wp:inline distT="0" distB="0" distL="0" distR="0" wp14:anchorId="3584DC38" wp14:editId="0778B2F3">
+            <wp:extent cx="5307330" cy="2775569"/>
+            <wp:effectExtent l="0" t="0" r="0" b="0"/>
+            <wp:docPr id="1462855317" name="Imagen 1"/>
+            <wp:cNvGraphicFramePr>
+              <a:graphicFrameLocks xmlns:a="http://schemas.openxmlformats.org/drawingml/2006/main" noChangeAspect="1"/>
+            </wp:cNvGraphicFramePr>
+            <a:graphic xmlns:a="http://schemas.openxmlformats.org/drawingml/2006/main">
+              <a:graphicData uri="http://schemas.openxmlformats.org/drawingml/2006/picture">
+                <pic:pic xmlns:pic="http://schemas.openxmlformats.org/drawingml/2006/picture">
+                  <pic:nvPicPr>
+                    <pic:cNvPr id="1462855317" name=""/>
+                    <pic:cNvPicPr/>
+                  </pic:nvPicPr>
+                  <pic:blipFill>
+                    <a:blip r:embed="rId17"/>
+                    <a:stretch>
+                      <a:fillRect/>
+                    </a:stretch>
+                  </pic:blipFill>
+                  <pic:spPr>
+                    <a:xfrm>
+                      <a:off x="0" y="0"/>
+                      <a:ext cx="5310786" cy="2777376"/>
+                    </a:xfrm>
+                    <a:prstGeom prst="rect">
+                      <a:avLst/>
+                    </a:prstGeom>
+                  </pic:spPr>
+                </pic:pic>
+              </a:graphicData>
+            </a:graphic>
+          </wp:inline>
+        </w:drawing>
+      </w:r>
+    </w:p>
+    <w:p>
+      <w:pPr>
+        <w:pStyle w:val="Descripcin"/>
+        <w:jc w:val="center"/>
+        <w:rPr>
+          <w:lang w:val="es-EC" w:eastAsia="es-EC"/>
+        </w:rPr>
+      </w:pPr>
+      <w:r>
+        <w:t xml:space="preserve">Ilustración </w:t>
+      </w:r>
+      <w:fldSimple w:instr=" SEQ Ilustración \* ARABIC ">
+        <w:r>
+          <w:rPr>
+            <w:noProof/>
+          </w:rPr>
+          <w:t>8</w:t>
+        </w:r>
+      </w:fldSimple>
+      <w:r>
+        <w:t>. Migración aplicada correctamente en base de datos</w:t>
+      </w:r>
+    </w:p>
+    <w:p>
+      <w:pPr>
+        <w:pStyle w:val="NormalWeb"/>
+      </w:pPr>
+      <w:r>
+        <w:rPr>
+          <w:b/>
+          <w:bCs/>
+        </w:rPr>
+        <w:t>Gestión de Pipeline de Ventas:</w:t>
+      </w:r>
+      <w:r>
+        <w:t xml:space="preserve"> Se implementó una interfaz Kanban interactiva empleando librerías de drag-and-drop. Se programó el flujo de negocio que automatiza la conversión de un Lead (prospecto) hacia un Cliente formal, desencadenando la creación de pedidos (Orders) que interactúan dinámicamente con las condiciones comerciales del cliente (límites de crédito y descuentos).</w:t>
+      </w:r>
+    </w:p>
+    <w:p>
+      <w:pPr>
+        <w:pStyle w:val="NormalWeb"/>
+        <w:keepNext/>
+        <w:jc w:val="center"/>
+      </w:pPr>
+      <w:r>
+        <w:rPr>
+          <w:noProof/>
+          <w:sz w:val="22"/>
+          <w:szCs w:val="22"/>
+        </w:rPr>
+        <w:lastRenderedPageBreak/>
+        <w:drawing>
+          <wp:inline distT="0" distB="0" distL="0" distR="0" wp14:anchorId="60C8F1E3" wp14:editId="17F46ED4">
+            <wp:extent cx="5612130" cy="2776855"/>
+            <wp:effectExtent l="0" t="0" r="7620" b="4445"/>
+            <wp:docPr id="2030656848" name="Imagen 1"/>
+            <wp:cNvGraphicFramePr>
+              <a:graphicFrameLocks xmlns:a="http://schemas.openxmlformats.org/drawingml/2006/main" noChangeAspect="1"/>
+            </wp:cNvGraphicFramePr>
+            <a:graphic xmlns:a="http://schemas.openxmlformats.org/drawingml/2006/main">
+              <a:graphicData uri="http://schemas.openxmlformats.org/drawingml/2006/picture">
+                <pic:pic xmlns:pic="http://schemas.openxmlformats.org/drawingml/2006/picture">
+                  <pic:nvPicPr>
+                    <pic:cNvPr id="2030656848" name=""/>
+                    <pic:cNvPicPr/>
+                  </pic:nvPicPr>
+                  <pic:blipFill>
+                    <a:blip r:embed="rId18"/>
+                    <a:stretch>
+                      <a:fillRect/>
+                    </a:stretch>
+                  </pic:blipFill>
+                  <pic:spPr>
+                    <a:xfrm>
+                      <a:off x="0" y="0"/>
+                      <a:ext cx="5612130" cy="2776855"/>
+                    </a:xfrm>
+                    <a:prstGeom prst="rect">
+                      <a:avLst/>
+                    </a:prstGeom>
+                  </pic:spPr>
+                </pic:pic>
+              </a:graphicData>
+            </a:graphic>
+          </wp:inline>
+        </w:drawing>
+      </w:r>
+    </w:p>
+    <w:p>
+      <w:pPr>
+        <w:pStyle w:val="Descripcin"/>
+        <w:jc w:val="center"/>
+      </w:pPr>
+      <w:r>
+        <w:t xml:space="preserve">Ilustración </w:t>
+      </w:r>
+      <w:fldSimple w:instr=" SEQ Ilustración \* ARABIC ">
+        <w:r>
+          <w:rPr>
+            <w:noProof/>
+          </w:rPr>
+          <w:t>9</w:t>
+        </w:r>
+      </w:fldSimple>
+      <w:r>
+        <w:t>. Interfaz Kanban interactiva</w:t>
+      </w:r>
+    </w:p>
+    <w:p>
+      <w:pPr>
+        <w:keepNext/>
+        <w:jc w:val="center"/>
+      </w:pPr>
+      <w:r>
+        <w:rPr>
+          <w:noProof/>
+          <w:sz w:val="22"/>
+          <w:szCs w:val="22"/>
+          <w:lang w:eastAsia="es-EC"/>
+        </w:rPr>
+        <w:drawing>
+          <wp:inline distT="0" distB="0" distL="0" distR="0" wp14:anchorId="286A7C7C" wp14:editId="183670D9">
+            <wp:extent cx="5612130" cy="2767965"/>
+            <wp:effectExtent l="0" t="0" r="7620" b="0"/>
+            <wp:docPr id="467568091" name="Imagen 1"/>
+            <wp:cNvGraphicFramePr>
+              <a:graphicFrameLocks xmlns:a="http://schemas.openxmlformats.org/drawingml/2006/main" noChangeAspect="1"/>
+            </wp:cNvGraphicFramePr>
+            <a:graphic xmlns:a="http://schemas.openxmlformats.org/drawingml/2006/main">
+              <a:graphicData uri="http://schemas.openxmlformats.org/drawingml/2006/picture">
+                <pic:pic xmlns:pic="http://schemas.openxmlformats.org/drawingml/2006/picture">
+                  <pic:nvPicPr>
+                    <pic:cNvPr id="467568091" name=""/>
+                    <pic:cNvPicPr/>
+                  </pic:nvPicPr>
+                  <pic:blipFill>
+                    <a:blip r:embed="rId19"/>
+                    <a:stretch>
+                      <a:fillRect/>
+                    </a:stretch>
+                  </pic:blipFill>
+                  <pic:spPr>
+                    <a:xfrm>
+                      <a:off x="0" y="0"/>
+                      <a:ext cx="5612130" cy="2767965"/>
+                    </a:xfrm>
+                    <a:prstGeom prst="rect">
+                      <a:avLst/>
+                    </a:prstGeom>
+                  </pic:spPr>
+                </pic:pic>
+              </a:graphicData>
+            </a:graphic>
+          </wp:inline>
+        </w:drawing>
+      </w:r>
+    </w:p>
+    <w:p>
+      <w:pPr>
+        <w:pStyle w:val="Descripcin"/>
+        <w:jc w:val="center"/>
+      </w:pPr>
+      <w:r>
+        <w:t xml:space="preserve">Ilustración </w:t>
+      </w:r>
+      <w:fldSimple w:instr=" SEQ Ilustración \* ARABIC ">
+        <w:r>
+          <w:rPr>
+            <w:noProof/>
+          </w:rPr>
+          <w:t>10</w:t>
+        </w:r>
+      </w:fldSimple>
+      <w:r>
+        <w:t>. Formulario de creación de nuevo lead</w:t>
+      </w:r>
+    </w:p>
+    <w:p>
+      <w:pPr>
+        <w:keepNext/>
+        <w:jc w:val="center"/>
+      </w:pPr>
+      <w:r>
+        <w:rPr>
+          <w:b/>
+          <w:bCs/>
+          <w:noProof/>
+          <w:sz w:val="22"/>
+          <w:szCs w:val="22"/>
+          <w:lang w:eastAsia="es-EC"/>
+        </w:rPr>
+        <w:lastRenderedPageBreak/>
+        <w:drawing>
+          <wp:inline distT="0" distB="0" distL="0" distR="0" wp14:anchorId="3655A128" wp14:editId="0E1443FE">
+            <wp:extent cx="5612130" cy="2778125"/>
+            <wp:effectExtent l="0" t="0" r="7620" b="3175"/>
+            <wp:docPr id="1372669957" name="Imagen 1"/>
+            <wp:cNvGraphicFramePr>
+              <a:graphicFrameLocks xmlns:a="http://schemas.openxmlformats.org/drawingml/2006/main" noChangeAspect="1"/>
+            </wp:cNvGraphicFramePr>
+            <a:graphic xmlns:a="http://schemas.openxmlformats.org/drawingml/2006/main">
+              <a:graphicData uri="http://schemas.openxmlformats.org/drawingml/2006/picture">
+                <pic:pic xmlns:pic="http://schemas.openxmlformats.org/drawingml/2006/picture">
+                  <pic:nvPicPr>
+                    <pic:cNvPr id="1372669957" name=""/>
+                    <pic:cNvPicPr/>
+                  </pic:nvPicPr>
+                  <pic:blipFill>
+                    <a:blip r:embed="rId20"/>
+                    <a:stretch>
+                      <a:fillRect/>
+                    </a:stretch>
+                  </pic:blipFill>
+                  <pic:spPr>
+                    <a:xfrm>
+                      <a:off x="0" y="0"/>
+                      <a:ext cx="5612130" cy="2778125"/>
+                    </a:xfrm>
+                    <a:prstGeom prst="rect">
+                      <a:avLst/>
+                    </a:prstGeom>
+                  </pic:spPr>
+                </pic:pic>
+              </a:graphicData>
+            </a:graphic>
+          </wp:inline>
+        </w:drawing>
+      </w:r>
+    </w:p>
+    <w:p>
+      <w:pPr>
+        <w:pStyle w:val="Descripcin"/>
+        <w:jc w:val="center"/>
+      </w:pPr>
+      <w:r>
+        <w:t xml:space="preserve">Ilustración </w:t>
+      </w:r>
+      <w:fldSimple w:instr=" SEQ Ilustración \* ARABIC ">
+        <w:r>
+          <w:rPr>
+            <w:noProof/>
+          </w:rPr>
+          <w:t>11</w:t>
+        </w:r>
+      </w:fldSimple>
+      <w:r>
+        <w:t>. Flujo de automatización de conversión a cliente</w:t>
+      </w:r>
+    </w:p>
+    <w:p>
+      <w:pPr>
+        <w:keepNext/>
+        <w:jc w:val="center"/>
+      </w:pPr>
+      <w:r>
+        <w:rPr>
+          <w:noProof/>
+          <w:sz w:val="22"/>
+          <w:szCs w:val="22"/>
+          <w:lang w:eastAsia="es-EC"/>
+        </w:rPr>
+        <w:drawing>
+          <wp:inline distT="0" distB="0" distL="0" distR="0" wp14:anchorId="0CE96F98" wp14:editId="726AD961">
+            <wp:extent cx="5612130" cy="2767965"/>
+            <wp:effectExtent l="0" t="0" r="7620" b="0"/>
+            <wp:docPr id="464486846" name="Imagen 1"/>
+            <wp:cNvGraphicFramePr>
+              <a:graphicFrameLocks xmlns:a="http://schemas.openxmlformats.org/drawingml/2006/main" noChangeAspect="1"/>
+            </wp:cNvGraphicFramePr>
+            <a:graphic xmlns:a="http://schemas.openxmlformats.org/drawingml/2006/main">
+              <a:graphicData uri="http://schemas.openxmlformats.org/drawingml/2006/picture">
+                <pic:pic xmlns:pic="http://schemas.openxmlformats.org/drawingml/2006/picture">
+                  <pic:nvPicPr>
+                    <pic:cNvPr id="464486846" name=""/>
+                    <pic:cNvPicPr/>
+                  </pic:nvPicPr>
+                  <pic:blipFill>
+                    <a:blip r:embed="rId21"/>
+                    <a:stretch>
+                      <a:fillRect/>
+                    </a:stretch>
+                  </pic:blipFill>
+                  <pic:spPr>
+                    <a:xfrm>
+                      <a:off x="0" y="0"/>
+                      <a:ext cx="5612130" cy="2767965"/>
+                    </a:xfrm>
+                    <a:prstGeom prst="rect">
+                      <a:avLst/>
+                    </a:prstGeom>
+                  </pic:spPr>
+                </pic:pic>
+              </a:graphicData>
+            </a:graphic>
+          </wp:inline>
+        </w:drawing>
+      </w:r>
+    </w:p>
+    <w:p>
+      <w:pPr>
+        <w:pStyle w:val="Descripcin"/>
+        <w:jc w:val="center"/>
+      </w:pPr>
+      <w:r>
+        <w:t xml:space="preserve">Ilustración </w:t>
+      </w:r>
+      <w:fldSimple w:instr=" SEQ Ilustración \* ARABIC ">
+        <w:r>
+          <w:rPr>
+            <w:noProof/>
+          </w:rPr>
+          <w:t>12</w:t>
+        </w:r>
+      </w:fldSimple>
+      <w:r>
+        <w:t>. Gestión de pedidos</w:t>
+      </w:r>
+    </w:p>
+    <w:p>
+      <w:pPr>
+        <w:pStyle w:val="NormalWeb"/>
+      </w:pPr>
+      <w:r>
+        <w:rPr>
+          <w:b/>
+          <w:bCs/>
+        </w:rPr>
+        <w:t>Conectores Omnicanales (Webhooks):</w:t>
+      </w:r>
+      <w:r>
+        <w:t xml:space="preserve"> Se diseñó un enrutador unificado de Webhooks para la ingesta de datos en tiempo real. Se integraron conectores seguros (verificados mediante firmas HMAC-SHA256) para las APIs de Meta (Messenger e Instagram, incluyendo disparadores de comentario-a-mensaje directo) y la API de TikTok Lead Generation Ads.</w:t>
+      </w:r>
+    </w:p>
+    <w:p>
+      <w:pPr>
+        <w:pStyle w:val="NormalWeb"/>
+      </w:pPr>
+    </w:p>
+    <w:p>
+      <w:pPr>
+        <w:pStyle w:val="NormalWeb"/>
+        <w:keepNext/>
+        <w:jc w:val="center"/>
+      </w:pPr>
+      <w:r>
+        <w:rPr>
+          <w:noProof/>
+          <w:sz w:val="22"/>
+          <w:szCs w:val="22"/>
+        </w:rPr>
+        <w:lastRenderedPageBreak/>
+        <w:drawing>
+          <wp:inline distT="0" distB="0" distL="0" distR="0" wp14:anchorId="7DAE977E" wp14:editId="21CB4212">
+            <wp:extent cx="4651283" cy="2286697"/>
+            <wp:effectExtent l="0" t="0" r="0" b="0"/>
+            <wp:docPr id="945137576" name="Imagen 1"/>
+            <wp:cNvGraphicFramePr>
+              <a:graphicFrameLocks xmlns:a="http://schemas.openxmlformats.org/drawingml/2006/main" noChangeAspect="1"/>
+            </wp:cNvGraphicFramePr>
+            <a:graphic xmlns:a="http://schemas.openxmlformats.org/drawingml/2006/main">
+              <a:graphicData uri="http://schemas.openxmlformats.org/drawingml/2006/picture">
+                <pic:pic xmlns:pic="http://schemas.openxmlformats.org/drawingml/2006/picture">
+                  <pic:nvPicPr>
+                    <pic:cNvPr id="945137576" name=""/>
+                    <pic:cNvPicPr/>
+                  </pic:nvPicPr>
+                  <pic:blipFill>
+                    <a:blip r:embed="rId22"/>
+                    <a:stretch>
+                      <a:fillRect/>
+                    </a:stretch>
+                  </pic:blipFill>
+                  <pic:spPr>
+                    <a:xfrm>
+                      <a:off x="0" y="0"/>
+                      <a:ext cx="4661429" cy="2291685"/>
+                    </a:xfrm>
+                    <a:prstGeom prst="rect">
+                      <a:avLst/>
+                    </a:prstGeom>
+                  </pic:spPr>
+                </pic:pic>
+              </a:graphicData>
+            </a:graphic>
+          </wp:inline>
+        </w:drawing>
+      </w:r>
+    </w:p>
+    <w:p>
+      <w:pPr>
+        <w:pStyle w:val="Descripcin"/>
+        <w:jc w:val="center"/>
+      </w:pPr>
+      <w:r>
+        <w:t xml:space="preserve">Ilustración </w:t>
+      </w:r>
+      <w:fldSimple w:instr=" SEQ Ilustración \* ARABIC ">
+        <w:r>
+          <w:rPr>
+            <w:noProof/>
+          </w:rPr>
+          <w:t>13</w:t>
+        </w:r>
+      </w:fldSimple>
+      <w:r>
+        <w:t>. Webhooks para configuración de canales</w:t>
+      </w:r>
+    </w:p>
+    <w:p>
+      <w:pPr>
+        <w:keepNext/>
+        <w:jc w:val="center"/>
+      </w:pPr>
+      <w:r>
+        <w:rPr>
+          <w:noProof/>
+          <w:sz w:val="22"/>
+          <w:szCs w:val="22"/>
+          <w:lang w:eastAsia="es-EC"/>
+        </w:rPr>
+        <w:drawing>
+          <wp:inline distT="0" distB="0" distL="0" distR="0" wp14:anchorId="18E0BDC0" wp14:editId="5B3D349D">
+            <wp:extent cx="5074128" cy="2507784"/>
+            <wp:effectExtent l="0" t="0" r="0" b="0"/>
+            <wp:docPr id="613492074" name="Imagen 1"/>
+            <wp:cNvGraphicFramePr>
+              <a:graphicFrameLocks xmlns:a="http://schemas.openxmlformats.org/drawingml/2006/main" noChangeAspect="1"/>
+            </wp:cNvGraphicFramePr>
+            <a:graphic xmlns:a="http://schemas.openxmlformats.org/drawingml/2006/main">
+              <a:graphicData uri="http://schemas.openxmlformats.org/drawingml/2006/picture">
+                <pic:pic xmlns:pic="http://schemas.openxmlformats.org/drawingml/2006/picture">
+                  <pic:nvPicPr>
+                    <pic:cNvPr id="613492074" name=""/>
+                    <pic:cNvPicPr/>
+                  </pic:nvPicPr>
+                  <pic:blipFill>
+                    <a:blip r:embed="rId23"/>
+                    <a:stretch>
+                      <a:fillRect/>
+                    </a:stretch>
+                  </pic:blipFill>
+                  <pic:spPr>
+                    <a:xfrm>
+                      <a:off x="0" y="0"/>
+                      <a:ext cx="5088745" cy="2515008"/>
+                    </a:xfrm>
+                    <a:prstGeom prst="rect">
+                      <a:avLst/>
+                    </a:prstGeom>
+                  </pic:spPr>
+                </pic:pic>
+              </a:graphicData>
+            </a:graphic>
+          </wp:inline>
+        </w:drawing>
+      </w:r>
+    </w:p>
+    <w:p>
+      <w:pPr>
+        <w:pStyle w:val="Descripcin"/>
+        <w:jc w:val="center"/>
+      </w:pPr>
+      <w:r>
+        <w:t xml:space="preserve">Ilustración </w:t>
+      </w:r>
+      <w:fldSimple w:instr=" SEQ Ilustración \* ARABIC ">
+        <w:r>
+          <w:rPr>
+            <w:noProof/>
+          </w:rPr>
+          <w:t>14</w:t>
+        </w:r>
+      </w:fldSimple>
+      <w:r>
+        <w:t>. Gestión de chats para todos los canales</w:t>
+      </w:r>
+    </w:p>
+    <w:p>
+      <w:pPr>
+        <w:pStyle w:val="NormalWeb"/>
+      </w:pPr>
+      <w:r>
+        <w:rPr>
+          <w:b/>
+          <w:bCs/>
+        </w:rPr>
+        <w:t>Email Marketing y Analítica:</w:t>
+      </w:r>
+      <w:r>
+        <w:t xml:space="preserve"> </w:t>
+      </w:r>
+      <w:r>
+        <w:t>Se estructuró un motor de envíos de correo transaccional y masivo consumiendo la API v3 de Brevo. Se implementó medi</w:t>
+      </w:r>
+      <w:r>
+        <w:t>ciones</w:t>
+      </w:r>
+      <w:r>
+        <w:t xml:space="preserve"> tasas de apertura y clics, consolidando toda esta información en un Dashboard analítico omnicanal (métricas de conversión, ingresos y rendimiento por canal de adquisición).</w:t>
+      </w:r>
+    </w:p>
+    <w:p>
+      <w:pPr>
+        <w:pStyle w:val="Textoindependiente"/>
+        <w:keepNext/>
+        <w:spacing w:line="360" w:lineRule="auto"/>
+        <w:jc w:val="center"/>
+      </w:pPr>
+      <w:r>
+        <w:rPr>
+          <w:rFonts w:ascii="Times New Roman" w:hAnsi="Times New Roman"/>
+          <w:noProof/>
+          <w:szCs w:val="22"/>
+          <w:lang w:eastAsia="es-EC"/>
+        </w:rPr>
+        <w:lastRenderedPageBreak/>
+        <w:drawing>
+          <wp:inline distT="0" distB="0" distL="0" distR="0" wp14:anchorId="526E265E" wp14:editId="66C2C88D">
+            <wp:extent cx="5184000" cy="2570297"/>
+            <wp:effectExtent l="0" t="0" r="0" b="1905"/>
+            <wp:docPr id="803799888" name="Imagen 1"/>
+            <wp:cNvGraphicFramePr>
+              <a:graphicFrameLocks xmlns:a="http://schemas.openxmlformats.org/drawingml/2006/main" noChangeAspect="1"/>
+            </wp:cNvGraphicFramePr>
+            <a:graphic xmlns:a="http://schemas.openxmlformats.org/drawingml/2006/main">
+              <a:graphicData uri="http://schemas.openxmlformats.org/drawingml/2006/picture">
+                <pic:pic xmlns:pic="http://schemas.openxmlformats.org/drawingml/2006/picture">
+                  <pic:nvPicPr>
+                    <pic:cNvPr id="803799888" name=""/>
+                    <pic:cNvPicPr/>
+                  </pic:nvPicPr>
+                  <pic:blipFill>
+                    <a:blip r:embed="rId24"/>
+                    <a:stretch>
+                      <a:fillRect/>
+                    </a:stretch>
+                  </pic:blipFill>
+                  <pic:spPr>
+                    <a:xfrm>
+                      <a:off x="0" y="0"/>
+                      <a:ext cx="5193673" cy="2575093"/>
+                    </a:xfrm>
+                    <a:prstGeom prst="rect">
+                      <a:avLst/>
+                    </a:prstGeom>
+                  </pic:spPr>
+                </pic:pic>
+              </a:graphicData>
+            </a:graphic>
+          </wp:inline>
+        </w:drawing>
+      </w:r>
+    </w:p>
+    <w:p>
+      <w:pPr>
+        <w:pStyle w:val="Descripcin"/>
+        <w:jc w:val="center"/>
+      </w:pPr>
+      <w:r>
+        <w:t xml:space="preserve">Ilustración </w:t>
+      </w:r>
+      <w:fldSimple w:instr=" SEQ Ilustración \* ARABIC ">
+        <w:r>
+          <w:rPr>
+            <w:noProof/>
+          </w:rPr>
+          <w:t>15</w:t>
+        </w:r>
+      </w:fldSimple>
+      <w:r>
+        <w:t>. Configuración de campañas para envío de correos</w:t>
+      </w:r>
+    </w:p>
+    <w:p>
+      <w:pPr>
+        <w:keepNext/>
+        <w:jc w:val="center"/>
+      </w:pPr>
+      <w:r>
+        <w:rPr>
+          <w:noProof/>
+          <w:sz w:val="22"/>
+          <w:szCs w:val="22"/>
+          <w:lang w:eastAsia="es-EC"/>
+        </w:rPr>
+        <w:drawing>
+          <wp:inline distT="0" distB="0" distL="0" distR="0" wp14:anchorId="3E064AE2" wp14:editId="2968FEC9">
+            <wp:extent cx="4852134" cy="2583084"/>
+            <wp:effectExtent l="0" t="0" r="0" b="0"/>
+            <wp:docPr id="276629014" name="Imagen 1"/>
+            <wp:cNvGraphicFramePr>
+              <a:graphicFrameLocks xmlns:a="http://schemas.openxmlformats.org/drawingml/2006/main" noChangeAspect="1"/>
+            </wp:cNvGraphicFramePr>
+            <a:graphic xmlns:a="http://schemas.openxmlformats.org/drawingml/2006/main">
+              <a:graphicData uri="http://schemas.openxmlformats.org/drawingml/2006/picture">
+                <pic:pic xmlns:pic="http://schemas.openxmlformats.org/drawingml/2006/picture">
+                  <pic:nvPicPr>
+                    <pic:cNvPr id="276629014" name=""/>
+                    <pic:cNvPicPr/>
+                  </pic:nvPicPr>
+                  <pic:blipFill>
+                    <a:blip r:embed="rId25"/>
+                    <a:stretch>
+                      <a:fillRect/>
+                    </a:stretch>
+                  </pic:blipFill>
+                  <pic:spPr>
+                    <a:xfrm>
+                      <a:off x="0" y="0"/>
+                      <a:ext cx="4876172" cy="2595881"/>
+                    </a:xfrm>
+                    <a:prstGeom prst="rect">
+                      <a:avLst/>
+                    </a:prstGeom>
+                  </pic:spPr>
+                </pic:pic>
+              </a:graphicData>
+            </a:graphic>
+          </wp:inline>
+        </w:drawing>
+      </w:r>
+    </w:p>
+    <w:p>
+      <w:pPr>
+        <w:pStyle w:val="Descripcin"/>
+        <w:jc w:val="center"/>
+      </w:pPr>
+      <w:r>
+        <w:t xml:space="preserve">Ilustración </w:t>
+      </w:r>
+      <w:r>
+        <w:fldChar w:fldCharType="begin"/>
+      </w:r>
+      <w:r>
+        <w:instrText xml:space="preserve"> SEQ Ilustración \* ARABIC </w:instrText>
+      </w:r>
+      <w:r>
+        <w:fldChar w:fldCharType="separate"/>
+      </w:r>
+      <w:r>
+        <w:rPr>
+          <w:noProof/>
+        </w:rPr>
+        <w:t>16</w:t>
+      </w:r>
+      <w:r>
+        <w:fldChar w:fldCharType="end"/>
+      </w:r>
+      <w:r>
+        <w:t>. Métricas de las campañas activas</w:t>
+      </w:r>
+    </w:p>
+    <w:p>
+      <w:pPr>
+        <w:keepNext/>
+        <w:jc w:val="center"/>
+      </w:pPr>
+      <w:r>
+        <w:rPr>
+          <w:noProof/>
+          <w:sz w:val="22"/>
+          <w:szCs w:val="22"/>
+          <w:lang w:eastAsia="es-EC"/>
+        </w:rPr>
+        <w:drawing>
+          <wp:inline distT="0" distB="0" distL="0" distR="0" wp14:anchorId="568DD7E0" wp14:editId="1A9F8F82">
+            <wp:extent cx="5099684" cy="2544648"/>
+            <wp:effectExtent l="0" t="0" r="6350" b="8255"/>
+            <wp:docPr id="2070083428" name="Imagen 1"/>
+            <wp:cNvGraphicFramePr>
+              <a:graphicFrameLocks xmlns:a="http://schemas.openxmlformats.org/drawingml/2006/main" noChangeAspect="1"/>
+            </wp:cNvGraphicFramePr>
+            <a:graphic xmlns:a="http://schemas.openxmlformats.org/drawingml/2006/main">
+              <a:graphicData uri="http://schemas.openxmlformats.org/drawingml/2006/picture">
+                <pic:pic xmlns:pic="http://schemas.openxmlformats.org/drawingml/2006/picture">
+                  <pic:nvPicPr>
+                    <pic:cNvPr id="2070083428" name=""/>
+                    <pic:cNvPicPr/>
+                  </pic:nvPicPr>
+                  <pic:blipFill>
+                    <a:blip r:embed="rId26"/>
+                    <a:stretch>
+                      <a:fillRect/>
+                    </a:stretch>
+                  </pic:blipFill>
+                  <pic:spPr>
+                    <a:xfrm>
+                      <a:off x="0" y="0"/>
+                      <a:ext cx="5141083" cy="2565305"/>
+                    </a:xfrm>
+                    <a:prstGeom prst="rect">
+                      <a:avLst/>
+                    </a:prstGeom>
+                  </pic:spPr>
+                </pic:pic>
+              </a:graphicData>
+            </a:graphic>
+          </wp:inline>
+        </w:drawing>
+      </w:r>
+    </w:p>
+    <w:p>
+      <w:pPr>
+        <w:pStyle w:val="Descripcin"/>
+        <w:jc w:val="center"/>
+      </w:pPr>
+      <w:r>
+        <w:t xml:space="preserve">Ilustración </w:t>
+      </w:r>
+      <w:fldSimple w:instr=" SEQ Ilustración \* ARABIC ">
+        <w:r>
+          <w:rPr>
+            <w:noProof/>
+          </w:rPr>
+          <w:t>17</w:t>
+        </w:r>
+      </w:fldSimple>
+      <w:r>
+        <w:t>. Dashboard con métricas de cada canal</w:t>
+      </w:r>
+    </w:p>
+    <w:p>
+      <w:pPr>
+        <w:rPr>
+          <w:lang w:val="es-EC"/>
+        </w:rPr>
+      </w:pPr>
+    </w:p>
+    <w:p>
+      <w:pPr>
+        <w:pStyle w:val="Textoindependiente"/>
+        <w:numPr>
+          <w:ilvl w:val="0"/>
+          <w:numId w:val="5"/>
+        </w:numPr>
+        <w:spacing w:line="360" w:lineRule="auto"/>
+        <w:rPr>
+          <w:rFonts w:ascii="Times New Roman" w:hAnsi="Times New Roman"/>
+          <w:b/>
+          <w:sz w:val="20"/>
+          <w:szCs w:val="20"/>
+        </w:rPr>
+      </w:pPr>
+      <w:r>
+        <w:rPr>
+          <w:rFonts w:ascii="Times New Roman" w:hAnsi="Times New Roman"/>
+          <w:b/>
+          <w:sz w:val="20"/>
+          <w:szCs w:val="20"/>
+        </w:rPr>
+        <w:t>CONCLUSIONES</w:t>
+      </w:r>
+    </w:p>
+    <w:p>
+      <w:pPr>
+        <w:pStyle w:val="NormalWeb"/>
+        <w:ind w:left="708"/>
+      </w:pPr>
+      <w:r>
+        <w:t>Se demostró la viabilidad y seguridad del patrón de arquitectura Multi-Tenant, logrando que un solo despliegue del sistema soporte a múltiples empresas clientes. Se garantizó el estricto aislamiento de datos mediante la inyección dinámica de cabeceras en el Frontend y el filtrado por inquilino en las consultas del Backend, cumpliendo con los más altos estándares de privacidad empresarial.</w:t>
+      </w:r>
+    </w:p>
+    <w:p>
+      <w:pPr>
+        <w:pStyle w:val="NormalWeb"/>
+        <w:ind w:left="708"/>
+      </w:pPr>
+      <w:r>
+        <w:t>La auditoría y posterior migración de la base de datos mediante herramientas ORM (Prisma/Drizzle) resolvió exitosamente la vulnerabilidad de duplicidad de registros en el CRM heredado. Al unificar los modelos de "Contactos" y "Leads" bajo un identificador omnicanal único, se garantizó el principio de integridad referencial y se estableció una fuente de verdad única (Single Source of Truth) para el ciclo de vida del cliente.</w:t>
+      </w:r>
+    </w:p>
+    <w:p>
+      <w:pPr>
+        <w:pStyle w:val="NormalWeb"/>
+        <w:ind w:left="708"/>
+      </w:pPr>
+      <w:r>
+        <w:t xml:space="preserve">Se cumplió </w:t>
+      </w:r>
+      <w:r>
+        <w:t>con el cronograma establecido</w:t>
+      </w:r>
+      <w:r>
+        <w:t xml:space="preserve"> de Prácticas Pre Profesionales, logrando diseñar</w:t>
+      </w:r>
+      <w:r>
+        <w:t xml:space="preserve"> y </w:t>
+      </w:r>
+      <w:r>
+        <w:t>refactorizar plataformas empresariales de alta complejidad (MesaPass y WhatsWay CRM). El trabajo ejecutado superó la fase de codificación básica, entregando a la organización ecosistemas de software funcionales que resuelven cuellos de botella reales en sus áreas de facturación, marketing y ventas.</w:t>
+      </w:r>
+    </w:p>
+    <w:p>
+      <w:pPr>
+        <w:pStyle w:val="NormalWeb"/>
+        <w:ind w:left="708"/>
+      </w:pPr>
+      <w:r>
+        <w:t>Las actividades realizadas permitieron comprender la importancia de aplicar buenas prácticas de desarrollo relacionadas con validación de datos, seguridad, estructuración de proyectos y pruebas funcionales para garantizar estabilidad y escalabilidad en aplicaciones orientadas a múltiples organizaciones. Además, el proceso de desarrollo y validación ayudó a fortalecer capacidades de análisis y resolución de problemas técnicos en escenarios reales de trabajo.</w:t>
+      </w:r>
+    </w:p>
+    <w:p>
+      <w:pPr>
+        <w:pStyle w:val="Textoindependiente"/>
+        <w:numPr>
+          <w:ilvl w:val="0"/>
+          <w:numId w:val="5"/>
+        </w:numPr>
+        <w:spacing w:line="360" w:lineRule="auto"/>
+        <w:rPr>
+          <w:rFonts w:ascii="Times New Roman" w:hAnsi="Times New Roman"/>
+          <w:b/>
+          <w:sz w:val="20"/>
+          <w:szCs w:val="20"/>
+        </w:rPr>
+      </w:pPr>
+      <w:r>
+        <w:rPr>
+          <w:rFonts w:ascii="Times New Roman" w:hAnsi="Times New Roman"/>
+          <w:b/>
+          <w:sz w:val="20"/>
+          <w:szCs w:val="20"/>
+        </w:rPr>
+        <w:t>RECOMENDACIONES</w:t>
+      </w:r>
+    </w:p>
+    <w:p>
+      <w:pPr>
+        <w:pStyle w:val="NormalWeb"/>
+        <w:ind w:left="708"/>
+      </w:pPr>
+      <w:r>
+        <w:t>Dada la volatilidad del tráfico proveniente de redes sociales (Instagram, TikTok, WhatsApp), se sugiere desacoplar el enrutador de Webhooks del núcleo monolítico del CRM, migrándolo hacia un entorno de funciones sin servidor (Serverless Functions) para garantizar alta di</w:t>
+      </w:r>
+      <w:r>
+        <w:t>s</w:t>
+      </w:r>
+      <w:r>
+        <w:t>ponibilidad ante picos de concurrencia.</w:t>
+      </w:r>
+    </w:p>
+    <w:p>
+      <w:pPr>
+        <w:pStyle w:val="NormalWeb"/>
+        <w:ind w:left="708"/>
+      </w:pPr>
+      <w:r>
+        <w:t>Se propone incorporar procesamiento de lenguaje natural (NLP) acoplado a la bandeja de entrada omnicanal. Esto permitiría precalificar a los Leads automáticamente antes de ingresarlos a las etapas iniciales del Kanban, reduciendo la carga operativa del equipo de ventas.</w:t>
+      </w:r>
+    </w:p>
+    <w:p>
+      <w:pPr>
+        <w:pStyle w:val="NormalWeb"/>
+        <w:ind w:left="708"/>
+      </w:pPr>
+      <w:r>
+        <w:t>Considerando que el sistema será utilizado por empleados desde sus dispositivos móviles para mostrar su código QR en los restaurantes, se sugiere adaptar el frontend construido (plantilla Vuexy) para que funcione como una PWA. Esto permitiría a los usuarios instalar la aplicación directamente en sus teléfonos sin necesidad de tiendas de aplicaciones, optimizando los tiempos de carga y permitiendo el acceso rápido al QR incluso con conexiones de internet inestables.</w:t>
+      </w:r>
+    </w:p>
+    <w:p>
+      <w:pPr>
+        <w:pStyle w:val="NormalWeb"/>
+        <w:ind w:left="708"/>
+      </w:pPr>
+      <w:r>
+        <w:rPr>
+          <w:lang w:val="es-ES"/>
+        </w:rPr>
+        <w:lastRenderedPageBreak/>
+        <w:t xml:space="preserve">Para optimizar la cadena de valor en las etapas de pruebas y despliegue, resulta imperativo establecer </w:t>
+      </w:r>
+      <w:r>
+        <w:rPr>
+          <w:i/>
+          <w:iCs/>
+          <w:lang w:val="es-ES"/>
+        </w:rPr>
+        <w:t>pipelines</w:t>
+      </w:r>
+      <w:r>
+        <w:rPr>
+          <w:lang w:val="es-ES"/>
+        </w:rPr>
+        <w:t xml:space="preserve"> de Integración y Despliegue Continuo utilizando contenedores Docker y orquestadores en la nube.</w:t>
+      </w:r>
+    </w:p>
+    <w:p>
+      <w:pPr>
+        <w:pStyle w:val="Textoindependiente"/>
+        <w:numPr>
+          <w:ilvl w:val="0"/>
+          <w:numId w:val="5"/>
+        </w:numPr>
+        <w:spacing w:line="360" w:lineRule="auto"/>
+        <w:rPr>
+          <w:rFonts w:ascii="Times New Roman" w:hAnsi="Times New Roman"/>
+          <w:b/>
+          <w:sz w:val="20"/>
+          <w:szCs w:val="20"/>
+        </w:rPr>
+      </w:pPr>
+      <w:r>
+        <w:rPr>
+          <w:rFonts w:ascii="Times New Roman" w:hAnsi="Times New Roman"/>
+          <w:b/>
+          <w:sz w:val="20"/>
+          <w:szCs w:val="20"/>
+        </w:rPr>
+        <w:t>ANEXOS</w:t>
+      </w:r>
+    </w:p>
+    <w:p>
+      <w:pPr>
+        <w:pStyle w:val="Textoindependiente"/>
+        <w:spacing w:line="360" w:lineRule="auto"/>
+        <w:ind w:left="720"/>
+        <w:rPr>
+          <w:rFonts w:ascii="Times New Roman" w:hAnsi="Times New Roman"/>
+          <w:sz w:val="20"/>
+          <w:szCs w:val="20"/>
+        </w:rPr>
+      </w:pPr>
+      <w:r>
+        <w:rPr>
+          <w:rFonts w:ascii="Times New Roman" w:hAnsi="Times New Roman"/>
+          <w:sz w:val="20"/>
+          <w:szCs w:val="20"/>
+        </w:rPr>
+        <w:t>Es un aspecto o</w:t>
+      </w:r>
+      <w:r>
+        <w:rPr>
+          <w:rFonts w:ascii="Times New Roman" w:hAnsi="Times New Roman"/>
+          <w:sz w:val="20"/>
+          <w:szCs w:val="20"/>
+        </w:rPr>
+        <w:t>pcional, es el material que contribuye aclarar o complementar la información presentada, debe llevar título y est</w:t>
+      </w:r>
+      <w:r>
+        <w:rPr>
+          <w:rFonts w:ascii="Times New Roman" w:hAnsi="Times New Roman"/>
+          <w:sz w:val="20"/>
+          <w:szCs w:val="20"/>
+        </w:rPr>
+        <w:t>ar referenciada en el contenido</w:t>
+      </w:r>
+      <w:r>
+        <w:rPr>
+          <w:rFonts w:ascii="Times New Roman" w:hAnsi="Times New Roman"/>
+          <w:sz w:val="20"/>
+          <w:szCs w:val="20"/>
+        </w:rPr>
+        <w:t>.</w:t>
+      </w:r>
+    </w:p>
+    <w:p>
+      <w:pPr>
+        <w:spacing w:line="360" w:lineRule="auto"/>
+        <w:jc w:val="both"/>
+        <w:rPr>
+          <w:sz w:val="20"/>
+          <w:szCs w:val="20"/>
+        </w:rPr>
       </w:pPr>
     </w:p>
     <w:p>
@@ -3904,19 +3373,187 @@
         <w:ind w:left="1068"/>
         <w:jc w:val="both"/>
         <w:rPr>
-          <w:i/>
-          <w:sz w:val="20"/>
-          <w:szCs w:val="20"/>
-        </w:rPr>
-      </w:pPr>
-      <w:r>
-        <w:rPr>
-          <w:i/>
-          <w:sz w:val="20"/>
-          <w:szCs w:val="20"/>
-        </w:rPr>
-        <w:t>Figura 1. Portada del CD con Informe de realización de las Prácticas pre Profesionales</w:t>
-      </w:r>
+          <w:sz w:val="20"/>
+          <w:szCs w:val="20"/>
+        </w:rPr>
+      </w:pPr>
+    </w:p>
+    <w:p>
+      <w:pPr>
+        <w:pStyle w:val="Prrafodelista"/>
+        <w:spacing w:line="360" w:lineRule="auto"/>
+        <w:ind w:left="1068"/>
+        <w:jc w:val="both"/>
+        <w:rPr>
+          <w:sz w:val="20"/>
+          <w:szCs w:val="20"/>
+        </w:rPr>
+      </w:pPr>
+    </w:p>
+    <w:p>
+      <w:pPr>
+        <w:pStyle w:val="Prrafodelista"/>
+        <w:spacing w:line="360" w:lineRule="auto"/>
+        <w:ind w:left="1068"/>
+        <w:jc w:val="both"/>
+        <w:rPr>
+          <w:sz w:val="20"/>
+          <w:szCs w:val="20"/>
+        </w:rPr>
+      </w:pPr>
+    </w:p>
+    <w:p>
+      <w:pPr>
+        <w:pStyle w:val="Prrafodelista"/>
+        <w:spacing w:line="360" w:lineRule="auto"/>
+        <w:ind w:left="1068"/>
+        <w:jc w:val="both"/>
+        <w:rPr>
+          <w:sz w:val="20"/>
+          <w:szCs w:val="20"/>
+        </w:rPr>
+      </w:pPr>
+    </w:p>
+    <w:p>
+      <w:pPr>
+        <w:pStyle w:val="Prrafodelista"/>
+        <w:spacing w:line="360" w:lineRule="auto"/>
+        <w:ind w:left="1068"/>
+        <w:jc w:val="both"/>
+        <w:rPr>
+          <w:sz w:val="20"/>
+          <w:szCs w:val="20"/>
+        </w:rPr>
+      </w:pPr>
+    </w:p>
+    <w:p>
+      <w:pPr>
+        <w:pStyle w:val="Prrafodelista"/>
+        <w:spacing w:line="360" w:lineRule="auto"/>
+        <w:ind w:left="1068"/>
+        <w:jc w:val="both"/>
+        <w:rPr>
+          <w:sz w:val="20"/>
+          <w:szCs w:val="20"/>
+        </w:rPr>
+      </w:pPr>
+    </w:p>
+    <w:p>
+      <w:pPr>
+        <w:pStyle w:val="Prrafodelista"/>
+        <w:spacing w:line="360" w:lineRule="auto"/>
+        <w:ind w:left="1068"/>
+        <w:jc w:val="both"/>
+        <w:rPr>
+          <w:sz w:val="20"/>
+          <w:szCs w:val="20"/>
+        </w:rPr>
+      </w:pPr>
+    </w:p>
+    <w:p>
+      <w:pPr>
+        <w:jc w:val="both"/>
+      </w:pPr>
+    </w:p>
+    <w:p>
+      <w:pPr>
+        <w:jc w:val="both"/>
+      </w:pPr>
+    </w:p>
+    <w:p>
+      <w:pPr>
+        <w:jc w:val="both"/>
+      </w:pPr>
+    </w:p>
+    <w:p>
+      <w:pPr>
+        <w:jc w:val="both"/>
+      </w:pPr>
+    </w:p>
+    <w:p>
+      <w:pPr>
+        <w:jc w:val="both"/>
+      </w:pPr>
+    </w:p>
+    <w:p>
+      <w:pPr>
+        <w:jc w:val="both"/>
+      </w:pPr>
+    </w:p>
+    <w:p>
+      <w:pPr>
+        <w:jc w:val="both"/>
+      </w:pPr>
+    </w:p>
+    <w:p>
+      <w:pPr>
+        <w:jc w:val="both"/>
+      </w:pPr>
+    </w:p>
+    <w:p>
+      <w:pPr>
+        <w:jc w:val="both"/>
+      </w:pPr>
+    </w:p>
+    <w:p>
+      <w:pPr>
+        <w:jc w:val="both"/>
+      </w:pPr>
+    </w:p>
+    <w:p>
+      <w:pPr>
+        <w:jc w:val="both"/>
+      </w:pPr>
+    </w:p>
+    <w:p>
+      <w:pPr>
+        <w:jc w:val="both"/>
+      </w:pPr>
+    </w:p>
+    <w:p>
+      <w:pPr>
+        <w:jc w:val="both"/>
+      </w:pPr>
+    </w:p>
+    <w:p>
+      <w:pPr>
+        <w:jc w:val="both"/>
+      </w:pPr>
+    </w:p>
+    <w:p>
+      <w:pPr>
+        <w:jc w:val="both"/>
+      </w:pPr>
+    </w:p>
+    <w:p>
+      <w:pPr>
+        <w:jc w:val="both"/>
+      </w:pPr>
+    </w:p>
+    <w:p>
+      <w:pPr>
+        <w:jc w:val="both"/>
+      </w:pPr>
+    </w:p>
+    <w:p>
+      <w:pPr>
+        <w:jc w:val="both"/>
+      </w:pPr>
+    </w:p>
+    <w:p>
+      <w:pPr>
+        <w:jc w:val="both"/>
+      </w:pPr>
+    </w:p>
+    <w:p>
+      <w:pPr>
+        <w:jc w:val="both"/>
+      </w:pPr>
+    </w:p>
+    <w:p>
+      <w:pPr>
+        <w:jc w:val="both"/>
+      </w:pPr>
     </w:p>
     <w:p>
       <w:pPr>
@@ -3927,8 +3564,8 @@
       </w:pPr>
     </w:p>
     <w:sectPr>
-      <w:headerReference w:type="default" r:id="rId11"/>
-      <w:footerReference w:type="default" r:id="rId12"/>
+      <w:headerReference w:type="default" r:id="rId27"/>
+      <w:footerReference w:type="default" r:id="rId28"/>
       <w:pgSz w:w="11906" w:h="16838"/>
       <w:pgMar w:top="1440" w:right="1418" w:bottom="1440" w:left="1418" w:header="709" w:footer="709" w:gutter="0"/>
       <w:cols w:space="708"/>
@@ -4004,27 +3641,7 @@
         <w:sz w:val="14"/>
         <w:szCs w:val="14"/>
       </w:rPr>
-      <w:t xml:space="preserve"> </w:t>
-    </w:r>
-    <w:proofErr w:type="spellStart"/>
-    <w:r>
-      <w:rPr>
-        <w:rFonts w:asciiTheme="majorHAnsi" w:hAnsiTheme="majorHAnsi" w:cs="Arial"/>
-        <w:b/>
-        <w:sz w:val="14"/>
-        <w:szCs w:val="14"/>
-      </w:rPr>
-      <w:t>N°</w:t>
-    </w:r>
-    <w:proofErr w:type="spellEnd"/>
-    <w:r>
-      <w:rPr>
-        <w:rFonts w:asciiTheme="majorHAnsi" w:hAnsiTheme="majorHAnsi" w:cs="Arial"/>
-        <w:b/>
-        <w:sz w:val="14"/>
-        <w:szCs w:val="14"/>
-      </w:rPr>
-      <w:t xml:space="preserve"> 04</w:t>
+      <w:t xml:space="preserve"> N° 04</w:t>
     </w:r>
   </w:p>
   <w:p>
@@ -4201,9 +3818,8 @@
           <w:szCs w:val="16"/>
           <w:lang w:val="es-ES_tradnl"/>
         </w:rPr>
-        <w:t xml:space="preserve">erá realizado y </w:t>
-      </w:r>
-      <w:proofErr w:type="gramStart"/>
+        <w:t>erá realizado y firmado  por el estudiante y</w:t>
+      </w:r>
       <w:r>
         <w:rPr>
           <w:rFonts w:ascii="Arial" w:hAnsi="Arial" w:cs="Arial"/>
@@ -4212,9 +3828,8 @@
           <w:szCs w:val="16"/>
           <w:lang w:val="es-ES_tradnl"/>
         </w:rPr>
-        <w:t>firmado  por</w:t>
-      </w:r>
-      <w:proofErr w:type="gramEnd"/>
+        <w:t xml:space="preserve"> presentado a</w:t>
+      </w:r>
       <w:r>
         <w:rPr>
           <w:rFonts w:ascii="Arial" w:hAnsi="Arial" w:cs="Arial"/>
@@ -4223,7 +3838,7 @@
           <w:szCs w:val="16"/>
           <w:lang w:val="es-ES_tradnl"/>
         </w:rPr>
-        <w:t xml:space="preserve"> el estudiante y</w:t>
+        <w:t xml:space="preserve"> los</w:t>
       </w:r>
       <w:r>
         <w:rPr>
@@ -4233,7 +3848,7 @@
           <w:szCs w:val="16"/>
           <w:lang w:val="es-ES_tradnl"/>
         </w:rPr>
-        <w:t xml:space="preserve"> presentado a</w:t>
+        <w:t xml:space="preserve"> tutor</w:t>
       </w:r>
       <w:r>
         <w:rPr>
@@ -4243,7 +3858,7 @@
           <w:szCs w:val="16"/>
           <w:lang w:val="es-ES_tradnl"/>
         </w:rPr>
-        <w:t xml:space="preserve"> los</w:t>
+        <w:t xml:space="preserve">es </w:t>
       </w:r>
       <w:r>
         <w:rPr>
@@ -4253,7 +3868,7 @@
           <w:szCs w:val="16"/>
           <w:lang w:val="es-ES_tradnl"/>
         </w:rPr>
-        <w:t xml:space="preserve"> tutor</w:t>
+        <w:t>académico</w:t>
       </w:r>
       <w:r>
         <w:rPr>
@@ -4263,7 +3878,7 @@
           <w:szCs w:val="16"/>
           <w:lang w:val="es-ES_tradnl"/>
         </w:rPr>
-        <w:t xml:space="preserve">es </w:t>
+        <w:t xml:space="preserve"> y</w:t>
       </w:r>
       <w:r>
         <w:rPr>
@@ -4273,7 +3888,7 @@
           <w:szCs w:val="16"/>
           <w:lang w:val="es-ES_tradnl"/>
         </w:rPr>
-        <w:t>académico</w:t>
+        <w:t xml:space="preserve"> empresarial, luego </w:t>
       </w:r>
       <w:r>
         <w:rPr>
@@ -4283,7 +3898,7 @@
           <w:szCs w:val="16"/>
           <w:lang w:val="es-ES_tradnl"/>
         </w:rPr>
-        <w:t xml:space="preserve"> y</w:t>
+        <w:t xml:space="preserve"> al coordinador de p</w:t>
       </w:r>
       <w:r>
         <w:rPr>
@@ -4293,144 +3908,7 @@
           <w:szCs w:val="16"/>
           <w:lang w:val="es-ES_tradnl"/>
         </w:rPr>
-        <w:t xml:space="preserve"> empresarial, </w:t>
-      </w:r>
-      <w:proofErr w:type="gramStart"/>
-      <w:r>
-        <w:rPr>
-          <w:rFonts w:ascii="Arial" w:hAnsi="Arial" w:cs="Arial"/>
-          <w:b/>
-          <w:sz w:val="16"/>
-          <w:szCs w:val="16"/>
-          <w:lang w:val="es-ES_tradnl"/>
-        </w:rPr>
-        <w:t xml:space="preserve">luego </w:t>
-      </w:r>
-      <w:r>
-        <w:rPr>
-          <w:rFonts w:ascii="Arial" w:hAnsi="Arial" w:cs="Arial"/>
-          <w:b/>
-          <w:sz w:val="16"/>
-          <w:szCs w:val="16"/>
-          <w:lang w:val="es-ES_tradnl"/>
-        </w:rPr>
-        <w:t xml:space="preserve"> al</w:t>
-      </w:r>
-      <w:proofErr w:type="gramEnd"/>
-      <w:r>
-        <w:rPr>
-          <w:rFonts w:ascii="Arial" w:hAnsi="Arial" w:cs="Arial"/>
-          <w:b/>
-          <w:sz w:val="16"/>
-          <w:szCs w:val="16"/>
-          <w:lang w:val="es-ES_tradnl"/>
-        </w:rPr>
-        <w:t xml:space="preserve"> coordinador de p</w:t>
-      </w:r>
-      <w:r>
-        <w:rPr>
-          <w:rFonts w:ascii="Arial" w:hAnsi="Arial" w:cs="Arial"/>
-          <w:b/>
-          <w:sz w:val="16"/>
-          <w:szCs w:val="16"/>
-          <w:lang w:val="es-ES_tradnl"/>
-        </w:rPr>
-        <w:t xml:space="preserve">rácticas </w:t>
-      </w:r>
-      <w:proofErr w:type="gramStart"/>
-      <w:r>
-        <w:rPr>
-          <w:rFonts w:ascii="Arial" w:hAnsi="Arial" w:cs="Arial"/>
-          <w:b/>
-          <w:sz w:val="16"/>
-          <w:szCs w:val="16"/>
-          <w:lang w:val="es-ES_tradnl"/>
-        </w:rPr>
-        <w:t>pre profesionales</w:t>
-      </w:r>
-      <w:proofErr w:type="gramEnd"/>
-      <w:r>
-        <w:rPr>
-          <w:rFonts w:ascii="Arial" w:hAnsi="Arial" w:cs="Arial"/>
-          <w:b/>
-          <w:sz w:val="16"/>
-          <w:szCs w:val="16"/>
-          <w:lang w:val="es-ES_tradnl"/>
-        </w:rPr>
-        <w:t xml:space="preserve"> de la carrera y/o departamento.</w:t>
-      </w:r>
-    </w:p>
-  </w:footnote>
-  <w:footnote w:id="2">
-    <w:p>
-      <w:pPr>
-        <w:pStyle w:val="Textonotapie"/>
-        <w:jc w:val="both"/>
-      </w:pPr>
-      <w:r>
-        <w:rPr>
-          <w:rStyle w:val="Refdenotaalpie"/>
-        </w:rPr>
-        <w:footnoteRef/>
-      </w:r>
-      <w:r>
-        <w:t xml:space="preserve"> </w:t>
-      </w:r>
-      <w:r>
-        <w:rPr>
-          <w:b/>
-        </w:rPr>
-        <w:t>En el caso de las ayudantías</w:t>
-      </w:r>
-      <w:r>
-        <w:rPr>
-          <w:b/>
-        </w:rPr>
-        <w:t xml:space="preserve"> de cátedra o de investigación</w:t>
-      </w:r>
-      <w:r>
-        <w:rPr>
-          <w:b/>
-        </w:rPr>
-        <w:t xml:space="preserve"> no existirá un tutor empresarial, por </w:t>
-      </w:r>
-      <w:proofErr w:type="gramStart"/>
-      <w:r>
-        <w:rPr>
-          <w:b/>
-        </w:rPr>
-        <w:t>tanto</w:t>
-      </w:r>
-      <w:proofErr w:type="gramEnd"/>
-      <w:r>
-        <w:rPr>
-          <w:b/>
-        </w:rPr>
-        <w:t xml:space="preserve"> el informe se entregará directamente </w:t>
-      </w:r>
-      <w:r>
-        <w:rPr>
-          <w:b/>
-        </w:rPr>
-        <w:t xml:space="preserve">al </w:t>
-      </w:r>
-      <w:r>
-        <w:rPr>
-          <w:b/>
-        </w:rPr>
-        <w:t>p</w:t>
-      </w:r>
-      <w:r>
-        <w:rPr>
-          <w:b/>
-        </w:rPr>
-        <w:t xml:space="preserve">rofesor o director </w:t>
-      </w:r>
-      <w:r>
-        <w:rPr>
-          <w:b/>
-        </w:rPr>
-        <w:t>del proyecto de investigación, respectivamente.</w:t>
+        <w:t>rácticas pre profesionales de la carrera y/o departamento.</w:t>
       </w:r>
     </w:p>
   </w:footnote>
@@ -4859,6 +4337,155 @@
     </w:lvl>
   </w:abstractNum>
   <w:abstractNum w:abstractNumId="3" w15:restartNumberingAfterBreak="0">
+    <w:nsid w:val="24CA176A"/>
+    <w:multiLevelType w:val="multilevel"/>
+    <w:tmpl w:val="EECA3966"/>
+    <w:lvl w:ilvl="0">
+      <w:start w:val="1"/>
+      <w:numFmt w:val="bullet"/>
+      <w:lvlText w:val=""/>
+      <w:lvlJc w:val="left"/>
+      <w:pPr>
+        <w:tabs>
+          <w:tab w:val="num" w:pos="720"/>
+        </w:tabs>
+        <w:ind w:left="720" w:hanging="360"/>
+      </w:pPr>
+      <w:rPr>
+        <w:rFonts w:ascii="Symbol" w:hAnsi="Symbol" w:hint="default"/>
+        <w:sz w:val="20"/>
+      </w:rPr>
+    </w:lvl>
+    <w:lvl w:ilvl="1" w:tentative="1">
+      <w:start w:val="1"/>
+      <w:numFmt w:val="bullet"/>
+      <w:lvlText w:val="o"/>
+      <w:lvlJc w:val="left"/>
+      <w:pPr>
+        <w:tabs>
+          <w:tab w:val="num" w:pos="1440"/>
+        </w:tabs>
+        <w:ind w:left="1440" w:hanging="360"/>
+      </w:pPr>
+      <w:rPr>
+        <w:rFonts w:ascii="Courier New" w:hAnsi="Courier New" w:hint="default"/>
+        <w:sz w:val="20"/>
+      </w:rPr>
+    </w:lvl>
+    <w:lvl w:ilvl="2" w:tentative="1">
+      <w:start w:val="1"/>
+      <w:numFmt w:val="bullet"/>
+      <w:lvlText w:val=""/>
+      <w:lvlJc w:val="left"/>
+      <w:pPr>
+        <w:tabs>
+          <w:tab w:val="num" w:pos="2160"/>
+        </w:tabs>
+        <w:ind w:left="2160" w:hanging="360"/>
+      </w:pPr>
+      <w:rPr>
+        <w:rFonts w:ascii="Wingdings" w:hAnsi="Wingdings" w:hint="default"/>
+        <w:sz w:val="20"/>
+      </w:rPr>
+    </w:lvl>
+    <w:lvl w:ilvl="3" w:tentative="1">
+      <w:start w:val="1"/>
+      <w:numFmt w:val="bullet"/>
+      <w:lvlText w:val=""/>
+      <w:lvlJc w:val="left"/>
+      <w:pPr>
+        <w:tabs>
+          <w:tab w:val="num" w:pos="2880"/>
+        </w:tabs>
+        <w:ind w:left="2880" w:hanging="360"/>
+      </w:pPr>
+      <w:rPr>
+        <w:rFonts w:ascii="Wingdings" w:hAnsi="Wingdings" w:hint="default"/>
+        <w:sz w:val="20"/>
+      </w:rPr>
+    </w:lvl>
+    <w:lvl w:ilvl="4" w:tentative="1">
+      <w:start w:val="1"/>
+      <w:numFmt w:val="bullet"/>
+      <w:lvlText w:val=""/>
+      <w:lvlJc w:val="left"/>
+      <w:pPr>
+        <w:tabs>
+          <w:tab w:val="num" w:pos="3600"/>
+        </w:tabs>
+        <w:ind w:left="3600" w:hanging="360"/>
+      </w:pPr>
+      <w:rPr>
+        <w:rFonts w:ascii="Wingdings" w:hAnsi="Wingdings" w:hint="default"/>
+        <w:sz w:val="20"/>
+      </w:rPr>
+    </w:lvl>
+    <w:lvl w:ilvl="5" w:tentative="1">
+      <w:start w:val="1"/>
+      <w:numFmt w:val="bullet"/>
+      <w:lvlText w:val=""/>
+      <w:lvlJc w:val="left"/>
+      <w:pPr>
+        <w:tabs>
+          <w:tab w:val="num" w:pos="4320"/>
+        </w:tabs>
+        <w:ind w:left="4320" w:hanging="360"/>
+      </w:pPr>
+      <w:rPr>
+        <w:rFonts w:ascii="Wingdings" w:hAnsi="Wingdings" w:hint="default"/>
+        <w:sz w:val="20"/>
+      </w:rPr>
+    </w:lvl>
+    <w:lvl w:ilvl="6" w:tentative="1">
+      <w:start w:val="1"/>
+      <w:numFmt w:val="bullet"/>
+      <w:lvlText w:val=""/>
+      <w:lvlJc w:val="left"/>
+      <w:pPr>
+        <w:tabs>
+          <w:tab w:val="num" w:pos="5040"/>
+        </w:tabs>
+        <w:ind w:left="5040" w:hanging="360"/>
+      </w:pPr>
+      <w:rPr>
+        <w:rFonts w:ascii="Wingdings" w:hAnsi="Wingdings" w:hint="default"/>
+        <w:sz w:val="20"/>
+      </w:rPr>
+    </w:lvl>
+    <w:lvl w:ilvl="7" w:tentative="1">
+      <w:start w:val="1"/>
+      <w:numFmt w:val="bullet"/>
+      <w:lvlText w:val=""/>
+      <w:lvlJc w:val="left"/>
+      <w:pPr>
+        <w:tabs>
+          <w:tab w:val="num" w:pos="5760"/>
+        </w:tabs>
+        <w:ind w:left="5760" w:hanging="360"/>
+      </w:pPr>
+      <w:rPr>
+        <w:rFonts w:ascii="Wingdings" w:hAnsi="Wingdings" w:hint="default"/>
+        <w:sz w:val="20"/>
+      </w:rPr>
+    </w:lvl>
+    <w:lvl w:ilvl="8" w:tentative="1">
+      <w:start w:val="1"/>
+      <w:numFmt w:val="bullet"/>
+      <w:lvlText w:val=""/>
+      <w:lvlJc w:val="left"/>
+      <w:pPr>
+        <w:tabs>
+          <w:tab w:val="num" w:pos="6480"/>
+        </w:tabs>
+        <w:ind w:left="6480" w:hanging="360"/>
+      </w:pPr>
+      <w:rPr>
+        <w:rFonts w:ascii="Wingdings" w:hAnsi="Wingdings" w:hint="default"/>
+        <w:sz w:val="20"/>
+      </w:rPr>
+    </w:lvl>
+  </w:abstractNum>
+  <w:abstractNum w:abstractNumId="4" w15:restartNumberingAfterBreak="0">
     <w:nsid w:val="31CF1172"/>
     <w:multiLevelType w:val="hybridMultilevel"/>
     <w:tmpl w:val="C2D4C918"/>
@@ -4971,7 +4598,156 @@
       </w:rPr>
     </w:lvl>
   </w:abstractNum>
-  <w:abstractNum w:abstractNumId="4" w15:restartNumberingAfterBreak="0">
+  <w:abstractNum w:abstractNumId="5" w15:restartNumberingAfterBreak="0">
+    <w:nsid w:val="36232101"/>
+    <w:multiLevelType w:val="multilevel"/>
+    <w:tmpl w:val="D12ABBB0"/>
+    <w:lvl w:ilvl="0">
+      <w:start w:val="1"/>
+      <w:numFmt w:val="bullet"/>
+      <w:lvlText w:val=""/>
+      <w:lvlJc w:val="left"/>
+      <w:pPr>
+        <w:tabs>
+          <w:tab w:val="num" w:pos="720"/>
+        </w:tabs>
+        <w:ind w:left="720" w:hanging="360"/>
+      </w:pPr>
+      <w:rPr>
+        <w:rFonts w:ascii="Symbol" w:hAnsi="Symbol" w:hint="default"/>
+        <w:sz w:val="20"/>
+      </w:rPr>
+    </w:lvl>
+    <w:lvl w:ilvl="1" w:tentative="1">
+      <w:start w:val="1"/>
+      <w:numFmt w:val="bullet"/>
+      <w:lvlText w:val="o"/>
+      <w:lvlJc w:val="left"/>
+      <w:pPr>
+        <w:tabs>
+          <w:tab w:val="num" w:pos="1440"/>
+        </w:tabs>
+        <w:ind w:left="1440" w:hanging="360"/>
+      </w:pPr>
+      <w:rPr>
+        <w:rFonts w:ascii="Courier New" w:hAnsi="Courier New" w:hint="default"/>
+        <w:sz w:val="20"/>
+      </w:rPr>
+    </w:lvl>
+    <w:lvl w:ilvl="2" w:tentative="1">
+      <w:start w:val="1"/>
+      <w:numFmt w:val="bullet"/>
+      <w:lvlText w:val=""/>
+      <w:lvlJc w:val="left"/>
+      <w:pPr>
+        <w:tabs>
+          <w:tab w:val="num" w:pos="2160"/>
+        </w:tabs>
+        <w:ind w:left="2160" w:hanging="360"/>
+      </w:pPr>
+      <w:rPr>
+        <w:rFonts w:ascii="Wingdings" w:hAnsi="Wingdings" w:hint="default"/>
+        <w:sz w:val="20"/>
+      </w:rPr>
+    </w:lvl>
+    <w:lvl w:ilvl="3" w:tentative="1">
+      <w:start w:val="1"/>
+      <w:numFmt w:val="bullet"/>
+      <w:lvlText w:val=""/>
+      <w:lvlJc w:val="left"/>
+      <w:pPr>
+        <w:tabs>
+          <w:tab w:val="num" w:pos="2880"/>
+        </w:tabs>
+        <w:ind w:left="2880" w:hanging="360"/>
+      </w:pPr>
+      <w:rPr>
+        <w:rFonts w:ascii="Wingdings" w:hAnsi="Wingdings" w:hint="default"/>
+        <w:sz w:val="20"/>
+      </w:rPr>
+    </w:lvl>
+    <w:lvl w:ilvl="4" w:tentative="1">
+      <w:start w:val="1"/>
+      <w:numFmt w:val="bullet"/>
+      <w:lvlText w:val=""/>
+      <w:lvlJc w:val="left"/>
+      <w:pPr>
+        <w:tabs>
+          <w:tab w:val="num" w:pos="3600"/>
+        </w:tabs>
+        <w:ind w:left="3600" w:hanging="360"/>
+      </w:pPr>
+      <w:rPr>
+        <w:rFonts w:ascii="Wingdings" w:hAnsi="Wingdings" w:hint="default"/>
+        <w:sz w:val="20"/>
+      </w:rPr>
+    </w:lvl>
+    <w:lvl w:ilvl="5" w:tentative="1">
+      <w:start w:val="1"/>
+      <w:numFmt w:val="bullet"/>
+      <w:lvlText w:val=""/>
+      <w:lvlJc w:val="left"/>
+      <w:pPr>
+        <w:tabs>
+          <w:tab w:val="num" w:pos="4320"/>
+        </w:tabs>
+        <w:ind w:left="4320" w:hanging="360"/>
+      </w:pPr>
+      <w:rPr>
+        <w:rFonts w:ascii="Wingdings" w:hAnsi="Wingdings" w:hint="default"/>
+        <w:sz w:val="20"/>
+      </w:rPr>
+    </w:lvl>
+    <w:lvl w:ilvl="6" w:tentative="1">
+      <w:start w:val="1"/>
+      <w:numFmt w:val="bullet"/>
+      <w:lvlText w:val=""/>
+      <w:lvlJc w:val="left"/>
+      <w:pPr>
+        <w:tabs>
+          <w:tab w:val="num" w:pos="5040"/>
+        </w:tabs>
+        <w:ind w:left="5040" w:hanging="360"/>
+      </w:pPr>
+      <w:rPr>
+        <w:rFonts w:ascii="Wingdings" w:hAnsi="Wingdings" w:hint="default"/>
+        <w:sz w:val="20"/>
+      </w:rPr>
+    </w:lvl>
+    <w:lvl w:ilvl="7" w:tentative="1">
+      <w:start w:val="1"/>
+      <w:numFmt w:val="bullet"/>
+      <w:lvlText w:val=""/>
+      <w:lvlJc w:val="left"/>
+      <w:pPr>
+        <w:tabs>
+          <w:tab w:val="num" w:pos="5760"/>
+        </w:tabs>
+        <w:ind w:left="5760" w:hanging="360"/>
+      </w:pPr>
+      <w:rPr>
+        <w:rFonts w:ascii="Wingdings" w:hAnsi="Wingdings" w:hint="default"/>
+        <w:sz w:val="20"/>
+      </w:rPr>
+    </w:lvl>
+    <w:lvl w:ilvl="8" w:tentative="1">
+      <w:start w:val="1"/>
+      <w:numFmt w:val="bullet"/>
+      <w:lvlText w:val=""/>
+      <w:lvlJc w:val="left"/>
+      <w:pPr>
+        <w:tabs>
+          <w:tab w:val="num" w:pos="6480"/>
+        </w:tabs>
+        <w:ind w:left="6480" w:hanging="360"/>
+      </w:pPr>
+      <w:rPr>
+        <w:rFonts w:ascii="Wingdings" w:hAnsi="Wingdings" w:hint="default"/>
+        <w:sz w:val="20"/>
+      </w:rPr>
+    </w:lvl>
+  </w:abstractNum>
+  <w:abstractNum w:abstractNumId="6" w15:restartNumberingAfterBreak="0">
     <w:nsid w:val="4728038D"/>
     <w:multiLevelType w:val="hybridMultilevel"/>
     <w:tmpl w:val="F3909C9A"/>
@@ -5112,7 +4888,7 @@
       </w:rPr>
     </w:lvl>
   </w:abstractNum>
-  <w:abstractNum w:abstractNumId="5" w15:restartNumberingAfterBreak="0">
+  <w:abstractNum w:abstractNumId="7" w15:restartNumberingAfterBreak="0">
     <w:nsid w:val="523B728F"/>
     <w:multiLevelType w:val="multilevel"/>
     <w:tmpl w:val="56C662FC"/>
@@ -5225,7 +5001,7 @@
       </w:rPr>
     </w:lvl>
   </w:abstractNum>
-  <w:abstractNum w:abstractNumId="6" w15:restartNumberingAfterBreak="0">
+  <w:abstractNum w:abstractNumId="8" w15:restartNumberingAfterBreak="0">
     <w:nsid w:val="54661433"/>
     <w:multiLevelType w:val="hybridMultilevel"/>
     <w:tmpl w:val="CDF85806"/>
@@ -5337,7 +5113,7 @@
       </w:rPr>
     </w:lvl>
   </w:abstractNum>
-  <w:abstractNum w:abstractNumId="7" w15:restartNumberingAfterBreak="0">
+  <w:abstractNum w:abstractNumId="9" w15:restartNumberingAfterBreak="0">
     <w:nsid w:val="6BF85245"/>
     <w:multiLevelType w:val="hybridMultilevel"/>
     <w:tmpl w:val="93B6352A"/>
@@ -5428,7 +5204,7 @@
       </w:pPr>
     </w:lvl>
   </w:abstractNum>
-  <w:abstractNum w:abstractNumId="8" w15:restartNumberingAfterBreak="0">
+  <w:abstractNum w:abstractNumId="10" w15:restartNumberingAfterBreak="0">
     <w:nsid w:val="6EBC6941"/>
     <w:multiLevelType w:val="hybridMultilevel"/>
     <w:tmpl w:val="0C24475C"/>
@@ -5518,16 +5294,16 @@
     </w:lvl>
   </w:abstractNum>
   <w:num w:numId="1" w16cid:durableId="556937815">
-    <w:abstractNumId w:val="7"/>
+    <w:abstractNumId w:val="9"/>
   </w:num>
   <w:num w:numId="2" w16cid:durableId="529995524">
     <w:abstractNumId w:val="0"/>
   </w:num>
   <w:num w:numId="3" w16cid:durableId="889926552">
-    <w:abstractNumId w:val="5"/>
+    <w:abstractNumId w:val="7"/>
   </w:num>
   <w:num w:numId="4" w16cid:durableId="608926790">
-    <w:abstractNumId w:val="4"/>
+    <w:abstractNumId w:val="6"/>
   </w:num>
   <w:num w:numId="5" w16cid:durableId="1890456486">
     <w:abstractNumId w:val="2"/>
@@ -5536,13 +5312,19 @@
     <w:abstractNumId w:val="1"/>
   </w:num>
   <w:num w:numId="7" w16cid:durableId="1125001031">
-    <w:abstractNumId w:val="6"/>
+    <w:abstractNumId w:val="8"/>
   </w:num>
   <w:num w:numId="8" w16cid:durableId="2142918774">
+    <w:abstractNumId w:val="4"/>
+  </w:num>
+  <w:num w:numId="9" w16cid:durableId="1370950951">
+    <w:abstractNumId w:val="10"/>
+  </w:num>
+  <w:num w:numId="10" w16cid:durableId="832062245">
     <w:abstractNumId w:val="3"/>
   </w:num>
-  <w:num w:numId="9" w16cid:durableId="1370950951">
-    <w:abstractNumId w:val="8"/>
+  <w:num w:numId="11" w16cid:durableId="2083718342">
+    <w:abstractNumId w:val="5"/>
   </w:num>
 </w:numbering>
 </file>
@@ -6237,6 +6019,25 @@
       <w:lang w:val="es-EC" w:eastAsia="es-EC"/>
     </w:rPr>
   </w:style>
+  <w:style w:type="paragraph" w:styleId="Descripcin">
+    <w:name w:val="caption"/>
+    <w:basedOn w:val="Normal"/>
+    <w:next w:val="Normal"/>
+    <w:uiPriority w:val="35"/>
+    <w:unhideWhenUsed/>
+    <w:qFormat/>
+    <w:rsid w:val="0081630B"/>
+    <w:pPr>
+      <w:spacing w:after="200"/>
+    </w:pPr>
+    <w:rPr>
+      <w:i/>
+      <w:iCs/>
+      <w:color w:val="1F497D" w:themeColor="text2"/>
+      <w:sz w:val="18"/>
+      <w:szCs w:val="18"/>
+    </w:rPr>
+  </w:style>
 </w:styles>
 </file>
 
